--- a/tracing sheet.docx
+++ b/tracing sheet.docx
@@ -4,7 +4,7 @@
   <w:body>
     <w:tbl>
       <w:tblPr>
-        <w:tblW w:w="12931" w:type="dxa"/>
+        <w:tblW w:w="11424" w:type="dxa"/>
         <w:jc w:val="center"/>
         <w:tblCellMar>
           <w:left w:w="10" w:type="dxa"/>
@@ -20,7 +20,6 @@
         <w:gridCol w:w="1686"/>
         <w:gridCol w:w="1413"/>
         <w:gridCol w:w="1507"/>
-        <w:gridCol w:w="1507"/>
       </w:tblGrid>
       <w:tr>
         <w:trPr>
@@ -72,7 +71,7 @@
             <w:pPr>
               <w:jc w:val="center"/>
               <w:rPr>
-                <w:rFonts w:ascii="Times New Roman" w:hAnsi="Times New Roman" w:cs="Times New Roman"/>
+                <w:rFonts w:ascii="Times New Roman" w:eastAsia="Trebuchet MS" w:hAnsi="Times New Roman" w:cs="Times New Roman"/>
               </w:rPr>
             </w:pPr>
             <w:r>
@@ -135,7 +134,7 @@
             <w:pPr>
               <w:jc w:val="center"/>
               <w:rPr>
-                <w:rFonts w:ascii="Times New Roman" w:hAnsi="Times New Roman" w:cs="Times New Roman"/>
+                <w:rFonts w:ascii="Times New Roman" w:eastAsia="Trebuchet MS" w:hAnsi="Times New Roman" w:cs="Times New Roman"/>
               </w:rPr>
             </w:pPr>
             <w:r>
@@ -212,7 +211,7 @@
             <w:pPr>
               <w:jc w:val="center"/>
               <w:rPr>
-                <w:rFonts w:ascii="Times New Roman" w:hAnsi="Times New Roman" w:cs="Times New Roman"/>
+                <w:rFonts w:ascii="Times New Roman" w:eastAsia="Trebuchet MS" w:hAnsi="Times New Roman" w:cs="Times New Roman"/>
               </w:rPr>
             </w:pPr>
             <w:r>
@@ -313,7 +312,7 @@
             <w:pPr>
               <w:jc w:val="center"/>
               <w:rPr>
-                <w:rFonts w:ascii="Times New Roman" w:hAnsi="Times New Roman" w:cs="Times New Roman"/>
+                <w:rFonts w:ascii="Times New Roman" w:eastAsia="Trebuchet MS" w:hAnsi="Times New Roman" w:cs="Times New Roman"/>
               </w:rPr>
             </w:pPr>
             <w:r>
@@ -462,7 +461,7 @@
             <w:pPr>
               <w:jc w:val="center"/>
               <w:rPr>
-                <w:rFonts w:ascii="Times New Roman" w:hAnsi="Times New Roman" w:cs="Times New Roman"/>
+                <w:rFonts w:ascii="Times New Roman" w:eastAsia="Trebuchet MS" w:hAnsi="Times New Roman" w:cs="Times New Roman"/>
               </w:rPr>
             </w:pPr>
             <w:r>
@@ -563,7 +562,7 @@
             <w:pPr>
               <w:jc w:val="center"/>
               <w:rPr>
-                <w:rFonts w:ascii="Times New Roman" w:hAnsi="Times New Roman" w:cs="Times New Roman"/>
+                <w:rFonts w:ascii="Times New Roman" w:eastAsia="Trebuchet MS" w:hAnsi="Times New Roman" w:cs="Times New Roman"/>
               </w:rPr>
             </w:pPr>
             <w:r>
@@ -699,95 +698,8 @@
             <w:pPr>
               <w:jc w:val="center"/>
               <w:rPr>
-                <w:rFonts w:ascii="Times New Roman" w:hAnsi="Times New Roman" w:cs="Times New Roman"/>
+                <w:rFonts w:ascii="Times New Roman" w:eastAsia="Trebuchet MS" w:hAnsi="Times New Roman" w:cs="Times New Roman"/>
                 <w:color w:val="000000"/>
-                <w:sz w:val="28"/>
-                <w:szCs w:val="28"/>
-              </w:rPr>
-            </w:pPr>
-          </w:p>
-        </w:tc>
-        <w:tc>
-          <w:tcPr>
-            <w:tcW w:w="1507" w:type="dxa"/>
-            <w:tcBorders>
-              <w:top w:val="single" w:sz="4" w:space="0" w:color="000000"/>
-              <w:left w:val="single" w:sz="4" w:space="0" w:color="000000"/>
-              <w:bottom w:val="single" w:sz="4" w:space="0" w:color="000000"/>
-              <w:right w:val="single" w:sz="4" w:space="0" w:color="000000"/>
-            </w:tcBorders>
-            <w:shd w:val="clear" w:color="auto" w:fill="F4B083" w:themeFill="accent2" w:themeFillTint="99"/>
-          </w:tcPr>
-          <w:p>
-            <w:pPr>
-              <w:jc w:val="center"/>
-              <w:rPr>
-                <w:rFonts w:ascii="Times New Roman" w:eastAsia="Times New Roman" w:hAnsi="Times New Roman" w:cs="Times New Roman"/>
-                <w:b/>
-                <w:bCs/>
-                <w:color w:val="000000"/>
-                <w:sz w:val="28"/>
-                <w:szCs w:val="28"/>
-              </w:rPr>
-            </w:pPr>
-          </w:p>
-          <w:p>
-            <w:pPr>
-              <w:rPr>
-                <w:rFonts w:ascii="Times New Roman" w:eastAsia="Times New Roman" w:hAnsi="Times New Roman" w:cs="Times New Roman"/>
-                <w:sz w:val="28"/>
-                <w:szCs w:val="28"/>
-              </w:rPr>
-            </w:pPr>
-          </w:p>
-          <w:p>
-            <w:pPr>
-              <w:rPr>
-                <w:rFonts w:ascii="Times New Roman" w:eastAsia="Times New Roman" w:hAnsi="Times New Roman" w:cs="Times New Roman"/>
-                <w:sz w:val="28"/>
-                <w:szCs w:val="28"/>
-              </w:rPr>
-            </w:pPr>
-          </w:p>
-          <w:p>
-            <w:pPr>
-              <w:rPr>
-                <w:rFonts w:ascii="Times New Roman" w:eastAsia="Times New Roman" w:hAnsi="Times New Roman" w:cs="Times New Roman"/>
-                <w:b/>
-                <w:bCs/>
-                <w:color w:val="000000"/>
-                <w:sz w:val="28"/>
-                <w:szCs w:val="28"/>
-              </w:rPr>
-            </w:pPr>
-          </w:p>
-          <w:p>
-            <w:pPr>
-              <w:jc w:val="center"/>
-              <w:rPr>
-                <w:rFonts w:ascii="Times New Roman" w:eastAsia="Times New Roman" w:hAnsi="Times New Roman" w:cs="Times New Roman"/>
-                <w:color w:val="000000" w:themeColor="text1"/>
-                <w:sz w:val="28"/>
-                <w:szCs w:val="28"/>
-              </w:rPr>
-            </w:pPr>
-            <w:r>
-              <w:rPr>
-                <w:rFonts w:ascii="Times New Roman" w:eastAsia="Times New Roman" w:hAnsi="Times New Roman" w:cs="Times New Roman"/>
-                <w:b/>
-                <w:bCs/>
-                <w:color w:val="000000" w:themeColor="text1"/>
-                <w:sz w:val="28"/>
-                <w:szCs w:val="28"/>
-              </w:rPr>
-              <w:t>Status</w:t>
-            </w:r>
-          </w:p>
-          <w:p>
-            <w:pPr>
-              <w:jc w:val="center"/>
-              <w:rPr>
-                <w:rFonts w:ascii="Times New Roman" w:eastAsia="Times New Roman" w:hAnsi="Times New Roman" w:cs="Times New Roman"/>
                 <w:sz w:val="28"/>
                 <w:szCs w:val="28"/>
               </w:rPr>
@@ -1009,28 +921,6 @@
             </w:pPr>
           </w:p>
         </w:tc>
-        <w:tc>
-          <w:tcPr>
-            <w:tcW w:w="1507" w:type="dxa"/>
-            <w:tcBorders>
-              <w:top w:val="single" w:sz="4" w:space="0" w:color="000000"/>
-              <w:left w:val="single" w:sz="4" w:space="0" w:color="000000"/>
-              <w:bottom w:val="single" w:sz="4" w:space="0" w:color="000000"/>
-              <w:right w:val="single" w:sz="4" w:space="0" w:color="000000"/>
-            </w:tcBorders>
-            <w:shd w:val="clear" w:color="auto" w:fill="F4B083" w:themeFill="accent2" w:themeFillTint="99"/>
-          </w:tcPr>
-          <w:p>
-            <w:pPr>
-              <w:jc w:val="center"/>
-              <w:rPr>
-                <w:rFonts w:ascii="Times New Roman" w:hAnsi="Times New Roman" w:cs="Times New Roman"/>
-                <w:sz w:val="28"/>
-                <w:szCs w:val="28"/>
-              </w:rPr>
-            </w:pPr>
-          </w:p>
-        </w:tc>
       </w:tr>
       <w:tr>
         <w:trPr>
@@ -1106,7 +996,7 @@
               </w:tabs>
               <w:jc w:val="center"/>
               <w:rPr>
-                <w:rFonts w:ascii="Times New Roman" w:hAnsi="Times New Roman" w:cs="Times New Roman"/>
+                <w:rFonts w:ascii="Times New Roman" w:eastAsia="Trebuchet MS" w:hAnsi="Times New Roman" w:cs="Times New Roman"/>
                 <w:sz w:val="28"/>
                 <w:szCs w:val="28"/>
               </w:rPr>
@@ -1291,55 +1181,6 @@
                 <w:szCs w:val="28"/>
               </w:rPr>
             </w:pPr>
-          </w:p>
-        </w:tc>
-        <w:tc>
-          <w:tcPr>
-            <w:tcW w:w="1507" w:type="dxa"/>
-            <w:tcBorders>
-              <w:top w:val="single" w:sz="4" w:space="0" w:color="000000"/>
-              <w:left w:val="single" w:sz="4" w:space="0" w:color="000000"/>
-              <w:bottom w:val="single" w:sz="4" w:space="0" w:color="000000"/>
-              <w:right w:val="single" w:sz="4" w:space="0" w:color="000000"/>
-            </w:tcBorders>
-            <w:shd w:val="clear" w:color="auto" w:fill="F4B083" w:themeFill="accent2" w:themeFillTint="99"/>
-            <w:hideMark/>
-          </w:tcPr>
-          <w:p>
-            <w:pPr>
-              <w:jc w:val="center"/>
-              <w:rPr>
-                <w:rFonts w:ascii="Times New Roman" w:hAnsi="Times New Roman" w:cs="Times New Roman"/>
-                <w:sz w:val="28"/>
-                <w:szCs w:val="28"/>
-              </w:rPr>
-            </w:pPr>
-            <w:r>
-              <w:rPr>
-                <w:rFonts w:ascii="Times New Roman" w:hAnsi="Times New Roman" w:cs="Times New Roman"/>
-                <w:sz w:val="28"/>
-                <w:szCs w:val="28"/>
-              </w:rPr>
-              <w:t xml:space="preserve">Completed in </w:t>
-            </w:r>
-            <w:proofErr w:type="spellStart"/>
-            <w:r>
-              <w:rPr>
-                <w:rFonts w:ascii="Times New Roman" w:hAnsi="Times New Roman" w:cs="Times New Roman"/>
-                <w:sz w:val="28"/>
-                <w:szCs w:val="28"/>
-              </w:rPr>
-              <w:t>sem</w:t>
-            </w:r>
-            <w:proofErr w:type="spellEnd"/>
-            <w:r>
-              <w:rPr>
-                <w:rFonts w:ascii="Times New Roman" w:hAnsi="Times New Roman" w:cs="Times New Roman"/>
-                <w:sz w:val="28"/>
-                <w:szCs w:val="28"/>
-              </w:rPr>
-              <w:t xml:space="preserve"> 1 25-26 and evaluated</w:t>
-            </w:r>
           </w:p>
         </w:tc>
       </w:tr>
@@ -1583,28 +1424,6 @@
             </w:pPr>
           </w:p>
         </w:tc>
-        <w:tc>
-          <w:tcPr>
-            <w:tcW w:w="1507" w:type="dxa"/>
-            <w:tcBorders>
-              <w:top w:val="single" w:sz="4" w:space="0" w:color="000000"/>
-              <w:left w:val="single" w:sz="4" w:space="0" w:color="000000"/>
-              <w:bottom w:val="single" w:sz="4" w:space="0" w:color="000000"/>
-              <w:right w:val="single" w:sz="4" w:space="0" w:color="000000"/>
-            </w:tcBorders>
-            <w:shd w:val="clear" w:color="auto" w:fill="F4B083" w:themeFill="accent2" w:themeFillTint="99"/>
-          </w:tcPr>
-          <w:p>
-            <w:pPr>
-              <w:jc w:val="center"/>
-              <w:rPr>
-                <w:rFonts w:ascii="Times New Roman" w:hAnsi="Times New Roman" w:cs="Times New Roman"/>
-                <w:sz w:val="28"/>
-                <w:szCs w:val="28"/>
-              </w:rPr>
-            </w:pPr>
-          </w:p>
-        </w:tc>
       </w:tr>
       <w:tr>
         <w:trPr>
@@ -1846,28 +1665,6 @@
             </w:pPr>
           </w:p>
         </w:tc>
-        <w:tc>
-          <w:tcPr>
-            <w:tcW w:w="1507" w:type="dxa"/>
-            <w:tcBorders>
-              <w:top w:val="single" w:sz="4" w:space="0" w:color="000000"/>
-              <w:left w:val="single" w:sz="4" w:space="0" w:color="000000"/>
-              <w:bottom w:val="single" w:sz="4" w:space="0" w:color="000000"/>
-              <w:right w:val="single" w:sz="4" w:space="0" w:color="000000"/>
-            </w:tcBorders>
-            <w:shd w:val="clear" w:color="auto" w:fill="F4B083" w:themeFill="accent2" w:themeFillTint="99"/>
-          </w:tcPr>
-          <w:p>
-            <w:pPr>
-              <w:jc w:val="center"/>
-              <w:rPr>
-                <w:rFonts w:ascii="Times New Roman" w:hAnsi="Times New Roman" w:cs="Times New Roman"/>
-                <w:sz w:val="28"/>
-                <w:szCs w:val="28"/>
-              </w:rPr>
-            </w:pPr>
-          </w:p>
-        </w:tc>
       </w:tr>
       <w:tr>
         <w:trPr>
@@ -2091,28 +1888,6 @@
             </w:pPr>
           </w:p>
         </w:tc>
-        <w:tc>
-          <w:tcPr>
-            <w:tcW w:w="1507" w:type="dxa"/>
-            <w:tcBorders>
-              <w:top w:val="single" w:sz="4" w:space="0" w:color="000000"/>
-              <w:left w:val="single" w:sz="4" w:space="0" w:color="000000"/>
-              <w:bottom w:val="single" w:sz="4" w:space="0" w:color="000000"/>
-              <w:right w:val="single" w:sz="4" w:space="0" w:color="000000"/>
-            </w:tcBorders>
-            <w:shd w:val="clear" w:color="auto" w:fill="F4B083" w:themeFill="accent2" w:themeFillTint="99"/>
-          </w:tcPr>
-          <w:p>
-            <w:pPr>
-              <w:jc w:val="center"/>
-              <w:rPr>
-                <w:rFonts w:ascii="Times New Roman" w:hAnsi="Times New Roman" w:cs="Times New Roman"/>
-                <w:sz w:val="28"/>
-                <w:szCs w:val="28"/>
-              </w:rPr>
-            </w:pPr>
-          </w:p>
-        </w:tc>
       </w:tr>
       <w:tr>
         <w:trPr>
@@ -2336,28 +2111,6 @@
             </w:pPr>
           </w:p>
         </w:tc>
-        <w:tc>
-          <w:tcPr>
-            <w:tcW w:w="1507" w:type="dxa"/>
-            <w:tcBorders>
-              <w:top w:val="single" w:sz="4" w:space="0" w:color="000000"/>
-              <w:left w:val="single" w:sz="4" w:space="0" w:color="000000"/>
-              <w:bottom w:val="single" w:sz="4" w:space="0" w:color="000000"/>
-              <w:right w:val="single" w:sz="4" w:space="0" w:color="000000"/>
-            </w:tcBorders>
-            <w:shd w:val="clear" w:color="auto" w:fill="F4B083" w:themeFill="accent2" w:themeFillTint="99"/>
-          </w:tcPr>
-          <w:p>
-            <w:pPr>
-              <w:jc w:val="center"/>
-              <w:rPr>
-                <w:rFonts w:ascii="Times New Roman" w:hAnsi="Times New Roman" w:cs="Times New Roman"/>
-                <w:sz w:val="28"/>
-                <w:szCs w:val="28"/>
-              </w:rPr>
-            </w:pPr>
-          </w:p>
-        </w:tc>
       </w:tr>
       <w:tr>
         <w:trPr>
@@ -2551,16 +2304,25 @@
               <w:bottom w:w="0" w:type="dxa"/>
               <w:right w:w="108" w:type="dxa"/>
             </w:tcMar>
-          </w:tcPr>
-          <w:p>
-            <w:pPr>
-              <w:jc w:val="center"/>
-              <w:rPr>
-                <w:rFonts w:ascii="Times New Roman" w:hAnsi="Times New Roman" w:cs="Times New Roman"/>
-                <w:sz w:val="28"/>
-                <w:szCs w:val="28"/>
-              </w:rPr>
-            </w:pPr>
+            <w:hideMark/>
+          </w:tcPr>
+          <w:p>
+            <w:pPr>
+              <w:jc w:val="center"/>
+              <w:rPr>
+                <w:rFonts w:ascii="Times New Roman" w:hAnsi="Times New Roman" w:cs="Times New Roman"/>
+                <w:sz w:val="28"/>
+                <w:szCs w:val="28"/>
+              </w:rPr>
+            </w:pPr>
+            <w:r>
+              <w:rPr>
+                <w:rFonts w:ascii="Times New Roman" w:hAnsi="Times New Roman" w:cs="Times New Roman"/>
+                <w:sz w:val="28"/>
+                <w:szCs w:val="28"/>
+              </w:rPr>
+              <w:t>3</w:t>
+            </w:r>
           </w:p>
         </w:tc>
         <w:tc>
@@ -2579,28 +2341,6 @@
               <w:bottom w:w="0" w:type="dxa"/>
               <w:right w:w="108" w:type="dxa"/>
             </w:tcMar>
-          </w:tcPr>
-          <w:p>
-            <w:pPr>
-              <w:jc w:val="center"/>
-              <w:rPr>
-                <w:rFonts w:ascii="Times New Roman" w:hAnsi="Times New Roman" w:cs="Times New Roman"/>
-                <w:sz w:val="28"/>
-                <w:szCs w:val="28"/>
-              </w:rPr>
-            </w:pPr>
-          </w:p>
-        </w:tc>
-        <w:tc>
-          <w:tcPr>
-            <w:tcW w:w="1507" w:type="dxa"/>
-            <w:tcBorders>
-              <w:top w:val="single" w:sz="4" w:space="0" w:color="000000"/>
-              <w:left w:val="single" w:sz="4" w:space="0" w:color="000000"/>
-              <w:bottom w:val="single" w:sz="4" w:space="0" w:color="000000"/>
-              <w:right w:val="single" w:sz="4" w:space="0" w:color="000000"/>
-            </w:tcBorders>
-            <w:shd w:val="clear" w:color="auto" w:fill="F4B083" w:themeFill="accent2" w:themeFillTint="99"/>
           </w:tcPr>
           <w:p>
             <w:pPr>
@@ -2796,16 +2536,25 @@
               <w:bottom w:w="0" w:type="dxa"/>
               <w:right w:w="108" w:type="dxa"/>
             </w:tcMar>
-          </w:tcPr>
-          <w:p>
-            <w:pPr>
-              <w:jc w:val="center"/>
-              <w:rPr>
-                <w:rFonts w:ascii="Times New Roman" w:hAnsi="Times New Roman" w:cs="Times New Roman"/>
-                <w:sz w:val="28"/>
-                <w:szCs w:val="28"/>
-              </w:rPr>
-            </w:pPr>
+            <w:hideMark/>
+          </w:tcPr>
+          <w:p>
+            <w:pPr>
+              <w:jc w:val="center"/>
+              <w:rPr>
+                <w:rFonts w:ascii="Times New Roman" w:hAnsi="Times New Roman" w:cs="Times New Roman"/>
+                <w:sz w:val="28"/>
+                <w:szCs w:val="28"/>
+              </w:rPr>
+            </w:pPr>
+            <w:r>
+              <w:rPr>
+                <w:rFonts w:ascii="Times New Roman" w:hAnsi="Times New Roman" w:cs="Times New Roman"/>
+                <w:sz w:val="28"/>
+                <w:szCs w:val="28"/>
+              </w:rPr>
+              <w:t>4</w:t>
+            </w:r>
           </w:p>
         </w:tc>
         <w:tc>
@@ -2824,28 +2573,6 @@
               <w:bottom w:w="0" w:type="dxa"/>
               <w:right w:w="108" w:type="dxa"/>
             </w:tcMar>
-          </w:tcPr>
-          <w:p>
-            <w:pPr>
-              <w:jc w:val="center"/>
-              <w:rPr>
-                <w:rFonts w:ascii="Times New Roman" w:hAnsi="Times New Roman" w:cs="Times New Roman"/>
-                <w:sz w:val="28"/>
-                <w:szCs w:val="28"/>
-              </w:rPr>
-            </w:pPr>
-          </w:p>
-        </w:tc>
-        <w:tc>
-          <w:tcPr>
-            <w:tcW w:w="1507" w:type="dxa"/>
-            <w:tcBorders>
-              <w:top w:val="single" w:sz="4" w:space="0" w:color="000000"/>
-              <w:left w:val="single" w:sz="4" w:space="0" w:color="000000"/>
-              <w:bottom w:val="single" w:sz="4" w:space="0" w:color="000000"/>
-              <w:right w:val="single" w:sz="4" w:space="0" w:color="000000"/>
-            </w:tcBorders>
-            <w:shd w:val="clear" w:color="auto" w:fill="F4B083" w:themeFill="accent2" w:themeFillTint="99"/>
           </w:tcPr>
           <w:p>
             <w:pPr>
@@ -3078,28 +2805,6 @@
             </w:pPr>
           </w:p>
         </w:tc>
-        <w:tc>
-          <w:tcPr>
-            <w:tcW w:w="1507" w:type="dxa"/>
-            <w:tcBorders>
-              <w:top w:val="single" w:sz="4" w:space="0" w:color="000000"/>
-              <w:left w:val="single" w:sz="4" w:space="0" w:color="000000"/>
-              <w:bottom w:val="single" w:sz="4" w:space="0" w:color="000000"/>
-              <w:right w:val="single" w:sz="4" w:space="0" w:color="000000"/>
-            </w:tcBorders>
-            <w:shd w:val="clear" w:color="auto" w:fill="F4B083" w:themeFill="accent2" w:themeFillTint="99"/>
-          </w:tcPr>
-          <w:p>
-            <w:pPr>
-              <w:jc w:val="center"/>
-              <w:rPr>
-                <w:rFonts w:ascii="Times New Roman" w:hAnsi="Times New Roman" w:cs="Times New Roman"/>
-                <w:sz w:val="28"/>
-                <w:szCs w:val="28"/>
-              </w:rPr>
-            </w:pPr>
-          </w:p>
-        </w:tc>
       </w:tr>
       <w:tr>
         <w:trPr>
@@ -3335,55 +3040,6 @@
             </w:pPr>
           </w:p>
         </w:tc>
-        <w:tc>
-          <w:tcPr>
-            <w:tcW w:w="1507" w:type="dxa"/>
-            <w:tcBorders>
-              <w:top w:val="single" w:sz="4" w:space="0" w:color="000000"/>
-              <w:left w:val="single" w:sz="4" w:space="0" w:color="000000"/>
-              <w:bottom w:val="single" w:sz="4" w:space="0" w:color="000000"/>
-              <w:right w:val="single" w:sz="4" w:space="0" w:color="000000"/>
-            </w:tcBorders>
-            <w:shd w:val="clear" w:color="auto" w:fill="F4B083" w:themeFill="accent2" w:themeFillTint="99"/>
-            <w:hideMark/>
-          </w:tcPr>
-          <w:p>
-            <w:pPr>
-              <w:jc w:val="center"/>
-              <w:rPr>
-                <w:rFonts w:ascii="Times New Roman" w:hAnsi="Times New Roman" w:cs="Times New Roman"/>
-                <w:sz w:val="28"/>
-                <w:szCs w:val="28"/>
-              </w:rPr>
-            </w:pPr>
-            <w:r>
-              <w:rPr>
-                <w:rFonts w:ascii="Times New Roman" w:hAnsi="Times New Roman" w:cs="Times New Roman"/>
-                <w:sz w:val="28"/>
-                <w:szCs w:val="28"/>
-              </w:rPr>
-              <w:t xml:space="preserve">Completed in </w:t>
-            </w:r>
-            <w:proofErr w:type="spellStart"/>
-            <w:r>
-              <w:rPr>
-                <w:rFonts w:ascii="Times New Roman" w:hAnsi="Times New Roman" w:cs="Times New Roman"/>
-                <w:sz w:val="28"/>
-                <w:szCs w:val="28"/>
-              </w:rPr>
-              <w:t>sem</w:t>
-            </w:r>
-            <w:proofErr w:type="spellEnd"/>
-            <w:r>
-              <w:rPr>
-                <w:rFonts w:ascii="Times New Roman" w:hAnsi="Times New Roman" w:cs="Times New Roman"/>
-                <w:sz w:val="28"/>
-                <w:szCs w:val="28"/>
-              </w:rPr>
-              <w:t xml:space="preserve"> 1 25-26 and evaluated</w:t>
-            </w:r>
-          </w:p>
-        </w:tc>
       </w:tr>
       <w:tr>
         <w:trPr>
@@ -3610,28 +3266,6 @@
             </w:pPr>
           </w:p>
         </w:tc>
-        <w:tc>
-          <w:tcPr>
-            <w:tcW w:w="1507" w:type="dxa"/>
-            <w:tcBorders>
-              <w:top w:val="single" w:sz="4" w:space="0" w:color="000000"/>
-              <w:left w:val="single" w:sz="4" w:space="0" w:color="000000"/>
-              <w:bottom w:val="single" w:sz="4" w:space="0" w:color="000000"/>
-              <w:right w:val="single" w:sz="4" w:space="0" w:color="000000"/>
-            </w:tcBorders>
-            <w:shd w:val="clear" w:color="auto" w:fill="F4B083" w:themeFill="accent2" w:themeFillTint="99"/>
-          </w:tcPr>
-          <w:p>
-            <w:pPr>
-              <w:jc w:val="center"/>
-              <w:rPr>
-                <w:rFonts w:ascii="Times New Roman" w:hAnsi="Times New Roman" w:cs="Times New Roman"/>
-                <w:sz w:val="28"/>
-                <w:szCs w:val="28"/>
-              </w:rPr>
-            </w:pPr>
-          </w:p>
-        </w:tc>
       </w:tr>
       <w:tr>
         <w:trPr>
@@ -3867,28 +3501,6 @@
             </w:pPr>
           </w:p>
         </w:tc>
-        <w:tc>
-          <w:tcPr>
-            <w:tcW w:w="1507" w:type="dxa"/>
-            <w:tcBorders>
-              <w:top w:val="single" w:sz="4" w:space="0" w:color="000000"/>
-              <w:left w:val="single" w:sz="4" w:space="0" w:color="000000"/>
-              <w:bottom w:val="single" w:sz="4" w:space="0" w:color="000000"/>
-              <w:right w:val="single" w:sz="4" w:space="0" w:color="000000"/>
-            </w:tcBorders>
-            <w:shd w:val="clear" w:color="auto" w:fill="F4B083" w:themeFill="accent2" w:themeFillTint="99"/>
-          </w:tcPr>
-          <w:p>
-            <w:pPr>
-              <w:jc w:val="center"/>
-              <w:rPr>
-                <w:rFonts w:ascii="Times New Roman" w:hAnsi="Times New Roman" w:cs="Times New Roman"/>
-                <w:sz w:val="28"/>
-                <w:szCs w:val="28"/>
-              </w:rPr>
-            </w:pPr>
-          </w:p>
-        </w:tc>
       </w:tr>
       <w:tr>
         <w:trPr>
@@ -4115,28 +3727,6 @@
             </w:pPr>
           </w:p>
         </w:tc>
-        <w:tc>
-          <w:tcPr>
-            <w:tcW w:w="1507" w:type="dxa"/>
-            <w:tcBorders>
-              <w:top w:val="single" w:sz="4" w:space="0" w:color="000000"/>
-              <w:left w:val="single" w:sz="4" w:space="0" w:color="000000"/>
-              <w:bottom w:val="single" w:sz="4" w:space="0" w:color="000000"/>
-              <w:right w:val="single" w:sz="4" w:space="0" w:color="000000"/>
-            </w:tcBorders>
-            <w:shd w:val="clear" w:color="auto" w:fill="F4B083" w:themeFill="accent2" w:themeFillTint="99"/>
-          </w:tcPr>
-          <w:p>
-            <w:pPr>
-              <w:jc w:val="center"/>
-              <w:rPr>
-                <w:rFonts w:ascii="Times New Roman" w:hAnsi="Times New Roman" w:cs="Times New Roman"/>
-                <w:sz w:val="28"/>
-                <w:szCs w:val="28"/>
-              </w:rPr>
-            </w:pPr>
-          </w:p>
-        </w:tc>
       </w:tr>
       <w:tr>
         <w:trPr>
@@ -4364,55 +3954,6 @@
             </w:pPr>
           </w:p>
         </w:tc>
-        <w:tc>
-          <w:tcPr>
-            <w:tcW w:w="1507" w:type="dxa"/>
-            <w:tcBorders>
-              <w:top w:val="single" w:sz="4" w:space="0" w:color="000000"/>
-              <w:left w:val="single" w:sz="4" w:space="0" w:color="000000"/>
-              <w:bottom w:val="single" w:sz="4" w:space="0" w:color="000000"/>
-              <w:right w:val="single" w:sz="4" w:space="0" w:color="000000"/>
-            </w:tcBorders>
-            <w:shd w:val="clear" w:color="auto" w:fill="F4B083" w:themeFill="accent2" w:themeFillTint="99"/>
-            <w:hideMark/>
-          </w:tcPr>
-          <w:p>
-            <w:pPr>
-              <w:jc w:val="center"/>
-              <w:rPr>
-                <w:rFonts w:ascii="Times New Roman" w:hAnsi="Times New Roman" w:cs="Times New Roman"/>
-                <w:sz w:val="28"/>
-                <w:szCs w:val="28"/>
-              </w:rPr>
-            </w:pPr>
-            <w:r>
-              <w:rPr>
-                <w:rFonts w:ascii="Times New Roman" w:hAnsi="Times New Roman" w:cs="Times New Roman"/>
-                <w:sz w:val="28"/>
-                <w:szCs w:val="28"/>
-              </w:rPr>
-              <w:t xml:space="preserve">Completed in </w:t>
-            </w:r>
-            <w:proofErr w:type="spellStart"/>
-            <w:r>
-              <w:rPr>
-                <w:rFonts w:ascii="Times New Roman" w:hAnsi="Times New Roman" w:cs="Times New Roman"/>
-                <w:sz w:val="28"/>
-                <w:szCs w:val="28"/>
-              </w:rPr>
-              <w:t>sem</w:t>
-            </w:r>
-            <w:proofErr w:type="spellEnd"/>
-            <w:r>
-              <w:rPr>
-                <w:rFonts w:ascii="Times New Roman" w:hAnsi="Times New Roman" w:cs="Times New Roman"/>
-                <w:sz w:val="28"/>
-                <w:szCs w:val="28"/>
-              </w:rPr>
-              <w:t xml:space="preserve"> 1 25-26 and evaluated</w:t>
-            </w:r>
-          </w:p>
-        </w:tc>
       </w:tr>
       <w:tr>
         <w:trPr>
@@ -4477,7 +4018,7 @@
             <w:pPr>
               <w:jc w:val="center"/>
               <w:rPr>
-                <w:rFonts w:ascii="Times New Roman" w:hAnsi="Times New Roman" w:cs="Times New Roman"/>
+                <w:rFonts w:ascii="Times New Roman" w:eastAsia="Trebuchet MS" w:hAnsi="Times New Roman" w:cs="Times New Roman"/>
               </w:rPr>
             </w:pPr>
             <w:r>
@@ -4621,28 +4162,6 @@
               <w:bottom w:w="0" w:type="dxa"/>
               <w:right w:w="108" w:type="dxa"/>
             </w:tcMar>
-          </w:tcPr>
-          <w:p>
-            <w:pPr>
-              <w:jc w:val="center"/>
-              <w:rPr>
-                <w:rFonts w:ascii="Times New Roman" w:hAnsi="Times New Roman" w:cs="Times New Roman"/>
-                <w:sz w:val="28"/>
-                <w:szCs w:val="28"/>
-              </w:rPr>
-            </w:pPr>
-          </w:p>
-        </w:tc>
-        <w:tc>
-          <w:tcPr>
-            <w:tcW w:w="1507" w:type="dxa"/>
-            <w:tcBorders>
-              <w:top w:val="single" w:sz="4" w:space="0" w:color="000000"/>
-              <w:left w:val="single" w:sz="4" w:space="0" w:color="000000"/>
-              <w:bottom w:val="single" w:sz="4" w:space="0" w:color="000000"/>
-              <w:right w:val="single" w:sz="4" w:space="0" w:color="000000"/>
-            </w:tcBorders>
-            <w:shd w:val="clear" w:color="auto" w:fill="F4B083" w:themeFill="accent2" w:themeFillTint="99"/>
           </w:tcPr>
           <w:p>
             <w:pPr>
@@ -4719,7 +4238,7 @@
             <w:pPr>
               <w:jc w:val="center"/>
               <w:rPr>
-                <w:rFonts w:ascii="Times New Roman" w:hAnsi="Times New Roman" w:cs="Times New Roman"/>
+                <w:rFonts w:ascii="Times New Roman" w:eastAsia="Trebuchet MS" w:hAnsi="Times New Roman" w:cs="Times New Roman"/>
               </w:rPr>
             </w:pPr>
             <w:r>
@@ -4863,28 +4382,6 @@
               <w:bottom w:w="0" w:type="dxa"/>
               <w:right w:w="108" w:type="dxa"/>
             </w:tcMar>
-          </w:tcPr>
-          <w:p>
-            <w:pPr>
-              <w:jc w:val="center"/>
-              <w:rPr>
-                <w:rFonts w:ascii="Times New Roman" w:hAnsi="Times New Roman" w:cs="Times New Roman"/>
-                <w:sz w:val="28"/>
-                <w:szCs w:val="28"/>
-              </w:rPr>
-            </w:pPr>
-          </w:p>
-        </w:tc>
-        <w:tc>
-          <w:tcPr>
-            <w:tcW w:w="1507" w:type="dxa"/>
-            <w:tcBorders>
-              <w:top w:val="single" w:sz="4" w:space="0" w:color="000000"/>
-              <w:left w:val="single" w:sz="4" w:space="0" w:color="000000"/>
-              <w:bottom w:val="single" w:sz="4" w:space="0" w:color="000000"/>
-              <w:right w:val="single" w:sz="4" w:space="0" w:color="000000"/>
-            </w:tcBorders>
-            <w:shd w:val="clear" w:color="auto" w:fill="F4B083" w:themeFill="accent2" w:themeFillTint="99"/>
           </w:tcPr>
           <w:p>
             <w:pPr>
@@ -5063,7 +4560,6 @@
                 <w:sz w:val="28"/>
                 <w:szCs w:val="28"/>
               </w:rPr>
-              <w:lastRenderedPageBreak/>
               <w:t>Search &amp; Filter Services</w:t>
             </w:r>
           </w:p>
@@ -5101,7 +4597,6 @@
                 <w:sz w:val="28"/>
                 <w:szCs w:val="28"/>
               </w:rPr>
-              <w:lastRenderedPageBreak/>
               <w:t>Figure 24</w:t>
             </w:r>
           </w:p>
@@ -5150,28 +4645,6 @@
               <w:bottom w:w="0" w:type="dxa"/>
               <w:right w:w="108" w:type="dxa"/>
             </w:tcMar>
-          </w:tcPr>
-          <w:p>
-            <w:pPr>
-              <w:jc w:val="center"/>
-              <w:rPr>
-                <w:rFonts w:ascii="Times New Roman" w:hAnsi="Times New Roman" w:cs="Times New Roman"/>
-                <w:sz w:val="28"/>
-                <w:szCs w:val="28"/>
-              </w:rPr>
-            </w:pPr>
-          </w:p>
-        </w:tc>
-        <w:tc>
-          <w:tcPr>
-            <w:tcW w:w="1507" w:type="dxa"/>
-            <w:tcBorders>
-              <w:top w:val="single" w:sz="4" w:space="0" w:color="000000"/>
-              <w:left w:val="single" w:sz="4" w:space="0" w:color="000000"/>
-              <w:bottom w:val="single" w:sz="4" w:space="0" w:color="000000"/>
-              <w:right w:val="single" w:sz="4" w:space="0" w:color="000000"/>
-            </w:tcBorders>
-            <w:shd w:val="clear" w:color="auto" w:fill="F4B083" w:themeFill="accent2" w:themeFillTint="99"/>
           </w:tcPr>
           <w:p>
             <w:pPr>
@@ -5401,28 +4874,6 @@
             </w:pPr>
           </w:p>
         </w:tc>
-        <w:tc>
-          <w:tcPr>
-            <w:tcW w:w="1507" w:type="dxa"/>
-            <w:tcBorders>
-              <w:top w:val="single" w:sz="4" w:space="0" w:color="000000"/>
-              <w:left w:val="single" w:sz="4" w:space="0" w:color="000000"/>
-              <w:bottom w:val="single" w:sz="4" w:space="0" w:color="000000"/>
-              <w:right w:val="single" w:sz="4" w:space="0" w:color="000000"/>
-            </w:tcBorders>
-            <w:shd w:val="clear" w:color="auto" w:fill="F4B083" w:themeFill="accent2" w:themeFillTint="99"/>
-          </w:tcPr>
-          <w:p>
-            <w:pPr>
-              <w:jc w:val="center"/>
-              <w:rPr>
-                <w:rFonts w:ascii="Times New Roman" w:hAnsi="Times New Roman" w:cs="Times New Roman"/>
-                <w:sz w:val="28"/>
-                <w:szCs w:val="28"/>
-              </w:rPr>
-            </w:pPr>
-          </w:p>
-        </w:tc>
       </w:tr>
       <w:tr>
         <w:trPr>
@@ -5458,6 +4909,7 @@
               <w:rPr>
                 <w:rFonts w:ascii="Times New Roman" w:hAnsi="Times New Roman" w:cs="Times New Roman"/>
               </w:rPr>
+              <w:lastRenderedPageBreak/>
               <w:t>M4F2</w:t>
             </w:r>
           </w:p>
@@ -5637,28 +5089,6 @@
               <w:bottom w:w="0" w:type="dxa"/>
               <w:right w:w="108" w:type="dxa"/>
             </w:tcMar>
-          </w:tcPr>
-          <w:p>
-            <w:pPr>
-              <w:jc w:val="center"/>
-              <w:rPr>
-                <w:rFonts w:ascii="Times New Roman" w:hAnsi="Times New Roman" w:cs="Times New Roman"/>
-                <w:sz w:val="28"/>
-                <w:szCs w:val="28"/>
-              </w:rPr>
-            </w:pPr>
-          </w:p>
-        </w:tc>
-        <w:tc>
-          <w:tcPr>
-            <w:tcW w:w="1507" w:type="dxa"/>
-            <w:tcBorders>
-              <w:top w:val="single" w:sz="4" w:space="0" w:color="000000"/>
-              <w:left w:val="single" w:sz="4" w:space="0" w:color="000000"/>
-              <w:bottom w:val="single" w:sz="4" w:space="0" w:color="000000"/>
-              <w:right w:val="single" w:sz="4" w:space="0" w:color="000000"/>
-            </w:tcBorders>
-            <w:shd w:val="clear" w:color="auto" w:fill="F4B083" w:themeFill="accent2" w:themeFillTint="99"/>
           </w:tcPr>
           <w:p>
             <w:pPr>
@@ -5888,28 +5318,6 @@
             </w:pPr>
           </w:p>
         </w:tc>
-        <w:tc>
-          <w:tcPr>
-            <w:tcW w:w="1507" w:type="dxa"/>
-            <w:tcBorders>
-              <w:top w:val="single" w:sz="4" w:space="0" w:color="000000"/>
-              <w:left w:val="single" w:sz="4" w:space="0" w:color="000000"/>
-              <w:bottom w:val="single" w:sz="4" w:space="0" w:color="000000"/>
-              <w:right w:val="single" w:sz="4" w:space="0" w:color="000000"/>
-            </w:tcBorders>
-            <w:shd w:val="clear" w:color="auto" w:fill="F4B083" w:themeFill="accent2" w:themeFillTint="99"/>
-          </w:tcPr>
-          <w:p>
-            <w:pPr>
-              <w:jc w:val="center"/>
-              <w:rPr>
-                <w:rFonts w:ascii="Times New Roman" w:hAnsi="Times New Roman" w:cs="Times New Roman"/>
-                <w:sz w:val="28"/>
-                <w:szCs w:val="28"/>
-              </w:rPr>
-            </w:pPr>
-          </w:p>
-        </w:tc>
       </w:tr>
       <w:tr>
         <w:trPr>
@@ -6127,28 +5535,6 @@
             </w:pPr>
           </w:p>
         </w:tc>
-        <w:tc>
-          <w:tcPr>
-            <w:tcW w:w="1507" w:type="dxa"/>
-            <w:tcBorders>
-              <w:top w:val="single" w:sz="4" w:space="0" w:color="000000"/>
-              <w:left w:val="single" w:sz="4" w:space="0" w:color="000000"/>
-              <w:bottom w:val="single" w:sz="4" w:space="0" w:color="000000"/>
-              <w:right w:val="single" w:sz="4" w:space="0" w:color="000000"/>
-            </w:tcBorders>
-            <w:shd w:val="clear" w:color="auto" w:fill="F4B083" w:themeFill="accent2" w:themeFillTint="99"/>
-          </w:tcPr>
-          <w:p>
-            <w:pPr>
-              <w:jc w:val="center"/>
-              <w:rPr>
-                <w:rFonts w:ascii="Times New Roman" w:hAnsi="Times New Roman" w:cs="Times New Roman"/>
-                <w:sz w:val="28"/>
-                <w:szCs w:val="28"/>
-              </w:rPr>
-            </w:pPr>
-          </w:p>
-        </w:tc>
       </w:tr>
       <w:tr>
         <w:trPr>
@@ -6366,28 +5752,6 @@
             </w:pPr>
           </w:p>
         </w:tc>
-        <w:tc>
-          <w:tcPr>
-            <w:tcW w:w="1507" w:type="dxa"/>
-            <w:tcBorders>
-              <w:top w:val="single" w:sz="4" w:space="0" w:color="000000"/>
-              <w:left w:val="single" w:sz="4" w:space="0" w:color="000000"/>
-              <w:bottom w:val="single" w:sz="4" w:space="0" w:color="000000"/>
-              <w:right w:val="single" w:sz="4" w:space="0" w:color="000000"/>
-            </w:tcBorders>
-            <w:shd w:val="clear" w:color="auto" w:fill="F4B083" w:themeFill="accent2" w:themeFillTint="99"/>
-          </w:tcPr>
-          <w:p>
-            <w:pPr>
-              <w:jc w:val="center"/>
-              <w:rPr>
-                <w:rFonts w:ascii="Times New Roman" w:hAnsi="Times New Roman" w:cs="Times New Roman"/>
-                <w:sz w:val="28"/>
-                <w:szCs w:val="28"/>
-              </w:rPr>
-            </w:pPr>
-          </w:p>
-        </w:tc>
       </w:tr>
       <w:tr>
         <w:trPr>
@@ -6624,28 +5988,6 @@
             </w:pPr>
           </w:p>
         </w:tc>
-        <w:tc>
-          <w:tcPr>
-            <w:tcW w:w="1507" w:type="dxa"/>
-            <w:tcBorders>
-              <w:top w:val="single" w:sz="4" w:space="0" w:color="000000"/>
-              <w:left w:val="single" w:sz="4" w:space="0" w:color="000000"/>
-              <w:bottom w:val="single" w:sz="4" w:space="0" w:color="000000"/>
-              <w:right w:val="single" w:sz="4" w:space="0" w:color="000000"/>
-            </w:tcBorders>
-            <w:shd w:val="clear" w:color="auto" w:fill="F4B083" w:themeFill="accent2" w:themeFillTint="99"/>
-          </w:tcPr>
-          <w:p>
-            <w:pPr>
-              <w:jc w:val="center"/>
-              <w:rPr>
-                <w:rFonts w:ascii="Times New Roman" w:hAnsi="Times New Roman" w:cs="Times New Roman"/>
-                <w:sz w:val="28"/>
-                <w:szCs w:val="28"/>
-              </w:rPr>
-            </w:pPr>
-          </w:p>
-        </w:tc>
       </w:tr>
       <w:tr>
         <w:trPr>
@@ -6887,28 +6229,6 @@
             </w:pPr>
           </w:p>
         </w:tc>
-        <w:tc>
-          <w:tcPr>
-            <w:tcW w:w="1507" w:type="dxa"/>
-            <w:tcBorders>
-              <w:top w:val="single" w:sz="4" w:space="0" w:color="000000"/>
-              <w:left w:val="single" w:sz="4" w:space="0" w:color="000000"/>
-              <w:bottom w:val="single" w:sz="4" w:space="0" w:color="000000"/>
-              <w:right w:val="single" w:sz="4" w:space="0" w:color="000000"/>
-            </w:tcBorders>
-            <w:shd w:val="clear" w:color="auto" w:fill="F4B083" w:themeFill="accent2" w:themeFillTint="99"/>
-          </w:tcPr>
-          <w:p>
-            <w:pPr>
-              <w:jc w:val="center"/>
-              <w:rPr>
-                <w:rFonts w:ascii="Times New Roman" w:hAnsi="Times New Roman" w:cs="Times New Roman"/>
-                <w:sz w:val="28"/>
-                <w:szCs w:val="28"/>
-              </w:rPr>
-            </w:pPr>
-          </w:p>
-        </w:tc>
       </w:tr>
       <w:tr>
         <w:trPr>
@@ -6979,7 +6299,7 @@
             <w:pPr>
               <w:jc w:val="center"/>
               <w:rPr>
-                <w:rFonts w:ascii="Times New Roman" w:hAnsi="Times New Roman" w:cs="Times New Roman"/>
+                <w:rFonts w:ascii="Times New Roman" w:eastAsia="Trebuchet MS" w:hAnsi="Times New Roman" w:cs="Times New Roman"/>
                 <w:sz w:val="28"/>
                 <w:szCs w:val="28"/>
               </w:rPr>
@@ -7155,55 +6475,6 @@
                 <w:szCs w:val="28"/>
               </w:rPr>
             </w:pPr>
-          </w:p>
-        </w:tc>
-        <w:tc>
-          <w:tcPr>
-            <w:tcW w:w="1507" w:type="dxa"/>
-            <w:tcBorders>
-              <w:top w:val="single" w:sz="4" w:space="0" w:color="000000"/>
-              <w:left w:val="single" w:sz="4" w:space="0" w:color="000000"/>
-              <w:bottom w:val="single" w:sz="4" w:space="0" w:color="000000"/>
-              <w:right w:val="single" w:sz="4" w:space="0" w:color="000000"/>
-            </w:tcBorders>
-            <w:shd w:val="clear" w:color="auto" w:fill="F4B083" w:themeFill="accent2" w:themeFillTint="99"/>
-            <w:hideMark/>
-          </w:tcPr>
-          <w:p>
-            <w:pPr>
-              <w:jc w:val="center"/>
-              <w:rPr>
-                <w:rFonts w:ascii="Times New Roman" w:hAnsi="Times New Roman" w:cs="Times New Roman"/>
-                <w:sz w:val="28"/>
-                <w:szCs w:val="28"/>
-              </w:rPr>
-            </w:pPr>
-            <w:r>
-              <w:rPr>
-                <w:rFonts w:ascii="Times New Roman" w:hAnsi="Times New Roman" w:cs="Times New Roman"/>
-                <w:sz w:val="28"/>
-                <w:szCs w:val="28"/>
-              </w:rPr>
-              <w:t xml:space="preserve">Completed in </w:t>
-            </w:r>
-            <w:proofErr w:type="spellStart"/>
-            <w:r>
-              <w:rPr>
-                <w:rFonts w:ascii="Times New Roman" w:hAnsi="Times New Roman" w:cs="Times New Roman"/>
-                <w:sz w:val="28"/>
-                <w:szCs w:val="28"/>
-              </w:rPr>
-              <w:t>sem</w:t>
-            </w:r>
-            <w:proofErr w:type="spellEnd"/>
-            <w:r>
-              <w:rPr>
-                <w:rFonts w:ascii="Times New Roman" w:hAnsi="Times New Roman" w:cs="Times New Roman"/>
-                <w:sz w:val="28"/>
-                <w:szCs w:val="28"/>
-              </w:rPr>
-              <w:t xml:space="preserve"> 1 25-26 and evaluated</w:t>
-            </w:r>
           </w:p>
         </w:tc>
       </w:tr>
@@ -7234,10 +6505,7 @@
             <w:pPr>
               <w:jc w:val="center"/>
               <w:rPr>
-                <w:rFonts w:ascii="Times New Roman" w:eastAsia="Times New Roman" w:hAnsi="Times New Roman" w:cs="Times New Roman"/>
-                <w:b/>
-                <w:bCs/>
-                <w:color w:val="000000"/>
+                <w:rFonts w:ascii="Times New Roman" w:hAnsi="Times New Roman" w:cs="Times New Roman"/>
               </w:rPr>
             </w:pPr>
             <w:r>
@@ -7277,7 +6545,7 @@
               <w:rPr>
                 <w:rFonts w:ascii="Times New Roman" w:hAnsi="Times New Roman" w:cs="Times New Roman"/>
               </w:rPr>
-              <w:t>Edit services</w:t>
+              <w:t>View report/feedback</w:t>
             </w:r>
           </w:p>
         </w:tc>
@@ -7375,7 +6643,7 @@
                 <w:sz w:val="28"/>
                 <w:szCs w:val="28"/>
               </w:rPr>
-              <w:t>Figure 35</w:t>
+              <w:t>Figure 38</w:t>
             </w:r>
           </w:p>
         </w:tc>
@@ -7423,28 +6691,6 @@
               <w:bottom w:w="0" w:type="dxa"/>
               <w:right w:w="108" w:type="dxa"/>
             </w:tcMar>
-          </w:tcPr>
-          <w:p>
-            <w:pPr>
-              <w:jc w:val="center"/>
-              <w:rPr>
-                <w:rFonts w:ascii="Times New Roman" w:hAnsi="Times New Roman" w:cs="Times New Roman"/>
-                <w:sz w:val="28"/>
-                <w:szCs w:val="28"/>
-              </w:rPr>
-            </w:pPr>
-          </w:p>
-        </w:tc>
-        <w:tc>
-          <w:tcPr>
-            <w:tcW w:w="1507" w:type="dxa"/>
-            <w:tcBorders>
-              <w:top w:val="single" w:sz="4" w:space="0" w:color="000000"/>
-              <w:left w:val="single" w:sz="4" w:space="0" w:color="000000"/>
-              <w:bottom w:val="single" w:sz="4" w:space="0" w:color="000000"/>
-              <w:right w:val="single" w:sz="4" w:space="0" w:color="000000"/>
-            </w:tcBorders>
-            <w:shd w:val="clear" w:color="auto" w:fill="F4B083" w:themeFill="accent2" w:themeFillTint="99"/>
           </w:tcPr>
           <w:p>
             <w:pPr>
@@ -7492,7 +6738,6 @@
               <w:rPr>
                 <w:rFonts w:ascii="Times New Roman" w:hAnsi="Times New Roman" w:cs="Times New Roman"/>
               </w:rPr>
-              <w:lastRenderedPageBreak/>
               <w:t>M6F2</w:t>
             </w:r>
           </w:p>
@@ -7526,7 +6771,7 @@
               <w:rPr>
                 <w:rFonts w:ascii="Times New Roman" w:hAnsi="Times New Roman" w:cs="Times New Roman"/>
               </w:rPr>
-              <w:t>View report/feedback</w:t>
+              <w:t>View customer/provider profile</w:t>
             </w:r>
           </w:p>
         </w:tc>
@@ -7624,7 +6869,7 @@
                 <w:sz w:val="28"/>
                 <w:szCs w:val="28"/>
               </w:rPr>
-              <w:t>Figure 38</w:t>
+              <w:t>Figure 36</w:t>
             </w:r>
           </w:p>
         </w:tc>
@@ -7672,28 +6917,6 @@
               <w:bottom w:w="0" w:type="dxa"/>
               <w:right w:w="108" w:type="dxa"/>
             </w:tcMar>
-          </w:tcPr>
-          <w:p>
-            <w:pPr>
-              <w:jc w:val="center"/>
-              <w:rPr>
-                <w:rFonts w:ascii="Times New Roman" w:hAnsi="Times New Roman" w:cs="Times New Roman"/>
-                <w:sz w:val="28"/>
-                <w:szCs w:val="28"/>
-              </w:rPr>
-            </w:pPr>
-          </w:p>
-        </w:tc>
-        <w:tc>
-          <w:tcPr>
-            <w:tcW w:w="1507" w:type="dxa"/>
-            <w:tcBorders>
-              <w:top w:val="single" w:sz="4" w:space="0" w:color="000000"/>
-              <w:left w:val="single" w:sz="4" w:space="0" w:color="000000"/>
-              <w:bottom w:val="single" w:sz="4" w:space="0" w:color="000000"/>
-              <w:right w:val="single" w:sz="4" w:space="0" w:color="000000"/>
-            </w:tcBorders>
-            <w:shd w:val="clear" w:color="auto" w:fill="F4B083" w:themeFill="accent2" w:themeFillTint="99"/>
           </w:tcPr>
           <w:p>
             <w:pPr>
@@ -7774,7 +6997,7 @@
               <w:rPr>
                 <w:rFonts w:ascii="Times New Roman" w:hAnsi="Times New Roman" w:cs="Times New Roman"/>
               </w:rPr>
-              <w:t>View customer/provider profile</w:t>
+              <w:t>Edit/Delete users</w:t>
             </w:r>
           </w:p>
         </w:tc>
@@ -7855,25 +7078,16 @@
               <w:bottom w:w="0" w:type="dxa"/>
               <w:right w:w="108" w:type="dxa"/>
             </w:tcMar>
-            <w:hideMark/>
-          </w:tcPr>
-          <w:p>
-            <w:pPr>
-              <w:jc w:val="center"/>
-              <w:rPr>
-                <w:rFonts w:ascii="Times New Roman" w:hAnsi="Times New Roman" w:cs="Times New Roman"/>
-                <w:sz w:val="28"/>
-                <w:szCs w:val="28"/>
-              </w:rPr>
-            </w:pPr>
-            <w:r>
-              <w:rPr>
-                <w:rFonts w:ascii="Times New Roman" w:hAnsi="Times New Roman" w:cs="Times New Roman"/>
-                <w:sz w:val="28"/>
-                <w:szCs w:val="28"/>
-              </w:rPr>
-              <w:t>Figure 36</w:t>
-            </w:r>
+          </w:tcPr>
+          <w:p>
+            <w:pPr>
+              <w:jc w:val="center"/>
+              <w:rPr>
+                <w:rFonts w:ascii="Times New Roman" w:hAnsi="Times New Roman" w:cs="Times New Roman"/>
+                <w:sz w:val="28"/>
+                <w:szCs w:val="28"/>
+              </w:rPr>
+            </w:pPr>
           </w:p>
         </w:tc>
         <w:tc>
@@ -7920,28 +7134,6 @@
               <w:bottom w:w="0" w:type="dxa"/>
               <w:right w:w="108" w:type="dxa"/>
             </w:tcMar>
-          </w:tcPr>
-          <w:p>
-            <w:pPr>
-              <w:jc w:val="center"/>
-              <w:rPr>
-                <w:rFonts w:ascii="Times New Roman" w:hAnsi="Times New Roman" w:cs="Times New Roman"/>
-                <w:sz w:val="28"/>
-                <w:szCs w:val="28"/>
-              </w:rPr>
-            </w:pPr>
-          </w:p>
-        </w:tc>
-        <w:tc>
-          <w:tcPr>
-            <w:tcW w:w="1507" w:type="dxa"/>
-            <w:tcBorders>
-              <w:top w:val="single" w:sz="4" w:space="0" w:color="000000"/>
-              <w:left w:val="single" w:sz="4" w:space="0" w:color="000000"/>
-              <w:bottom w:val="single" w:sz="4" w:space="0" w:color="000000"/>
-              <w:right w:val="single" w:sz="4" w:space="0" w:color="000000"/>
-            </w:tcBorders>
-            <w:shd w:val="clear" w:color="auto" w:fill="F4B083" w:themeFill="accent2" w:themeFillTint="99"/>
           </w:tcPr>
           <w:p>
             <w:pPr>
@@ -8022,7 +7214,7 @@
               <w:rPr>
                 <w:rFonts w:ascii="Times New Roman" w:hAnsi="Times New Roman" w:cs="Times New Roman"/>
               </w:rPr>
-              <w:t>Edit/Delete users</w:t>
+              <w:t>Approve/Disapprove service provider registration</w:t>
             </w:r>
           </w:p>
         </w:tc>
@@ -8103,16 +7295,25 @@
               <w:bottom w:w="0" w:type="dxa"/>
               <w:right w:w="108" w:type="dxa"/>
             </w:tcMar>
-          </w:tcPr>
-          <w:p>
-            <w:pPr>
-              <w:jc w:val="center"/>
-              <w:rPr>
-                <w:rFonts w:ascii="Times New Roman" w:hAnsi="Times New Roman" w:cs="Times New Roman"/>
-                <w:sz w:val="28"/>
-                <w:szCs w:val="28"/>
-              </w:rPr>
-            </w:pPr>
+            <w:hideMark/>
+          </w:tcPr>
+          <w:p>
+            <w:pPr>
+              <w:jc w:val="center"/>
+              <w:rPr>
+                <w:rFonts w:ascii="Times New Roman" w:hAnsi="Times New Roman" w:cs="Times New Roman"/>
+                <w:sz w:val="28"/>
+                <w:szCs w:val="28"/>
+              </w:rPr>
+            </w:pPr>
+            <w:r>
+              <w:rPr>
+                <w:rFonts w:ascii="Times New Roman" w:hAnsi="Times New Roman" w:cs="Times New Roman"/>
+                <w:sz w:val="28"/>
+                <w:szCs w:val="28"/>
+              </w:rPr>
+              <w:t>Figure 37</w:t>
+            </w:r>
           </w:p>
         </w:tc>
         <w:tc>
@@ -8159,28 +7360,6 @@
               <w:bottom w:w="0" w:type="dxa"/>
               <w:right w:w="108" w:type="dxa"/>
             </w:tcMar>
-          </w:tcPr>
-          <w:p>
-            <w:pPr>
-              <w:jc w:val="center"/>
-              <w:rPr>
-                <w:rFonts w:ascii="Times New Roman" w:hAnsi="Times New Roman" w:cs="Times New Roman"/>
-                <w:sz w:val="28"/>
-                <w:szCs w:val="28"/>
-              </w:rPr>
-            </w:pPr>
-          </w:p>
-        </w:tc>
-        <w:tc>
-          <w:tcPr>
-            <w:tcW w:w="1507" w:type="dxa"/>
-            <w:tcBorders>
-              <w:top w:val="single" w:sz="4" w:space="0" w:color="000000"/>
-              <w:left w:val="single" w:sz="4" w:space="0" w:color="000000"/>
-              <w:bottom w:val="single" w:sz="4" w:space="0" w:color="000000"/>
-              <w:right w:val="single" w:sz="4" w:space="0" w:color="000000"/>
-            </w:tcBorders>
-            <w:shd w:val="clear" w:color="auto" w:fill="F4B083" w:themeFill="accent2" w:themeFillTint="99"/>
           </w:tcPr>
           <w:p>
             <w:pPr>
@@ -8208,6 +7387,99 @@
               <w:bottom w:val="single" w:sz="4" w:space="0" w:color="000000"/>
               <w:right w:val="single" w:sz="4" w:space="0" w:color="000000"/>
             </w:tcBorders>
+            <w:tcMar>
+              <w:top w:w="0" w:type="dxa"/>
+              <w:left w:w="108" w:type="dxa"/>
+              <w:bottom w:w="0" w:type="dxa"/>
+              <w:right w:w="108" w:type="dxa"/>
+            </w:tcMar>
+            <w:hideMark/>
+          </w:tcPr>
+          <w:p>
+            <w:pPr>
+              <w:jc w:val="center"/>
+              <w:rPr>
+                <w:rFonts w:ascii="Times New Roman" w:hAnsi="Times New Roman" w:cs="Times New Roman"/>
+              </w:rPr>
+            </w:pPr>
+            <w:r>
+              <w:rPr>
+                <w:rFonts w:ascii="Times New Roman" w:eastAsia="Times New Roman" w:hAnsi="Times New Roman" w:cs="Times New Roman"/>
+                <w:b/>
+                <w:bCs/>
+                <w:color w:val="000000"/>
+                <w:sz w:val="32"/>
+                <w:szCs w:val="32"/>
+              </w:rPr>
+              <w:lastRenderedPageBreak/>
+              <w:t>Module 7</w:t>
+            </w:r>
+          </w:p>
+        </w:tc>
+        <w:tc>
+          <w:tcPr>
+            <w:tcW w:w="2710" w:type="dxa"/>
+            <w:tcBorders>
+              <w:top w:val="single" w:sz="4" w:space="0" w:color="000000"/>
+              <w:left w:val="single" w:sz="4" w:space="0" w:color="000000"/>
+              <w:bottom w:val="single" w:sz="4" w:space="0" w:color="000000"/>
+              <w:right w:val="single" w:sz="4" w:space="0" w:color="000000"/>
+            </w:tcBorders>
+            <w:shd w:val="clear" w:color="auto" w:fill="FFFF00"/>
+            <w:tcMar>
+              <w:top w:w="0" w:type="dxa"/>
+              <w:left w:w="108" w:type="dxa"/>
+              <w:bottom w:w="0" w:type="dxa"/>
+              <w:right w:w="108" w:type="dxa"/>
+            </w:tcMar>
+            <w:hideMark/>
+          </w:tcPr>
+          <w:p>
+            <w:pPr>
+              <w:jc w:val="center"/>
+              <w:rPr>
+                <w:rFonts w:ascii="Times New Roman" w:hAnsi="Times New Roman" w:cs="Times New Roman"/>
+                <w:sz w:val="28"/>
+                <w:szCs w:val="28"/>
+              </w:rPr>
+            </w:pPr>
+            <w:r>
+              <w:rPr>
+                <w:rFonts w:ascii="Times New Roman" w:hAnsi="Times New Roman" w:cs="Times New Roman"/>
+                <w:sz w:val="28"/>
+                <w:szCs w:val="28"/>
+              </w:rPr>
+              <w:t>Service Provider</w:t>
+            </w:r>
+          </w:p>
+          <w:p>
+            <w:pPr>
+              <w:jc w:val="center"/>
+              <w:rPr>
+                <w:rFonts w:ascii="Times New Roman" w:hAnsi="Times New Roman" w:cs="Times New Roman"/>
+                <w:sz w:val="28"/>
+                <w:szCs w:val="28"/>
+              </w:rPr>
+            </w:pPr>
+            <w:r>
+              <w:rPr>
+                <w:rFonts w:ascii="Times New Roman" w:hAnsi="Times New Roman" w:cs="Times New Roman"/>
+                <w:sz w:val="28"/>
+                <w:szCs w:val="28"/>
+              </w:rPr>
+              <w:t>Dashboard</w:t>
+            </w:r>
+          </w:p>
+        </w:tc>
+        <w:tc>
+          <w:tcPr>
+            <w:tcW w:w="1165" w:type="dxa"/>
+            <w:tcBorders>
+              <w:top w:val="single" w:sz="4" w:space="0" w:color="000000"/>
+              <w:left w:val="single" w:sz="4" w:space="0" w:color="000000"/>
+              <w:bottom w:val="single" w:sz="4" w:space="0" w:color="000000"/>
+              <w:right w:val="single" w:sz="4" w:space="0" w:color="000000"/>
+            </w:tcBorders>
             <w:shd w:val="clear" w:color="auto" w:fill="92D050"/>
             <w:tcMar>
               <w:top w:w="0" w:type="dxa"/>
@@ -8228,72 +7500,6 @@
               <w:rPr>
                 <w:rFonts w:ascii="Times New Roman" w:hAnsi="Times New Roman" w:cs="Times New Roman"/>
               </w:rPr>
-              <w:t>M6F5</w:t>
-            </w:r>
-          </w:p>
-        </w:tc>
-        <w:tc>
-          <w:tcPr>
-            <w:tcW w:w="2710" w:type="dxa"/>
-            <w:tcBorders>
-              <w:top w:val="single" w:sz="4" w:space="0" w:color="000000"/>
-              <w:left w:val="single" w:sz="4" w:space="0" w:color="000000"/>
-              <w:bottom w:val="single" w:sz="4" w:space="0" w:color="000000"/>
-              <w:right w:val="single" w:sz="4" w:space="0" w:color="000000"/>
-            </w:tcBorders>
-            <w:shd w:val="clear" w:color="auto" w:fill="92D050"/>
-            <w:tcMar>
-              <w:top w:w="0" w:type="dxa"/>
-              <w:left w:w="108" w:type="dxa"/>
-              <w:bottom w:w="0" w:type="dxa"/>
-              <w:right w:w="108" w:type="dxa"/>
-            </w:tcMar>
-            <w:hideMark/>
-          </w:tcPr>
-          <w:p>
-            <w:pPr>
-              <w:jc w:val="center"/>
-              <w:rPr>
-                <w:rFonts w:ascii="Times New Roman" w:hAnsi="Times New Roman" w:cs="Times New Roman"/>
-              </w:rPr>
-            </w:pPr>
-            <w:r>
-              <w:rPr>
-                <w:rFonts w:ascii="Times New Roman" w:hAnsi="Times New Roman" w:cs="Times New Roman"/>
-              </w:rPr>
-              <w:t>Approve/Disapprove service provider registration</w:t>
-            </w:r>
-          </w:p>
-        </w:tc>
-        <w:tc>
-          <w:tcPr>
-            <w:tcW w:w="1165" w:type="dxa"/>
-            <w:tcBorders>
-              <w:top w:val="single" w:sz="4" w:space="0" w:color="000000"/>
-              <w:left w:val="single" w:sz="4" w:space="0" w:color="000000"/>
-              <w:bottom w:val="single" w:sz="4" w:space="0" w:color="000000"/>
-              <w:right w:val="single" w:sz="4" w:space="0" w:color="000000"/>
-            </w:tcBorders>
-            <w:shd w:val="clear" w:color="auto" w:fill="92D050"/>
-            <w:tcMar>
-              <w:top w:w="0" w:type="dxa"/>
-              <w:left w:w="108" w:type="dxa"/>
-              <w:bottom w:w="0" w:type="dxa"/>
-              <w:right w:w="108" w:type="dxa"/>
-            </w:tcMar>
-            <w:hideMark/>
-          </w:tcPr>
-          <w:p>
-            <w:pPr>
-              <w:jc w:val="center"/>
-              <w:rPr>
-                <w:rFonts w:ascii="Times New Roman" w:hAnsi="Times New Roman" w:cs="Times New Roman"/>
-              </w:rPr>
-            </w:pPr>
-            <w:r>
-              <w:rPr>
-                <w:rFonts w:ascii="Times New Roman" w:hAnsi="Times New Roman" w:cs="Times New Roman"/>
-              </w:rPr>
               <w:t>H</w:t>
             </w:r>
           </w:p>
@@ -8314,16 +7520,25 @@
               <w:bottom w:w="0" w:type="dxa"/>
               <w:right w:w="108" w:type="dxa"/>
             </w:tcMar>
-          </w:tcPr>
-          <w:p>
-            <w:pPr>
-              <w:jc w:val="center"/>
-              <w:rPr>
-                <w:rFonts w:ascii="Times New Roman" w:hAnsi="Times New Roman" w:cs="Times New Roman"/>
-                <w:sz w:val="28"/>
-                <w:szCs w:val="28"/>
-              </w:rPr>
-            </w:pPr>
+            <w:hideMark/>
+          </w:tcPr>
+          <w:p>
+            <w:pPr>
+              <w:jc w:val="center"/>
+              <w:rPr>
+                <w:rFonts w:ascii="Times New Roman" w:hAnsi="Times New Roman" w:cs="Times New Roman"/>
+                <w:sz w:val="28"/>
+                <w:szCs w:val="28"/>
+              </w:rPr>
+            </w:pPr>
+            <w:r>
+              <w:rPr>
+                <w:rFonts w:ascii="Times New Roman" w:hAnsi="Times New Roman" w:cs="Times New Roman"/>
+                <w:sz w:val="28"/>
+                <w:szCs w:val="28"/>
+              </w:rPr>
+              <w:t>DFD 7.0 Service Provider Management</w:t>
+            </w:r>
           </w:p>
         </w:tc>
         <w:tc>
@@ -8359,7 +7574,7 @@
                 <w:sz w:val="28"/>
                 <w:szCs w:val="28"/>
               </w:rPr>
-              <w:t>Figure 37</w:t>
+              <w:t>Figure 31</w:t>
             </w:r>
           </w:p>
         </w:tc>
@@ -8407,28 +7622,6 @@
               <w:bottom w:w="0" w:type="dxa"/>
               <w:right w:w="108" w:type="dxa"/>
             </w:tcMar>
-          </w:tcPr>
-          <w:p>
-            <w:pPr>
-              <w:jc w:val="center"/>
-              <w:rPr>
-                <w:rFonts w:ascii="Times New Roman" w:hAnsi="Times New Roman" w:cs="Times New Roman"/>
-                <w:sz w:val="28"/>
-                <w:szCs w:val="28"/>
-              </w:rPr>
-            </w:pPr>
-          </w:p>
-        </w:tc>
-        <w:tc>
-          <w:tcPr>
-            <w:tcW w:w="1507" w:type="dxa"/>
-            <w:tcBorders>
-              <w:top w:val="single" w:sz="4" w:space="0" w:color="000000"/>
-              <w:left w:val="single" w:sz="4" w:space="0" w:color="000000"/>
-              <w:bottom w:val="single" w:sz="4" w:space="0" w:color="000000"/>
-              <w:right w:val="single" w:sz="4" w:space="0" w:color="000000"/>
-            </w:tcBorders>
-            <w:shd w:val="clear" w:color="auto" w:fill="F4B083" w:themeFill="accent2" w:themeFillTint="99"/>
           </w:tcPr>
           <w:p>
             <w:pPr>
@@ -8456,19 +7649,914 @@
               <w:bottom w:val="single" w:sz="4" w:space="0" w:color="000000"/>
               <w:right w:val="single" w:sz="4" w:space="0" w:color="000000"/>
             </w:tcBorders>
-            <w:tcMar>
-              <w:top w:w="0" w:type="dxa"/>
-              <w:left w:w="108" w:type="dxa"/>
-              <w:bottom w:w="0" w:type="dxa"/>
-              <w:right w:w="108" w:type="dxa"/>
-            </w:tcMar>
-            <w:hideMark/>
-          </w:tcPr>
-          <w:p>
-            <w:pPr>
-              <w:jc w:val="center"/>
-              <w:rPr>
-                <w:rFonts w:ascii="Times New Roman" w:hAnsi="Times New Roman" w:cs="Times New Roman"/>
+            <w:shd w:val="clear" w:color="auto" w:fill="92D050"/>
+            <w:tcMar>
+              <w:top w:w="0" w:type="dxa"/>
+              <w:left w:w="108" w:type="dxa"/>
+              <w:bottom w:w="0" w:type="dxa"/>
+              <w:right w:w="108" w:type="dxa"/>
+            </w:tcMar>
+            <w:hideMark/>
+          </w:tcPr>
+          <w:p>
+            <w:pPr>
+              <w:jc w:val="center"/>
+              <w:rPr>
+                <w:rFonts w:ascii="Times New Roman" w:hAnsi="Times New Roman" w:cs="Times New Roman"/>
+              </w:rPr>
+            </w:pPr>
+            <w:r>
+              <w:rPr>
+                <w:rFonts w:ascii="Times New Roman" w:hAnsi="Times New Roman" w:cs="Times New Roman"/>
+              </w:rPr>
+              <w:t>M7F1</w:t>
+            </w:r>
+          </w:p>
+        </w:tc>
+        <w:tc>
+          <w:tcPr>
+            <w:tcW w:w="2710" w:type="dxa"/>
+            <w:tcBorders>
+              <w:top w:val="single" w:sz="4" w:space="0" w:color="000000"/>
+              <w:left w:val="single" w:sz="4" w:space="0" w:color="000000"/>
+              <w:bottom w:val="single" w:sz="4" w:space="0" w:color="000000"/>
+              <w:right w:val="single" w:sz="4" w:space="0" w:color="000000"/>
+            </w:tcBorders>
+            <w:shd w:val="clear" w:color="auto" w:fill="92D050"/>
+            <w:tcMar>
+              <w:top w:w="0" w:type="dxa"/>
+              <w:left w:w="108" w:type="dxa"/>
+              <w:bottom w:w="0" w:type="dxa"/>
+              <w:right w:w="108" w:type="dxa"/>
+            </w:tcMar>
+            <w:hideMark/>
+          </w:tcPr>
+          <w:p>
+            <w:pPr>
+              <w:jc w:val="center"/>
+              <w:rPr>
+                <w:rFonts w:ascii="Times New Roman" w:hAnsi="Times New Roman" w:cs="Times New Roman"/>
+              </w:rPr>
+            </w:pPr>
+            <w:r>
+              <w:rPr>
+                <w:rFonts w:ascii="Times New Roman" w:hAnsi="Times New Roman" w:cs="Times New Roman"/>
+              </w:rPr>
+              <w:t xml:space="preserve">Post/Edit/Delete the services </w:t>
+            </w:r>
+          </w:p>
+        </w:tc>
+        <w:tc>
+          <w:tcPr>
+            <w:tcW w:w="1165" w:type="dxa"/>
+            <w:tcBorders>
+              <w:top w:val="single" w:sz="4" w:space="0" w:color="000000"/>
+              <w:left w:val="single" w:sz="4" w:space="0" w:color="000000"/>
+              <w:bottom w:val="single" w:sz="4" w:space="0" w:color="000000"/>
+              <w:right w:val="single" w:sz="4" w:space="0" w:color="000000"/>
+            </w:tcBorders>
+            <w:shd w:val="clear" w:color="auto" w:fill="92D050"/>
+            <w:tcMar>
+              <w:top w:w="0" w:type="dxa"/>
+              <w:left w:w="108" w:type="dxa"/>
+              <w:bottom w:w="0" w:type="dxa"/>
+              <w:right w:w="108" w:type="dxa"/>
+            </w:tcMar>
+            <w:hideMark/>
+          </w:tcPr>
+          <w:p>
+            <w:pPr>
+              <w:jc w:val="center"/>
+              <w:rPr>
+                <w:rFonts w:ascii="Times New Roman" w:hAnsi="Times New Roman" w:cs="Times New Roman"/>
+              </w:rPr>
+            </w:pPr>
+            <w:r>
+              <w:rPr>
+                <w:rFonts w:ascii="Times New Roman" w:hAnsi="Times New Roman" w:cs="Times New Roman"/>
+              </w:rPr>
+              <w:t>H</w:t>
+            </w:r>
+          </w:p>
+        </w:tc>
+        <w:tc>
+          <w:tcPr>
+            <w:tcW w:w="1678" w:type="dxa"/>
+            <w:tcBorders>
+              <w:top w:val="single" w:sz="4" w:space="0" w:color="000000"/>
+              <w:left w:val="single" w:sz="4" w:space="0" w:color="000000"/>
+              <w:bottom w:val="single" w:sz="4" w:space="0" w:color="000000"/>
+              <w:right w:val="single" w:sz="4" w:space="0" w:color="000000"/>
+            </w:tcBorders>
+            <w:shd w:val="clear" w:color="auto" w:fill="F4B083" w:themeFill="accent2" w:themeFillTint="99"/>
+            <w:tcMar>
+              <w:top w:w="0" w:type="dxa"/>
+              <w:left w:w="108" w:type="dxa"/>
+              <w:bottom w:w="0" w:type="dxa"/>
+              <w:right w:w="108" w:type="dxa"/>
+            </w:tcMar>
+          </w:tcPr>
+          <w:p>
+            <w:pPr>
+              <w:jc w:val="center"/>
+              <w:rPr>
+                <w:rFonts w:ascii="Times New Roman" w:hAnsi="Times New Roman" w:cs="Times New Roman"/>
+                <w:sz w:val="28"/>
+                <w:szCs w:val="28"/>
+              </w:rPr>
+            </w:pPr>
+          </w:p>
+        </w:tc>
+        <w:tc>
+          <w:tcPr>
+            <w:tcW w:w="1686" w:type="dxa"/>
+            <w:tcBorders>
+              <w:top w:val="single" w:sz="4" w:space="0" w:color="000000"/>
+              <w:left w:val="single" w:sz="4" w:space="0" w:color="000000"/>
+              <w:bottom w:val="single" w:sz="4" w:space="0" w:color="000000"/>
+              <w:right w:val="single" w:sz="4" w:space="0" w:color="000000"/>
+            </w:tcBorders>
+            <w:shd w:val="clear" w:color="auto" w:fill="F4B083" w:themeFill="accent2" w:themeFillTint="99"/>
+            <w:tcMar>
+              <w:top w:w="0" w:type="dxa"/>
+              <w:left w:w="108" w:type="dxa"/>
+              <w:bottom w:w="0" w:type="dxa"/>
+              <w:right w:w="108" w:type="dxa"/>
+            </w:tcMar>
+            <w:hideMark/>
+          </w:tcPr>
+          <w:p>
+            <w:pPr>
+              <w:jc w:val="center"/>
+              <w:rPr>
+                <w:rFonts w:ascii="Times New Roman" w:hAnsi="Times New Roman" w:cs="Times New Roman"/>
+                <w:sz w:val="28"/>
+                <w:szCs w:val="28"/>
+              </w:rPr>
+            </w:pPr>
+            <w:r>
+              <w:rPr>
+                <w:rFonts w:ascii="Times New Roman" w:hAnsi="Times New Roman" w:cs="Times New Roman"/>
+                <w:sz w:val="28"/>
+                <w:szCs w:val="28"/>
+              </w:rPr>
+              <w:t>Figure 33</w:t>
+            </w:r>
+          </w:p>
+        </w:tc>
+        <w:tc>
+          <w:tcPr>
+            <w:tcW w:w="1413" w:type="dxa"/>
+            <w:tcBorders>
+              <w:top w:val="single" w:sz="4" w:space="0" w:color="000000"/>
+              <w:left w:val="single" w:sz="4" w:space="0" w:color="000000"/>
+              <w:bottom w:val="single" w:sz="4" w:space="0" w:color="000000"/>
+              <w:right w:val="single" w:sz="4" w:space="0" w:color="000000"/>
+            </w:tcBorders>
+            <w:shd w:val="clear" w:color="auto" w:fill="F4B083" w:themeFill="accent2" w:themeFillTint="99"/>
+            <w:tcMar>
+              <w:top w:w="0" w:type="dxa"/>
+              <w:left w:w="108" w:type="dxa"/>
+              <w:bottom w:w="0" w:type="dxa"/>
+              <w:right w:w="108" w:type="dxa"/>
+            </w:tcMar>
+          </w:tcPr>
+          <w:p>
+            <w:pPr>
+              <w:jc w:val="center"/>
+              <w:rPr>
+                <w:rFonts w:ascii="Times New Roman" w:hAnsi="Times New Roman" w:cs="Times New Roman"/>
+                <w:sz w:val="28"/>
+                <w:szCs w:val="28"/>
+              </w:rPr>
+            </w:pPr>
+          </w:p>
+        </w:tc>
+        <w:tc>
+          <w:tcPr>
+            <w:tcW w:w="1507" w:type="dxa"/>
+            <w:tcBorders>
+              <w:top w:val="single" w:sz="4" w:space="0" w:color="000000"/>
+              <w:left w:val="single" w:sz="4" w:space="0" w:color="000000"/>
+              <w:bottom w:val="single" w:sz="4" w:space="0" w:color="000000"/>
+              <w:right w:val="single" w:sz="4" w:space="0" w:color="000000"/>
+            </w:tcBorders>
+            <w:shd w:val="clear" w:color="auto" w:fill="F4B083" w:themeFill="accent2" w:themeFillTint="99"/>
+            <w:tcMar>
+              <w:top w:w="0" w:type="dxa"/>
+              <w:left w:w="108" w:type="dxa"/>
+              <w:bottom w:w="0" w:type="dxa"/>
+              <w:right w:w="108" w:type="dxa"/>
+            </w:tcMar>
+          </w:tcPr>
+          <w:p>
+            <w:pPr>
+              <w:jc w:val="center"/>
+              <w:rPr>
+                <w:rFonts w:ascii="Times New Roman" w:hAnsi="Times New Roman" w:cs="Times New Roman"/>
+                <w:sz w:val="28"/>
+                <w:szCs w:val="28"/>
+              </w:rPr>
+            </w:pPr>
+          </w:p>
+        </w:tc>
+      </w:tr>
+      <w:tr>
+        <w:trPr>
+          <w:trHeight w:val="400"/>
+          <w:jc w:val="center"/>
+        </w:trPr>
+        <w:tc>
+          <w:tcPr>
+            <w:tcW w:w="1265" w:type="dxa"/>
+            <w:tcBorders>
+              <w:top w:val="single" w:sz="4" w:space="0" w:color="000000"/>
+              <w:left w:val="single" w:sz="4" w:space="0" w:color="000000"/>
+              <w:bottom w:val="single" w:sz="4" w:space="0" w:color="000000"/>
+              <w:right w:val="single" w:sz="4" w:space="0" w:color="000000"/>
+            </w:tcBorders>
+            <w:shd w:val="clear" w:color="auto" w:fill="92D050"/>
+            <w:tcMar>
+              <w:top w:w="0" w:type="dxa"/>
+              <w:left w:w="108" w:type="dxa"/>
+              <w:bottom w:w="0" w:type="dxa"/>
+              <w:right w:w="108" w:type="dxa"/>
+            </w:tcMar>
+            <w:hideMark/>
+          </w:tcPr>
+          <w:p>
+            <w:pPr>
+              <w:jc w:val="center"/>
+              <w:rPr>
+                <w:rFonts w:ascii="Times New Roman" w:hAnsi="Times New Roman" w:cs="Times New Roman"/>
+              </w:rPr>
+            </w:pPr>
+            <w:r>
+              <w:rPr>
+                <w:rFonts w:ascii="Times New Roman" w:hAnsi="Times New Roman" w:cs="Times New Roman"/>
+              </w:rPr>
+              <w:t>M7F2</w:t>
+            </w:r>
+          </w:p>
+        </w:tc>
+        <w:tc>
+          <w:tcPr>
+            <w:tcW w:w="2710" w:type="dxa"/>
+            <w:tcBorders>
+              <w:top w:val="single" w:sz="4" w:space="0" w:color="000000"/>
+              <w:left w:val="single" w:sz="4" w:space="0" w:color="000000"/>
+              <w:bottom w:val="single" w:sz="4" w:space="0" w:color="000000"/>
+              <w:right w:val="single" w:sz="4" w:space="0" w:color="000000"/>
+            </w:tcBorders>
+            <w:shd w:val="clear" w:color="auto" w:fill="92D050"/>
+            <w:tcMar>
+              <w:top w:w="0" w:type="dxa"/>
+              <w:left w:w="108" w:type="dxa"/>
+              <w:bottom w:w="0" w:type="dxa"/>
+              <w:right w:w="108" w:type="dxa"/>
+            </w:tcMar>
+            <w:hideMark/>
+          </w:tcPr>
+          <w:p>
+            <w:pPr>
+              <w:jc w:val="center"/>
+              <w:rPr>
+                <w:rFonts w:ascii="Times New Roman" w:hAnsi="Times New Roman" w:cs="Times New Roman"/>
+              </w:rPr>
+            </w:pPr>
+            <w:r>
+              <w:rPr>
+                <w:rFonts w:ascii="Times New Roman" w:hAnsi="Times New Roman" w:cs="Times New Roman"/>
+              </w:rPr>
+              <w:t xml:space="preserve">View Customer review </w:t>
+            </w:r>
+          </w:p>
+        </w:tc>
+        <w:tc>
+          <w:tcPr>
+            <w:tcW w:w="1165" w:type="dxa"/>
+            <w:tcBorders>
+              <w:top w:val="single" w:sz="4" w:space="0" w:color="000000"/>
+              <w:left w:val="single" w:sz="4" w:space="0" w:color="000000"/>
+              <w:bottom w:val="single" w:sz="4" w:space="0" w:color="000000"/>
+              <w:right w:val="single" w:sz="4" w:space="0" w:color="000000"/>
+            </w:tcBorders>
+            <w:shd w:val="clear" w:color="auto" w:fill="92D050"/>
+            <w:tcMar>
+              <w:top w:w="0" w:type="dxa"/>
+              <w:left w:w="108" w:type="dxa"/>
+              <w:bottom w:w="0" w:type="dxa"/>
+              <w:right w:w="108" w:type="dxa"/>
+            </w:tcMar>
+            <w:hideMark/>
+          </w:tcPr>
+          <w:p>
+            <w:pPr>
+              <w:jc w:val="center"/>
+              <w:rPr>
+                <w:rFonts w:ascii="Times New Roman" w:hAnsi="Times New Roman" w:cs="Times New Roman"/>
+              </w:rPr>
+            </w:pPr>
+            <w:r>
+              <w:rPr>
+                <w:rFonts w:ascii="Times New Roman" w:hAnsi="Times New Roman" w:cs="Times New Roman"/>
+              </w:rPr>
+              <w:t>H</w:t>
+            </w:r>
+          </w:p>
+        </w:tc>
+        <w:tc>
+          <w:tcPr>
+            <w:tcW w:w="1678" w:type="dxa"/>
+            <w:tcBorders>
+              <w:top w:val="single" w:sz="4" w:space="0" w:color="000000"/>
+              <w:left w:val="single" w:sz="4" w:space="0" w:color="000000"/>
+              <w:bottom w:val="single" w:sz="4" w:space="0" w:color="000000"/>
+              <w:right w:val="single" w:sz="4" w:space="0" w:color="000000"/>
+            </w:tcBorders>
+            <w:shd w:val="clear" w:color="auto" w:fill="F4B083" w:themeFill="accent2" w:themeFillTint="99"/>
+            <w:tcMar>
+              <w:top w:w="0" w:type="dxa"/>
+              <w:left w:w="108" w:type="dxa"/>
+              <w:bottom w:w="0" w:type="dxa"/>
+              <w:right w:w="108" w:type="dxa"/>
+            </w:tcMar>
+          </w:tcPr>
+          <w:p>
+            <w:pPr>
+              <w:jc w:val="center"/>
+              <w:rPr>
+                <w:rFonts w:ascii="Times New Roman" w:hAnsi="Times New Roman" w:cs="Times New Roman"/>
+                <w:sz w:val="28"/>
+                <w:szCs w:val="28"/>
+              </w:rPr>
+            </w:pPr>
+          </w:p>
+        </w:tc>
+        <w:tc>
+          <w:tcPr>
+            <w:tcW w:w="1686" w:type="dxa"/>
+            <w:tcBorders>
+              <w:top w:val="single" w:sz="4" w:space="0" w:color="000000"/>
+              <w:left w:val="single" w:sz="4" w:space="0" w:color="000000"/>
+              <w:bottom w:val="single" w:sz="4" w:space="0" w:color="000000"/>
+              <w:right w:val="single" w:sz="4" w:space="0" w:color="000000"/>
+            </w:tcBorders>
+            <w:shd w:val="clear" w:color="auto" w:fill="F4B083" w:themeFill="accent2" w:themeFillTint="99"/>
+            <w:tcMar>
+              <w:top w:w="0" w:type="dxa"/>
+              <w:left w:w="108" w:type="dxa"/>
+              <w:bottom w:w="0" w:type="dxa"/>
+              <w:right w:w="108" w:type="dxa"/>
+            </w:tcMar>
+            <w:hideMark/>
+          </w:tcPr>
+          <w:p>
+            <w:pPr>
+              <w:jc w:val="center"/>
+              <w:rPr>
+                <w:rFonts w:ascii="Times New Roman" w:hAnsi="Times New Roman" w:cs="Times New Roman"/>
+                <w:sz w:val="28"/>
+                <w:szCs w:val="28"/>
+              </w:rPr>
+            </w:pPr>
+            <w:r>
+              <w:rPr>
+                <w:rFonts w:ascii="Times New Roman" w:hAnsi="Times New Roman" w:cs="Times New Roman"/>
+                <w:sz w:val="28"/>
+                <w:szCs w:val="28"/>
+              </w:rPr>
+              <w:t>Figure 27</w:t>
+            </w:r>
+          </w:p>
+        </w:tc>
+        <w:tc>
+          <w:tcPr>
+            <w:tcW w:w="1413" w:type="dxa"/>
+            <w:tcBorders>
+              <w:top w:val="single" w:sz="4" w:space="0" w:color="000000"/>
+              <w:left w:val="single" w:sz="4" w:space="0" w:color="000000"/>
+              <w:bottom w:val="single" w:sz="4" w:space="0" w:color="000000"/>
+              <w:right w:val="single" w:sz="4" w:space="0" w:color="000000"/>
+            </w:tcBorders>
+            <w:shd w:val="clear" w:color="auto" w:fill="F4B083" w:themeFill="accent2" w:themeFillTint="99"/>
+            <w:tcMar>
+              <w:top w:w="0" w:type="dxa"/>
+              <w:left w:w="108" w:type="dxa"/>
+              <w:bottom w:w="0" w:type="dxa"/>
+              <w:right w:w="108" w:type="dxa"/>
+            </w:tcMar>
+          </w:tcPr>
+          <w:p>
+            <w:pPr>
+              <w:jc w:val="center"/>
+              <w:rPr>
+                <w:rFonts w:ascii="Times New Roman" w:hAnsi="Times New Roman" w:cs="Times New Roman"/>
+                <w:sz w:val="28"/>
+                <w:szCs w:val="28"/>
+              </w:rPr>
+            </w:pPr>
+          </w:p>
+        </w:tc>
+        <w:tc>
+          <w:tcPr>
+            <w:tcW w:w="1507" w:type="dxa"/>
+            <w:tcBorders>
+              <w:top w:val="single" w:sz="4" w:space="0" w:color="000000"/>
+              <w:left w:val="single" w:sz="4" w:space="0" w:color="000000"/>
+              <w:bottom w:val="single" w:sz="4" w:space="0" w:color="000000"/>
+              <w:right w:val="single" w:sz="4" w:space="0" w:color="000000"/>
+            </w:tcBorders>
+            <w:shd w:val="clear" w:color="auto" w:fill="F4B083" w:themeFill="accent2" w:themeFillTint="99"/>
+            <w:tcMar>
+              <w:top w:w="0" w:type="dxa"/>
+              <w:left w:w="108" w:type="dxa"/>
+              <w:bottom w:w="0" w:type="dxa"/>
+              <w:right w:w="108" w:type="dxa"/>
+            </w:tcMar>
+          </w:tcPr>
+          <w:p>
+            <w:pPr>
+              <w:jc w:val="center"/>
+              <w:rPr>
+                <w:rFonts w:ascii="Times New Roman" w:hAnsi="Times New Roman" w:cs="Times New Roman"/>
+                <w:sz w:val="28"/>
+                <w:szCs w:val="28"/>
+              </w:rPr>
+            </w:pPr>
+          </w:p>
+        </w:tc>
+      </w:tr>
+      <w:tr>
+        <w:trPr>
+          <w:trHeight w:val="400"/>
+          <w:jc w:val="center"/>
+        </w:trPr>
+        <w:tc>
+          <w:tcPr>
+            <w:tcW w:w="1265" w:type="dxa"/>
+            <w:tcBorders>
+              <w:top w:val="single" w:sz="4" w:space="0" w:color="000000"/>
+              <w:left w:val="single" w:sz="4" w:space="0" w:color="000000"/>
+              <w:bottom w:val="single" w:sz="4" w:space="0" w:color="000000"/>
+              <w:right w:val="single" w:sz="4" w:space="0" w:color="000000"/>
+            </w:tcBorders>
+            <w:shd w:val="clear" w:color="auto" w:fill="92D050"/>
+            <w:tcMar>
+              <w:top w:w="0" w:type="dxa"/>
+              <w:left w:w="108" w:type="dxa"/>
+              <w:bottom w:w="0" w:type="dxa"/>
+              <w:right w:w="108" w:type="dxa"/>
+            </w:tcMar>
+            <w:hideMark/>
+          </w:tcPr>
+          <w:p>
+            <w:pPr>
+              <w:jc w:val="center"/>
+              <w:rPr>
+                <w:rFonts w:ascii="Times New Roman" w:hAnsi="Times New Roman" w:cs="Times New Roman"/>
+              </w:rPr>
+            </w:pPr>
+            <w:r>
+              <w:rPr>
+                <w:rFonts w:ascii="Times New Roman" w:hAnsi="Times New Roman" w:cs="Times New Roman"/>
+              </w:rPr>
+              <w:t>M7F3</w:t>
+            </w:r>
+          </w:p>
+        </w:tc>
+        <w:tc>
+          <w:tcPr>
+            <w:tcW w:w="2710" w:type="dxa"/>
+            <w:tcBorders>
+              <w:top w:val="single" w:sz="4" w:space="0" w:color="000000"/>
+              <w:left w:val="single" w:sz="4" w:space="0" w:color="000000"/>
+              <w:bottom w:val="single" w:sz="4" w:space="0" w:color="000000"/>
+              <w:right w:val="single" w:sz="4" w:space="0" w:color="000000"/>
+            </w:tcBorders>
+            <w:shd w:val="clear" w:color="auto" w:fill="92D050"/>
+            <w:tcMar>
+              <w:top w:w="0" w:type="dxa"/>
+              <w:left w:w="108" w:type="dxa"/>
+              <w:bottom w:w="0" w:type="dxa"/>
+              <w:right w:w="108" w:type="dxa"/>
+            </w:tcMar>
+            <w:hideMark/>
+          </w:tcPr>
+          <w:p>
+            <w:pPr>
+              <w:jc w:val="center"/>
+              <w:rPr>
+                <w:rFonts w:ascii="Times New Roman" w:hAnsi="Times New Roman" w:cs="Times New Roman"/>
+              </w:rPr>
+            </w:pPr>
+            <w:r>
+              <w:rPr>
+                <w:rFonts w:ascii="Times New Roman" w:hAnsi="Times New Roman" w:cs="Times New Roman"/>
+              </w:rPr>
+              <w:t>Edit profile</w:t>
+            </w:r>
+          </w:p>
+        </w:tc>
+        <w:tc>
+          <w:tcPr>
+            <w:tcW w:w="1165" w:type="dxa"/>
+            <w:tcBorders>
+              <w:top w:val="single" w:sz="4" w:space="0" w:color="000000"/>
+              <w:left w:val="single" w:sz="4" w:space="0" w:color="000000"/>
+              <w:bottom w:val="single" w:sz="4" w:space="0" w:color="000000"/>
+              <w:right w:val="single" w:sz="4" w:space="0" w:color="000000"/>
+            </w:tcBorders>
+            <w:shd w:val="clear" w:color="auto" w:fill="92D050"/>
+            <w:tcMar>
+              <w:top w:w="0" w:type="dxa"/>
+              <w:left w:w="108" w:type="dxa"/>
+              <w:bottom w:w="0" w:type="dxa"/>
+              <w:right w:w="108" w:type="dxa"/>
+            </w:tcMar>
+            <w:hideMark/>
+          </w:tcPr>
+          <w:p>
+            <w:pPr>
+              <w:jc w:val="center"/>
+              <w:rPr>
+                <w:rFonts w:ascii="Times New Roman" w:hAnsi="Times New Roman" w:cs="Times New Roman"/>
+              </w:rPr>
+            </w:pPr>
+            <w:r>
+              <w:rPr>
+                <w:rFonts w:ascii="Times New Roman" w:hAnsi="Times New Roman" w:cs="Times New Roman"/>
+              </w:rPr>
+              <w:t>H</w:t>
+            </w:r>
+          </w:p>
+        </w:tc>
+        <w:tc>
+          <w:tcPr>
+            <w:tcW w:w="1678" w:type="dxa"/>
+            <w:tcBorders>
+              <w:top w:val="single" w:sz="4" w:space="0" w:color="000000"/>
+              <w:left w:val="single" w:sz="4" w:space="0" w:color="000000"/>
+              <w:bottom w:val="single" w:sz="4" w:space="0" w:color="000000"/>
+              <w:right w:val="single" w:sz="4" w:space="0" w:color="000000"/>
+            </w:tcBorders>
+            <w:shd w:val="clear" w:color="auto" w:fill="F4B083" w:themeFill="accent2" w:themeFillTint="99"/>
+            <w:tcMar>
+              <w:top w:w="0" w:type="dxa"/>
+              <w:left w:w="108" w:type="dxa"/>
+              <w:bottom w:w="0" w:type="dxa"/>
+              <w:right w:w="108" w:type="dxa"/>
+            </w:tcMar>
+          </w:tcPr>
+          <w:p>
+            <w:pPr>
+              <w:jc w:val="center"/>
+              <w:rPr>
+                <w:rFonts w:ascii="Times New Roman" w:hAnsi="Times New Roman" w:cs="Times New Roman"/>
+                <w:sz w:val="28"/>
+                <w:szCs w:val="28"/>
+              </w:rPr>
+            </w:pPr>
+          </w:p>
+        </w:tc>
+        <w:tc>
+          <w:tcPr>
+            <w:tcW w:w="1686" w:type="dxa"/>
+            <w:tcBorders>
+              <w:top w:val="single" w:sz="4" w:space="0" w:color="000000"/>
+              <w:left w:val="single" w:sz="4" w:space="0" w:color="000000"/>
+              <w:bottom w:val="single" w:sz="4" w:space="0" w:color="000000"/>
+              <w:right w:val="single" w:sz="4" w:space="0" w:color="000000"/>
+            </w:tcBorders>
+            <w:shd w:val="clear" w:color="auto" w:fill="F4B083" w:themeFill="accent2" w:themeFillTint="99"/>
+            <w:tcMar>
+              <w:top w:w="0" w:type="dxa"/>
+              <w:left w:w="108" w:type="dxa"/>
+              <w:bottom w:w="0" w:type="dxa"/>
+              <w:right w:w="108" w:type="dxa"/>
+            </w:tcMar>
+            <w:hideMark/>
+          </w:tcPr>
+          <w:p>
+            <w:pPr>
+              <w:jc w:val="center"/>
+              <w:rPr>
+                <w:rFonts w:ascii="Times New Roman" w:hAnsi="Times New Roman" w:cs="Times New Roman"/>
+                <w:sz w:val="28"/>
+                <w:szCs w:val="28"/>
+              </w:rPr>
+            </w:pPr>
+            <w:r>
+              <w:rPr>
+                <w:rFonts w:ascii="Times New Roman" w:hAnsi="Times New Roman" w:cs="Times New Roman"/>
+                <w:sz w:val="28"/>
+                <w:szCs w:val="28"/>
+              </w:rPr>
+              <w:t>Figure 29</w:t>
+            </w:r>
+          </w:p>
+        </w:tc>
+        <w:tc>
+          <w:tcPr>
+            <w:tcW w:w="1413" w:type="dxa"/>
+            <w:tcBorders>
+              <w:top w:val="single" w:sz="4" w:space="0" w:color="000000"/>
+              <w:left w:val="single" w:sz="4" w:space="0" w:color="000000"/>
+              <w:bottom w:val="single" w:sz="4" w:space="0" w:color="000000"/>
+              <w:right w:val="single" w:sz="4" w:space="0" w:color="000000"/>
+            </w:tcBorders>
+            <w:shd w:val="clear" w:color="auto" w:fill="F4B083" w:themeFill="accent2" w:themeFillTint="99"/>
+            <w:tcMar>
+              <w:top w:w="0" w:type="dxa"/>
+              <w:left w:w="108" w:type="dxa"/>
+              <w:bottom w:w="0" w:type="dxa"/>
+              <w:right w:w="108" w:type="dxa"/>
+            </w:tcMar>
+          </w:tcPr>
+          <w:p>
+            <w:pPr>
+              <w:jc w:val="center"/>
+              <w:rPr>
+                <w:rFonts w:ascii="Times New Roman" w:hAnsi="Times New Roman" w:cs="Times New Roman"/>
+                <w:sz w:val="28"/>
+                <w:szCs w:val="28"/>
+              </w:rPr>
+            </w:pPr>
+          </w:p>
+        </w:tc>
+        <w:tc>
+          <w:tcPr>
+            <w:tcW w:w="1507" w:type="dxa"/>
+            <w:tcBorders>
+              <w:top w:val="single" w:sz="4" w:space="0" w:color="000000"/>
+              <w:left w:val="single" w:sz="4" w:space="0" w:color="000000"/>
+              <w:bottom w:val="single" w:sz="4" w:space="0" w:color="000000"/>
+              <w:right w:val="single" w:sz="4" w:space="0" w:color="000000"/>
+            </w:tcBorders>
+            <w:shd w:val="clear" w:color="auto" w:fill="F4B083" w:themeFill="accent2" w:themeFillTint="99"/>
+            <w:tcMar>
+              <w:top w:w="0" w:type="dxa"/>
+              <w:left w:w="108" w:type="dxa"/>
+              <w:bottom w:w="0" w:type="dxa"/>
+              <w:right w:w="108" w:type="dxa"/>
+            </w:tcMar>
+          </w:tcPr>
+          <w:p>
+            <w:pPr>
+              <w:jc w:val="center"/>
+              <w:rPr>
+                <w:rFonts w:ascii="Times New Roman" w:hAnsi="Times New Roman" w:cs="Times New Roman"/>
+                <w:sz w:val="28"/>
+                <w:szCs w:val="28"/>
+              </w:rPr>
+            </w:pPr>
+          </w:p>
+        </w:tc>
+      </w:tr>
+      <w:tr>
+        <w:trPr>
+          <w:trHeight w:val="400"/>
+          <w:jc w:val="center"/>
+        </w:trPr>
+        <w:tc>
+          <w:tcPr>
+            <w:tcW w:w="1265" w:type="dxa"/>
+            <w:tcBorders>
+              <w:top w:val="single" w:sz="4" w:space="0" w:color="000000"/>
+              <w:left w:val="single" w:sz="4" w:space="0" w:color="000000"/>
+              <w:bottom w:val="single" w:sz="4" w:space="0" w:color="000000"/>
+              <w:right w:val="single" w:sz="4" w:space="0" w:color="000000"/>
+            </w:tcBorders>
+            <w:shd w:val="clear" w:color="auto" w:fill="C189F7"/>
+            <w:tcMar>
+              <w:top w:w="0" w:type="dxa"/>
+              <w:left w:w="108" w:type="dxa"/>
+              <w:bottom w:w="0" w:type="dxa"/>
+              <w:right w:w="108" w:type="dxa"/>
+            </w:tcMar>
+            <w:hideMark/>
+          </w:tcPr>
+          <w:p>
+            <w:pPr>
+              <w:jc w:val="center"/>
+              <w:rPr>
+                <w:rFonts w:ascii="Times New Roman" w:hAnsi="Times New Roman" w:cs="Times New Roman"/>
+              </w:rPr>
+            </w:pPr>
+            <w:r>
+              <w:rPr>
+                <w:rFonts w:ascii="Times New Roman" w:eastAsia="Times New Roman" w:hAnsi="Times New Roman" w:cs="Times New Roman"/>
+                <w:b/>
+                <w:bCs/>
+                <w:color w:val="000000"/>
+                <w:sz w:val="28"/>
+                <w:szCs w:val="28"/>
+              </w:rPr>
+              <w:t>CAT B</w:t>
+            </w:r>
+          </w:p>
+        </w:tc>
+        <w:tc>
+          <w:tcPr>
+            <w:tcW w:w="2710" w:type="dxa"/>
+            <w:tcBorders>
+              <w:top w:val="single" w:sz="4" w:space="0" w:color="000000"/>
+              <w:left w:val="single" w:sz="4" w:space="0" w:color="000000"/>
+              <w:bottom w:val="single" w:sz="4" w:space="0" w:color="000000"/>
+              <w:right w:val="single" w:sz="4" w:space="0" w:color="000000"/>
+            </w:tcBorders>
+            <w:tcMar>
+              <w:top w:w="0" w:type="dxa"/>
+              <w:left w:w="108" w:type="dxa"/>
+              <w:bottom w:w="0" w:type="dxa"/>
+              <w:right w:w="108" w:type="dxa"/>
+            </w:tcMar>
+          </w:tcPr>
+          <w:p>
+            <w:pPr>
+              <w:jc w:val="center"/>
+              <w:rPr>
+                <w:rFonts w:ascii="Times New Roman" w:hAnsi="Times New Roman" w:cs="Times New Roman"/>
+                <w:sz w:val="28"/>
+                <w:szCs w:val="28"/>
+              </w:rPr>
+            </w:pPr>
+          </w:p>
+        </w:tc>
+        <w:tc>
+          <w:tcPr>
+            <w:tcW w:w="1165" w:type="dxa"/>
+            <w:tcBorders>
+              <w:top w:val="single" w:sz="4" w:space="0" w:color="000000"/>
+              <w:left w:val="single" w:sz="4" w:space="0" w:color="000000"/>
+              <w:bottom w:val="single" w:sz="4" w:space="0" w:color="000000"/>
+              <w:right w:val="single" w:sz="4" w:space="0" w:color="000000"/>
+            </w:tcBorders>
+            <w:tcMar>
+              <w:top w:w="0" w:type="dxa"/>
+              <w:left w:w="108" w:type="dxa"/>
+              <w:bottom w:w="0" w:type="dxa"/>
+              <w:right w:w="108" w:type="dxa"/>
+            </w:tcMar>
+            <w:hideMark/>
+          </w:tcPr>
+          <w:p>
+            <w:pPr>
+              <w:jc w:val="center"/>
+              <w:rPr>
+                <w:rFonts w:ascii="Times New Roman" w:hAnsi="Times New Roman" w:cs="Times New Roman"/>
+              </w:rPr>
+            </w:pPr>
+            <w:r>
+              <w:rPr>
+                <w:rFonts w:ascii="Times New Roman" w:hAnsi="Times New Roman" w:cs="Times New Roman"/>
+              </w:rPr>
+              <w:t>H</w:t>
+            </w:r>
+          </w:p>
+        </w:tc>
+        <w:tc>
+          <w:tcPr>
+            <w:tcW w:w="1678" w:type="dxa"/>
+            <w:tcBorders>
+              <w:top w:val="single" w:sz="4" w:space="0" w:color="000000"/>
+              <w:left w:val="single" w:sz="4" w:space="0" w:color="000000"/>
+              <w:bottom w:val="single" w:sz="4" w:space="0" w:color="000000"/>
+              <w:right w:val="single" w:sz="4" w:space="0" w:color="000000"/>
+            </w:tcBorders>
+            <w:shd w:val="clear" w:color="auto" w:fill="F4B083" w:themeFill="accent2" w:themeFillTint="99"/>
+            <w:tcMar>
+              <w:top w:w="0" w:type="dxa"/>
+              <w:left w:w="108" w:type="dxa"/>
+              <w:bottom w:w="0" w:type="dxa"/>
+              <w:right w:w="108" w:type="dxa"/>
+            </w:tcMar>
+          </w:tcPr>
+          <w:p>
+            <w:pPr>
+              <w:jc w:val="center"/>
+              <w:rPr>
+                <w:rFonts w:ascii="Times New Roman" w:hAnsi="Times New Roman" w:cs="Times New Roman"/>
+                <w:sz w:val="28"/>
+                <w:szCs w:val="28"/>
+              </w:rPr>
+            </w:pPr>
+          </w:p>
+        </w:tc>
+        <w:tc>
+          <w:tcPr>
+            <w:tcW w:w="1686" w:type="dxa"/>
+            <w:tcBorders>
+              <w:top w:val="single" w:sz="4" w:space="0" w:color="000000"/>
+              <w:left w:val="single" w:sz="4" w:space="0" w:color="000000"/>
+              <w:bottom w:val="single" w:sz="4" w:space="0" w:color="000000"/>
+              <w:right w:val="single" w:sz="4" w:space="0" w:color="000000"/>
+            </w:tcBorders>
+            <w:shd w:val="clear" w:color="auto" w:fill="F4B083" w:themeFill="accent2" w:themeFillTint="99"/>
+            <w:tcMar>
+              <w:top w:w="0" w:type="dxa"/>
+              <w:left w:w="108" w:type="dxa"/>
+              <w:bottom w:w="0" w:type="dxa"/>
+              <w:right w:w="108" w:type="dxa"/>
+            </w:tcMar>
+          </w:tcPr>
+          <w:p>
+            <w:pPr>
+              <w:jc w:val="center"/>
+              <w:rPr>
+                <w:rFonts w:ascii="Times New Roman" w:hAnsi="Times New Roman" w:cs="Times New Roman"/>
+                <w:sz w:val="28"/>
+                <w:szCs w:val="28"/>
+              </w:rPr>
+            </w:pPr>
+          </w:p>
+        </w:tc>
+        <w:tc>
+          <w:tcPr>
+            <w:tcW w:w="1413" w:type="dxa"/>
+            <w:tcBorders>
+              <w:top w:val="single" w:sz="4" w:space="0" w:color="000000"/>
+              <w:left w:val="single" w:sz="4" w:space="0" w:color="000000"/>
+              <w:bottom w:val="single" w:sz="4" w:space="0" w:color="000000"/>
+              <w:right w:val="single" w:sz="4" w:space="0" w:color="000000"/>
+            </w:tcBorders>
+            <w:shd w:val="clear" w:color="auto" w:fill="F4B083" w:themeFill="accent2" w:themeFillTint="99"/>
+            <w:tcMar>
+              <w:top w:w="0" w:type="dxa"/>
+              <w:left w:w="108" w:type="dxa"/>
+              <w:bottom w:w="0" w:type="dxa"/>
+              <w:right w:w="108" w:type="dxa"/>
+            </w:tcMar>
+          </w:tcPr>
+          <w:p>
+            <w:pPr>
+              <w:jc w:val="center"/>
+              <w:rPr>
+                <w:rFonts w:ascii="Times New Roman" w:hAnsi="Times New Roman" w:cs="Times New Roman"/>
+                <w:sz w:val="28"/>
+                <w:szCs w:val="28"/>
+              </w:rPr>
+            </w:pPr>
+          </w:p>
+        </w:tc>
+        <w:tc>
+          <w:tcPr>
+            <w:tcW w:w="1507" w:type="dxa"/>
+            <w:tcBorders>
+              <w:top w:val="single" w:sz="4" w:space="0" w:color="000000"/>
+              <w:left w:val="single" w:sz="4" w:space="0" w:color="000000"/>
+              <w:bottom w:val="single" w:sz="4" w:space="0" w:color="000000"/>
+              <w:right w:val="single" w:sz="4" w:space="0" w:color="000000"/>
+            </w:tcBorders>
+            <w:shd w:val="clear" w:color="auto" w:fill="F4B083" w:themeFill="accent2" w:themeFillTint="99"/>
+            <w:tcMar>
+              <w:top w:w="0" w:type="dxa"/>
+              <w:left w:w="108" w:type="dxa"/>
+              <w:bottom w:w="0" w:type="dxa"/>
+              <w:right w:w="108" w:type="dxa"/>
+            </w:tcMar>
+          </w:tcPr>
+          <w:p>
+            <w:pPr>
+              <w:jc w:val="center"/>
+              <w:rPr>
+                <w:rFonts w:ascii="Times New Roman" w:hAnsi="Times New Roman" w:cs="Times New Roman"/>
+                <w:sz w:val="28"/>
+                <w:szCs w:val="28"/>
+              </w:rPr>
+            </w:pPr>
+          </w:p>
+        </w:tc>
+      </w:tr>
+      <w:tr>
+        <w:trPr>
+          <w:trHeight w:val="400"/>
+          <w:jc w:val="center"/>
+        </w:trPr>
+        <w:tc>
+          <w:tcPr>
+            <w:tcW w:w="1265" w:type="dxa"/>
+            <w:tcBorders>
+              <w:top w:val="single" w:sz="4" w:space="0" w:color="000000"/>
+              <w:left w:val="single" w:sz="4" w:space="0" w:color="000000"/>
+              <w:bottom w:val="single" w:sz="4" w:space="0" w:color="000000"/>
+              <w:right w:val="single" w:sz="4" w:space="0" w:color="000000"/>
+            </w:tcBorders>
+            <w:tcMar>
+              <w:top w:w="0" w:type="dxa"/>
+              <w:left w:w="108" w:type="dxa"/>
+              <w:bottom w:w="0" w:type="dxa"/>
+              <w:right w:w="108" w:type="dxa"/>
+            </w:tcMar>
+            <w:hideMark/>
+          </w:tcPr>
+          <w:p>
+            <w:pPr>
+              <w:jc w:val="center"/>
+              <w:rPr>
+                <w:rFonts w:ascii="Times New Roman" w:hAnsi="Times New Roman" w:cs="Times New Roman"/>
+                <w:sz w:val="28"/>
+                <w:szCs w:val="28"/>
               </w:rPr>
             </w:pPr>
             <w:r>
@@ -8480,7 +8568,7 @@
                 <w:sz w:val="32"/>
                 <w:szCs w:val="32"/>
               </w:rPr>
-              <w:t>Module 7</w:t>
+              <w:t>Module 1</w:t>
             </w:r>
           </w:p>
         </w:tc>
@@ -8507,35 +8595,13 @@
               <w:jc w:val="center"/>
               <w:rPr>
                 <w:rFonts w:ascii="Times New Roman" w:hAnsi="Times New Roman" w:cs="Times New Roman"/>
-                <w:sz w:val="28"/>
-                <w:szCs w:val="28"/>
-              </w:rPr>
-            </w:pPr>
-            <w:r>
-              <w:rPr>
-                <w:rFonts w:ascii="Times New Roman" w:hAnsi="Times New Roman" w:cs="Times New Roman"/>
-                <w:sz w:val="28"/>
-                <w:szCs w:val="28"/>
-              </w:rPr>
-              <w:t>Service Provider</w:t>
-            </w:r>
-          </w:p>
-          <w:p>
-            <w:pPr>
-              <w:jc w:val="center"/>
-              <w:rPr>
-                <w:rFonts w:ascii="Times New Roman" w:hAnsi="Times New Roman" w:cs="Times New Roman"/>
-                <w:sz w:val="28"/>
-                <w:szCs w:val="28"/>
-              </w:rPr>
-            </w:pPr>
-            <w:r>
-              <w:rPr>
-                <w:rFonts w:ascii="Times New Roman" w:hAnsi="Times New Roman" w:cs="Times New Roman"/>
-                <w:sz w:val="28"/>
-                <w:szCs w:val="28"/>
-              </w:rPr>
-              <w:t>Dashboard</w:t>
+              </w:rPr>
+            </w:pPr>
+            <w:r>
+              <w:rPr>
+                <w:rFonts w:ascii="Times New Roman" w:hAnsi="Times New Roman" w:cs="Times New Roman"/>
+              </w:rPr>
+              <w:t>Dark Mode and Theme Switcher</w:t>
             </w:r>
           </w:p>
         </w:tc>
@@ -8588,25 +8654,16 @@
               <w:bottom w:w="0" w:type="dxa"/>
               <w:right w:w="108" w:type="dxa"/>
             </w:tcMar>
-            <w:hideMark/>
-          </w:tcPr>
-          <w:p>
-            <w:pPr>
-              <w:jc w:val="center"/>
-              <w:rPr>
-                <w:rFonts w:ascii="Times New Roman" w:hAnsi="Times New Roman" w:cs="Times New Roman"/>
-                <w:sz w:val="28"/>
-                <w:szCs w:val="28"/>
-              </w:rPr>
-            </w:pPr>
-            <w:r>
-              <w:rPr>
-                <w:rFonts w:ascii="Times New Roman" w:hAnsi="Times New Roman" w:cs="Times New Roman"/>
-                <w:sz w:val="28"/>
-                <w:szCs w:val="28"/>
-              </w:rPr>
-              <w:t>DFD 7.0 Service Provider Management</w:t>
-            </w:r>
+          </w:tcPr>
+          <w:p>
+            <w:pPr>
+              <w:jc w:val="center"/>
+              <w:rPr>
+                <w:rFonts w:ascii="Times New Roman" w:hAnsi="Times New Roman" w:cs="Times New Roman"/>
+                <w:sz w:val="28"/>
+                <w:szCs w:val="28"/>
+              </w:rPr>
+            </w:pPr>
           </w:p>
         </w:tc>
         <w:tc>
@@ -8625,25 +8682,16 @@
               <w:bottom w:w="0" w:type="dxa"/>
               <w:right w:w="108" w:type="dxa"/>
             </w:tcMar>
-            <w:hideMark/>
-          </w:tcPr>
-          <w:p>
-            <w:pPr>
-              <w:jc w:val="center"/>
-              <w:rPr>
-                <w:rFonts w:ascii="Times New Roman" w:hAnsi="Times New Roman" w:cs="Times New Roman"/>
-                <w:sz w:val="28"/>
-                <w:szCs w:val="28"/>
-              </w:rPr>
-            </w:pPr>
-            <w:r>
-              <w:rPr>
-                <w:rFonts w:ascii="Times New Roman" w:hAnsi="Times New Roman" w:cs="Times New Roman"/>
-                <w:sz w:val="28"/>
-                <w:szCs w:val="28"/>
-              </w:rPr>
-              <w:t>Figure 31</w:t>
-            </w:r>
+          </w:tcPr>
+          <w:p>
+            <w:pPr>
+              <w:jc w:val="center"/>
+              <w:rPr>
+                <w:rFonts w:ascii="Times New Roman" w:hAnsi="Times New Roman" w:cs="Times New Roman"/>
+                <w:sz w:val="28"/>
+                <w:szCs w:val="28"/>
+              </w:rPr>
+            </w:pPr>
           </w:p>
         </w:tc>
         <w:tc>
@@ -8700,55 +8748,6 @@
                 <w:szCs w:val="28"/>
               </w:rPr>
             </w:pPr>
-          </w:p>
-        </w:tc>
-        <w:tc>
-          <w:tcPr>
-            <w:tcW w:w="1507" w:type="dxa"/>
-            <w:tcBorders>
-              <w:top w:val="single" w:sz="4" w:space="0" w:color="000000"/>
-              <w:left w:val="single" w:sz="4" w:space="0" w:color="000000"/>
-              <w:bottom w:val="single" w:sz="4" w:space="0" w:color="000000"/>
-              <w:right w:val="single" w:sz="4" w:space="0" w:color="000000"/>
-            </w:tcBorders>
-            <w:shd w:val="clear" w:color="auto" w:fill="F4B083" w:themeFill="accent2" w:themeFillTint="99"/>
-            <w:hideMark/>
-          </w:tcPr>
-          <w:p>
-            <w:pPr>
-              <w:jc w:val="center"/>
-              <w:rPr>
-                <w:rFonts w:ascii="Times New Roman" w:hAnsi="Times New Roman" w:cs="Times New Roman"/>
-                <w:sz w:val="28"/>
-                <w:szCs w:val="28"/>
-              </w:rPr>
-            </w:pPr>
-            <w:r>
-              <w:rPr>
-                <w:rFonts w:ascii="Times New Roman" w:hAnsi="Times New Roman" w:cs="Times New Roman"/>
-                <w:sz w:val="28"/>
-                <w:szCs w:val="28"/>
-              </w:rPr>
-              <w:t xml:space="preserve">Completed in </w:t>
-            </w:r>
-            <w:proofErr w:type="spellStart"/>
-            <w:r>
-              <w:rPr>
-                <w:rFonts w:ascii="Times New Roman" w:hAnsi="Times New Roman" w:cs="Times New Roman"/>
-                <w:sz w:val="28"/>
-                <w:szCs w:val="28"/>
-              </w:rPr>
-              <w:t>sem</w:t>
-            </w:r>
-            <w:proofErr w:type="spellEnd"/>
-            <w:r>
-              <w:rPr>
-                <w:rFonts w:ascii="Times New Roman" w:hAnsi="Times New Roman" w:cs="Times New Roman"/>
-                <w:sz w:val="28"/>
-                <w:szCs w:val="28"/>
-              </w:rPr>
-              <w:t xml:space="preserve"> 1 25-26 and evaluated</w:t>
-            </w:r>
           </w:p>
         </w:tc>
       </w:tr>
@@ -8780,13 +8779,15 @@
               <w:jc w:val="center"/>
               <w:rPr>
                 <w:rFonts w:ascii="Times New Roman" w:hAnsi="Times New Roman" w:cs="Times New Roman"/>
-              </w:rPr>
-            </w:pPr>
-            <w:r>
-              <w:rPr>
-                <w:rFonts w:ascii="Times New Roman" w:hAnsi="Times New Roman" w:cs="Times New Roman"/>
-              </w:rPr>
-              <w:t>M7F1</w:t>
+                <w:sz w:val="28"/>
+                <w:szCs w:val="28"/>
+              </w:rPr>
+            </w:pPr>
+            <w:r>
+              <w:rPr>
+                <w:rFonts w:ascii="Times New Roman" w:hAnsi="Times New Roman" w:cs="Times New Roman"/>
+              </w:rPr>
+              <w:t>M1F1</w:t>
             </w:r>
           </w:p>
         </w:tc>
@@ -8819,7 +8820,7 @@
               <w:rPr>
                 <w:rFonts w:ascii="Times New Roman" w:hAnsi="Times New Roman" w:cs="Times New Roman"/>
               </w:rPr>
-              <w:t xml:space="preserve">Post/Edit/Delete the services </w:t>
+              <w:t xml:space="preserve"> switch between light and dark mode</w:t>
             </w:r>
           </w:p>
         </w:tc>
@@ -8900,25 +8901,16 @@
               <w:bottom w:w="0" w:type="dxa"/>
               <w:right w:w="108" w:type="dxa"/>
             </w:tcMar>
-            <w:hideMark/>
-          </w:tcPr>
-          <w:p>
-            <w:pPr>
-              <w:jc w:val="center"/>
-              <w:rPr>
-                <w:rFonts w:ascii="Times New Roman" w:hAnsi="Times New Roman" w:cs="Times New Roman"/>
-                <w:sz w:val="28"/>
-                <w:szCs w:val="28"/>
-              </w:rPr>
-            </w:pPr>
-            <w:r>
-              <w:rPr>
-                <w:rFonts w:ascii="Times New Roman" w:hAnsi="Times New Roman" w:cs="Times New Roman"/>
-                <w:sz w:val="28"/>
-                <w:szCs w:val="28"/>
-              </w:rPr>
-              <w:t>Figure 33</w:t>
-            </w:r>
+          </w:tcPr>
+          <w:p>
+            <w:pPr>
+              <w:jc w:val="center"/>
+              <w:rPr>
+                <w:rFonts w:ascii="Times New Roman" w:hAnsi="Times New Roman" w:cs="Times New Roman"/>
+                <w:sz w:val="28"/>
+                <w:szCs w:val="28"/>
+              </w:rPr>
+            </w:pPr>
           </w:p>
         </w:tc>
         <w:tc>
@@ -8977,6 +8969,213 @@
             </w:pPr>
           </w:p>
         </w:tc>
+      </w:tr>
+      <w:tr>
+        <w:trPr>
+          <w:trHeight w:val="888"/>
+          <w:jc w:val="center"/>
+        </w:trPr>
+        <w:tc>
+          <w:tcPr>
+            <w:tcW w:w="1265" w:type="dxa"/>
+            <w:tcBorders>
+              <w:top w:val="single" w:sz="4" w:space="0" w:color="000000"/>
+              <w:left w:val="single" w:sz="4" w:space="0" w:color="000000"/>
+              <w:bottom w:val="single" w:sz="4" w:space="0" w:color="000000"/>
+              <w:right w:val="single" w:sz="4" w:space="0" w:color="000000"/>
+            </w:tcBorders>
+            <w:tcMar>
+              <w:top w:w="0" w:type="dxa"/>
+              <w:left w:w="108" w:type="dxa"/>
+              <w:bottom w:w="0" w:type="dxa"/>
+              <w:right w:w="108" w:type="dxa"/>
+            </w:tcMar>
+          </w:tcPr>
+          <w:p>
+            <w:pPr>
+              <w:jc w:val="center"/>
+              <w:rPr>
+                <w:rFonts w:ascii="Times New Roman" w:eastAsia="Times New Roman" w:hAnsi="Times New Roman" w:cs="Times New Roman"/>
+                <w:b/>
+                <w:bCs/>
+                <w:color w:val="000000"/>
+                <w:sz w:val="32"/>
+                <w:szCs w:val="32"/>
+              </w:rPr>
+            </w:pPr>
+            <w:r>
+              <w:rPr>
+                <w:rFonts w:ascii="Times New Roman" w:eastAsia="Times New Roman" w:hAnsi="Times New Roman" w:cs="Times New Roman"/>
+                <w:b/>
+                <w:bCs/>
+                <w:color w:val="000000"/>
+                <w:sz w:val="32"/>
+                <w:szCs w:val="32"/>
+              </w:rPr>
+              <w:t>Module 2</w:t>
+            </w:r>
+          </w:p>
+          <w:p>
+            <w:pPr>
+              <w:jc w:val="center"/>
+              <w:rPr>
+                <w:rFonts w:ascii="Times New Roman" w:eastAsia="Trebuchet MS" w:hAnsi="Times New Roman" w:cs="Times New Roman"/>
+                <w:sz w:val="28"/>
+                <w:szCs w:val="28"/>
+              </w:rPr>
+            </w:pPr>
+          </w:p>
+        </w:tc>
+        <w:tc>
+          <w:tcPr>
+            <w:tcW w:w="2710" w:type="dxa"/>
+            <w:tcBorders>
+              <w:top w:val="single" w:sz="4" w:space="0" w:color="000000"/>
+              <w:left w:val="single" w:sz="4" w:space="0" w:color="000000"/>
+              <w:bottom w:val="single" w:sz="4" w:space="0" w:color="000000"/>
+              <w:right w:val="single" w:sz="4" w:space="0" w:color="000000"/>
+            </w:tcBorders>
+            <w:shd w:val="clear" w:color="auto" w:fill="FFFF00"/>
+            <w:tcMar>
+              <w:top w:w="0" w:type="dxa"/>
+              <w:left w:w="108" w:type="dxa"/>
+              <w:bottom w:w="0" w:type="dxa"/>
+              <w:right w:w="108" w:type="dxa"/>
+            </w:tcMar>
+            <w:hideMark/>
+          </w:tcPr>
+          <w:p>
+            <w:pPr>
+              <w:jc w:val="center"/>
+              <w:rPr>
+                <w:rFonts w:ascii="Times New Roman" w:hAnsi="Times New Roman" w:cs="Times New Roman"/>
+              </w:rPr>
+            </w:pPr>
+            <w:r>
+              <w:rPr>
+                <w:rFonts w:ascii="Times New Roman" w:hAnsi="Times New Roman" w:cs="Times New Roman"/>
+              </w:rPr>
+              <w:t>Multilingual Support</w:t>
+            </w:r>
+          </w:p>
+        </w:tc>
+        <w:tc>
+          <w:tcPr>
+            <w:tcW w:w="1165" w:type="dxa"/>
+            <w:tcBorders>
+              <w:top w:val="single" w:sz="4" w:space="0" w:color="000000"/>
+              <w:left w:val="single" w:sz="4" w:space="0" w:color="000000"/>
+              <w:bottom w:val="single" w:sz="4" w:space="0" w:color="000000"/>
+              <w:right w:val="single" w:sz="4" w:space="0" w:color="000000"/>
+            </w:tcBorders>
+            <w:shd w:val="clear" w:color="auto" w:fill="00B0F0"/>
+            <w:tcMar>
+              <w:top w:w="0" w:type="dxa"/>
+              <w:left w:w="108" w:type="dxa"/>
+              <w:bottom w:w="0" w:type="dxa"/>
+              <w:right w:w="108" w:type="dxa"/>
+            </w:tcMar>
+            <w:hideMark/>
+          </w:tcPr>
+          <w:p>
+            <w:pPr>
+              <w:jc w:val="center"/>
+              <w:rPr>
+                <w:rFonts w:ascii="Times New Roman" w:hAnsi="Times New Roman" w:cs="Times New Roman"/>
+              </w:rPr>
+            </w:pPr>
+            <w:r>
+              <w:rPr>
+                <w:rFonts w:ascii="Times New Roman" w:hAnsi="Times New Roman" w:cs="Times New Roman"/>
+              </w:rPr>
+              <w:t>H</w:t>
+            </w:r>
+          </w:p>
+        </w:tc>
+        <w:tc>
+          <w:tcPr>
+            <w:tcW w:w="1678" w:type="dxa"/>
+            <w:tcBorders>
+              <w:top w:val="single" w:sz="4" w:space="0" w:color="000000"/>
+              <w:left w:val="single" w:sz="4" w:space="0" w:color="000000"/>
+              <w:bottom w:val="single" w:sz="4" w:space="0" w:color="000000"/>
+              <w:right w:val="single" w:sz="4" w:space="0" w:color="000000"/>
+            </w:tcBorders>
+            <w:shd w:val="clear" w:color="auto" w:fill="F4B083" w:themeFill="accent2" w:themeFillTint="99"/>
+            <w:tcMar>
+              <w:top w:w="0" w:type="dxa"/>
+              <w:left w:w="108" w:type="dxa"/>
+              <w:bottom w:w="0" w:type="dxa"/>
+              <w:right w:w="108" w:type="dxa"/>
+            </w:tcMar>
+          </w:tcPr>
+          <w:p>
+            <w:pPr>
+              <w:jc w:val="center"/>
+              <w:rPr>
+                <w:rFonts w:ascii="Times New Roman" w:hAnsi="Times New Roman" w:cs="Times New Roman"/>
+                <w:sz w:val="28"/>
+                <w:szCs w:val="28"/>
+              </w:rPr>
+            </w:pPr>
+          </w:p>
+        </w:tc>
+        <w:tc>
+          <w:tcPr>
+            <w:tcW w:w="1686" w:type="dxa"/>
+            <w:tcBorders>
+              <w:top w:val="single" w:sz="4" w:space="0" w:color="000000"/>
+              <w:left w:val="single" w:sz="4" w:space="0" w:color="000000"/>
+              <w:bottom w:val="single" w:sz="4" w:space="0" w:color="000000"/>
+              <w:right w:val="single" w:sz="4" w:space="0" w:color="000000"/>
+            </w:tcBorders>
+            <w:shd w:val="clear" w:color="auto" w:fill="F4B083" w:themeFill="accent2" w:themeFillTint="99"/>
+            <w:tcMar>
+              <w:top w:w="0" w:type="dxa"/>
+              <w:left w:w="108" w:type="dxa"/>
+              <w:bottom w:w="0" w:type="dxa"/>
+              <w:right w:w="108" w:type="dxa"/>
+            </w:tcMar>
+          </w:tcPr>
+          <w:p>
+            <w:pPr>
+              <w:jc w:val="center"/>
+              <w:rPr>
+                <w:rFonts w:ascii="Times New Roman" w:hAnsi="Times New Roman" w:cs="Times New Roman"/>
+                <w:sz w:val="28"/>
+                <w:szCs w:val="28"/>
+              </w:rPr>
+            </w:pPr>
+          </w:p>
+        </w:tc>
+        <w:tc>
+          <w:tcPr>
+            <w:tcW w:w="1413" w:type="dxa"/>
+            <w:tcBorders>
+              <w:top w:val="single" w:sz="4" w:space="0" w:color="000000"/>
+              <w:left w:val="single" w:sz="4" w:space="0" w:color="000000"/>
+              <w:bottom w:val="single" w:sz="4" w:space="0" w:color="000000"/>
+              <w:right w:val="single" w:sz="4" w:space="0" w:color="000000"/>
+            </w:tcBorders>
+            <w:shd w:val="clear" w:color="auto" w:fill="F4B083" w:themeFill="accent2" w:themeFillTint="99"/>
+            <w:tcMar>
+              <w:top w:w="0" w:type="dxa"/>
+              <w:left w:w="108" w:type="dxa"/>
+              <w:bottom w:w="0" w:type="dxa"/>
+              <w:right w:w="108" w:type="dxa"/>
+            </w:tcMar>
+          </w:tcPr>
+          <w:p>
+            <w:pPr>
+              <w:jc w:val="center"/>
+              <w:rPr>
+                <w:rFonts w:ascii="Times New Roman" w:hAnsi="Times New Roman" w:cs="Times New Roman"/>
+                <w:sz w:val="28"/>
+                <w:szCs w:val="28"/>
+              </w:rPr>
+            </w:pPr>
+          </w:p>
+        </w:tc>
         <w:tc>
           <w:tcPr>
             <w:tcW w:w="1507" w:type="dxa"/>
@@ -8987,6 +9186,12 @@
               <w:right w:val="single" w:sz="4" w:space="0" w:color="000000"/>
             </w:tcBorders>
             <w:shd w:val="clear" w:color="auto" w:fill="F4B083" w:themeFill="accent2" w:themeFillTint="99"/>
+            <w:tcMar>
+              <w:top w:w="0" w:type="dxa"/>
+              <w:left w:w="108" w:type="dxa"/>
+              <w:bottom w:w="0" w:type="dxa"/>
+              <w:right w:w="108" w:type="dxa"/>
+            </w:tcMar>
           </w:tcPr>
           <w:p>
             <w:pPr>
@@ -9028,13 +9233,15 @@
               <w:jc w:val="center"/>
               <w:rPr>
                 <w:rFonts w:ascii="Times New Roman" w:hAnsi="Times New Roman" w:cs="Times New Roman"/>
-              </w:rPr>
-            </w:pPr>
-            <w:r>
-              <w:rPr>
-                <w:rFonts w:ascii="Times New Roman" w:hAnsi="Times New Roman" w:cs="Times New Roman"/>
-              </w:rPr>
-              <w:t>M7F2</w:t>
+                <w:sz w:val="28"/>
+                <w:szCs w:val="28"/>
+              </w:rPr>
+            </w:pPr>
+            <w:r>
+              <w:rPr>
+                <w:rFonts w:ascii="Times New Roman" w:hAnsi="Times New Roman" w:cs="Times New Roman"/>
+              </w:rPr>
+              <w:t>M2F1</w:t>
             </w:r>
           </w:p>
         </w:tc>
@@ -9067,7 +9274,7 @@
               <w:rPr>
                 <w:rFonts w:ascii="Times New Roman" w:hAnsi="Times New Roman" w:cs="Times New Roman"/>
               </w:rPr>
-              <w:t xml:space="preserve">View Customer review </w:t>
+              <w:t>The website can be translated into multiple languages</w:t>
             </w:r>
           </w:p>
         </w:tc>
@@ -9148,25 +9355,16 @@
               <w:bottom w:w="0" w:type="dxa"/>
               <w:right w:w="108" w:type="dxa"/>
             </w:tcMar>
-            <w:hideMark/>
-          </w:tcPr>
-          <w:p>
-            <w:pPr>
-              <w:jc w:val="center"/>
-              <w:rPr>
-                <w:rFonts w:ascii="Times New Roman" w:hAnsi="Times New Roman" w:cs="Times New Roman"/>
-                <w:sz w:val="28"/>
-                <w:szCs w:val="28"/>
-              </w:rPr>
-            </w:pPr>
-            <w:r>
-              <w:rPr>
-                <w:rFonts w:ascii="Times New Roman" w:hAnsi="Times New Roman" w:cs="Times New Roman"/>
-                <w:sz w:val="28"/>
-                <w:szCs w:val="28"/>
-              </w:rPr>
-              <w:t>Figure 27</w:t>
-            </w:r>
+          </w:tcPr>
+          <w:p>
+            <w:pPr>
+              <w:jc w:val="center"/>
+              <w:rPr>
+                <w:rFonts w:ascii="Times New Roman" w:hAnsi="Times New Roman" w:cs="Times New Roman"/>
+                <w:sz w:val="28"/>
+                <w:szCs w:val="28"/>
+              </w:rPr>
+            </w:pPr>
           </w:p>
         </w:tc>
         <w:tc>
@@ -9213,28 +9411,6 @@
               <w:bottom w:w="0" w:type="dxa"/>
               <w:right w:w="108" w:type="dxa"/>
             </w:tcMar>
-          </w:tcPr>
-          <w:p>
-            <w:pPr>
-              <w:jc w:val="center"/>
-              <w:rPr>
-                <w:rFonts w:ascii="Times New Roman" w:hAnsi="Times New Roman" w:cs="Times New Roman"/>
-                <w:sz w:val="28"/>
-                <w:szCs w:val="28"/>
-              </w:rPr>
-            </w:pPr>
-          </w:p>
-        </w:tc>
-        <w:tc>
-          <w:tcPr>
-            <w:tcW w:w="1507" w:type="dxa"/>
-            <w:tcBorders>
-              <w:top w:val="single" w:sz="4" w:space="0" w:color="000000"/>
-              <w:left w:val="single" w:sz="4" w:space="0" w:color="000000"/>
-              <w:bottom w:val="single" w:sz="4" w:space="0" w:color="000000"/>
-              <w:right w:val="single" w:sz="4" w:space="0" w:color="000000"/>
-            </w:tcBorders>
-            <w:shd w:val="clear" w:color="auto" w:fill="F4B083" w:themeFill="accent2" w:themeFillTint="99"/>
           </w:tcPr>
           <w:p>
             <w:pPr>
@@ -9262,28 +9438,46 @@
               <w:bottom w:val="single" w:sz="4" w:space="0" w:color="000000"/>
               <w:right w:val="single" w:sz="4" w:space="0" w:color="000000"/>
             </w:tcBorders>
-            <w:shd w:val="clear" w:color="auto" w:fill="92D050"/>
-            <w:tcMar>
-              <w:top w:w="0" w:type="dxa"/>
-              <w:left w:w="108" w:type="dxa"/>
-              <w:bottom w:w="0" w:type="dxa"/>
-              <w:right w:w="108" w:type="dxa"/>
-            </w:tcMar>
-            <w:hideMark/>
-          </w:tcPr>
-          <w:p>
-            <w:pPr>
-              <w:jc w:val="center"/>
-              <w:rPr>
-                <w:rFonts w:ascii="Times New Roman" w:hAnsi="Times New Roman" w:cs="Times New Roman"/>
-              </w:rPr>
-            </w:pPr>
-            <w:r>
-              <w:rPr>
-                <w:rFonts w:ascii="Times New Roman" w:hAnsi="Times New Roman" w:cs="Times New Roman"/>
-              </w:rPr>
-              <w:t>M7F3</w:t>
-            </w:r>
+            <w:tcMar>
+              <w:top w:w="0" w:type="dxa"/>
+              <w:left w:w="108" w:type="dxa"/>
+              <w:bottom w:w="0" w:type="dxa"/>
+              <w:right w:w="108" w:type="dxa"/>
+            </w:tcMar>
+          </w:tcPr>
+          <w:p>
+            <w:pPr>
+              <w:jc w:val="center"/>
+              <w:rPr>
+                <w:rFonts w:ascii="Times New Roman" w:eastAsia="Times New Roman" w:hAnsi="Times New Roman" w:cs="Times New Roman"/>
+                <w:b/>
+                <w:bCs/>
+                <w:color w:val="000000"/>
+                <w:sz w:val="32"/>
+                <w:szCs w:val="32"/>
+              </w:rPr>
+            </w:pPr>
+            <w:r>
+              <w:rPr>
+                <w:rFonts w:ascii="Times New Roman" w:eastAsia="Times New Roman" w:hAnsi="Times New Roman" w:cs="Times New Roman"/>
+                <w:b/>
+                <w:bCs/>
+                <w:color w:val="000000"/>
+                <w:sz w:val="32"/>
+                <w:szCs w:val="32"/>
+              </w:rPr>
+              <w:t>Module 3</w:t>
+            </w:r>
+          </w:p>
+          <w:p>
+            <w:pPr>
+              <w:jc w:val="center"/>
+              <w:rPr>
+                <w:rFonts w:ascii="Times New Roman" w:eastAsia="Trebuchet MS" w:hAnsi="Times New Roman" w:cs="Times New Roman"/>
+                <w:sz w:val="28"/>
+                <w:szCs w:val="28"/>
+              </w:rPr>
+            </w:pPr>
           </w:p>
         </w:tc>
         <w:tc>
@@ -9295,27 +9489,35 @@
               <w:bottom w:val="single" w:sz="4" w:space="0" w:color="000000"/>
               <w:right w:val="single" w:sz="4" w:space="0" w:color="000000"/>
             </w:tcBorders>
-            <w:shd w:val="clear" w:color="auto" w:fill="92D050"/>
-            <w:tcMar>
-              <w:top w:w="0" w:type="dxa"/>
-              <w:left w:w="108" w:type="dxa"/>
-              <w:bottom w:w="0" w:type="dxa"/>
-              <w:right w:w="108" w:type="dxa"/>
-            </w:tcMar>
-            <w:hideMark/>
-          </w:tcPr>
-          <w:p>
-            <w:pPr>
-              <w:jc w:val="center"/>
-              <w:rPr>
-                <w:rFonts w:ascii="Times New Roman" w:hAnsi="Times New Roman" w:cs="Times New Roman"/>
-              </w:rPr>
-            </w:pPr>
-            <w:r>
-              <w:rPr>
-                <w:rFonts w:ascii="Times New Roman" w:hAnsi="Times New Roman" w:cs="Times New Roman"/>
-              </w:rPr>
-              <w:t>Edit profile</w:t>
+            <w:shd w:val="clear" w:color="auto" w:fill="FFFF00"/>
+            <w:tcMar>
+              <w:top w:w="0" w:type="dxa"/>
+              <w:left w:w="108" w:type="dxa"/>
+              <w:bottom w:w="0" w:type="dxa"/>
+              <w:right w:w="108" w:type="dxa"/>
+            </w:tcMar>
+            <w:hideMark/>
+          </w:tcPr>
+          <w:p>
+            <w:pPr>
+              <w:jc w:val="center"/>
+              <w:rPr>
+                <w:rFonts w:ascii="Times New Roman" w:hAnsi="Times New Roman" w:cs="Times New Roman"/>
+              </w:rPr>
+            </w:pPr>
+            <w:r>
+              <w:rPr>
+                <w:rFonts w:ascii="Times New Roman" w:hAnsi="Times New Roman" w:cs="Times New Roman"/>
+              </w:rPr>
+              <w:lastRenderedPageBreak/>
+              <w:t xml:space="preserve">File Drag-and-Drop </w:t>
+            </w:r>
+            <w:r>
+              <w:rPr>
+                <w:rFonts w:ascii="Times New Roman" w:hAnsi="Times New Roman" w:cs="Times New Roman"/>
+                <w:shd w:val="clear" w:color="auto" w:fill="FFFF00"/>
+              </w:rPr>
+              <w:t>Upload</w:t>
             </w:r>
           </w:p>
         </w:tc>
@@ -9328,7 +9530,7 @@
               <w:bottom w:val="single" w:sz="4" w:space="0" w:color="000000"/>
               <w:right w:val="single" w:sz="4" w:space="0" w:color="000000"/>
             </w:tcBorders>
-            <w:shd w:val="clear" w:color="auto" w:fill="92D050"/>
+            <w:shd w:val="clear" w:color="auto" w:fill="00B0F0"/>
             <w:tcMar>
               <w:top w:w="0" w:type="dxa"/>
               <w:left w:w="108" w:type="dxa"/>
@@ -9396,25 +9598,16 @@
               <w:bottom w:w="0" w:type="dxa"/>
               <w:right w:w="108" w:type="dxa"/>
             </w:tcMar>
-            <w:hideMark/>
-          </w:tcPr>
-          <w:p>
-            <w:pPr>
-              <w:jc w:val="center"/>
-              <w:rPr>
-                <w:rFonts w:ascii="Times New Roman" w:hAnsi="Times New Roman" w:cs="Times New Roman"/>
-                <w:sz w:val="28"/>
-                <w:szCs w:val="28"/>
-              </w:rPr>
-            </w:pPr>
-            <w:r>
-              <w:rPr>
-                <w:rFonts w:ascii="Times New Roman" w:hAnsi="Times New Roman" w:cs="Times New Roman"/>
-                <w:sz w:val="28"/>
-                <w:szCs w:val="28"/>
-              </w:rPr>
-              <w:t>Figure 29</w:t>
-            </w:r>
+          </w:tcPr>
+          <w:p>
+            <w:pPr>
+              <w:jc w:val="center"/>
+              <w:rPr>
+                <w:rFonts w:ascii="Times New Roman" w:hAnsi="Times New Roman" w:cs="Times New Roman"/>
+                <w:sz w:val="28"/>
+                <w:szCs w:val="28"/>
+              </w:rPr>
+            </w:pPr>
           </w:p>
         </w:tc>
         <w:tc>
@@ -9461,28 +9654,6 @@
               <w:bottom w:w="0" w:type="dxa"/>
               <w:right w:w="108" w:type="dxa"/>
             </w:tcMar>
-          </w:tcPr>
-          <w:p>
-            <w:pPr>
-              <w:jc w:val="center"/>
-              <w:rPr>
-                <w:rFonts w:ascii="Times New Roman" w:hAnsi="Times New Roman" w:cs="Times New Roman"/>
-                <w:sz w:val="28"/>
-                <w:szCs w:val="28"/>
-              </w:rPr>
-            </w:pPr>
-          </w:p>
-        </w:tc>
-        <w:tc>
-          <w:tcPr>
-            <w:tcW w:w="1507" w:type="dxa"/>
-            <w:tcBorders>
-              <w:top w:val="single" w:sz="4" w:space="0" w:color="000000"/>
-              <w:left w:val="single" w:sz="4" w:space="0" w:color="000000"/>
-              <w:bottom w:val="single" w:sz="4" w:space="0" w:color="000000"/>
-              <w:right w:val="single" w:sz="4" w:space="0" w:color="000000"/>
-            </w:tcBorders>
-            <w:shd w:val="clear" w:color="auto" w:fill="F4B083" w:themeFill="accent2" w:themeFillTint="99"/>
           </w:tcPr>
           <w:p>
             <w:pPr>
@@ -9510,32 +9681,29 @@
               <w:bottom w:val="single" w:sz="4" w:space="0" w:color="000000"/>
               <w:right w:val="single" w:sz="4" w:space="0" w:color="000000"/>
             </w:tcBorders>
-            <w:shd w:val="clear" w:color="auto" w:fill="C189F7"/>
-            <w:tcMar>
-              <w:top w:w="0" w:type="dxa"/>
-              <w:left w:w="108" w:type="dxa"/>
-              <w:bottom w:w="0" w:type="dxa"/>
-              <w:right w:w="108" w:type="dxa"/>
-            </w:tcMar>
-            <w:hideMark/>
-          </w:tcPr>
-          <w:p>
-            <w:pPr>
-              <w:jc w:val="center"/>
-              <w:rPr>
-                <w:rFonts w:ascii="Times New Roman" w:hAnsi="Times New Roman" w:cs="Times New Roman"/>
-              </w:rPr>
-            </w:pPr>
-            <w:r>
-              <w:rPr>
-                <w:rFonts w:ascii="Times New Roman" w:eastAsia="Times New Roman" w:hAnsi="Times New Roman" w:cs="Times New Roman"/>
-                <w:b/>
-                <w:bCs/>
-                <w:color w:val="000000"/>
-                <w:sz w:val="28"/>
-                <w:szCs w:val="28"/>
-              </w:rPr>
-              <w:t>CAT B</w:t>
+            <w:shd w:val="clear" w:color="auto" w:fill="92D050"/>
+            <w:tcMar>
+              <w:top w:w="0" w:type="dxa"/>
+              <w:left w:w="108" w:type="dxa"/>
+              <w:bottom w:w="0" w:type="dxa"/>
+              <w:right w:w="108" w:type="dxa"/>
+            </w:tcMar>
+            <w:hideMark/>
+          </w:tcPr>
+          <w:p>
+            <w:pPr>
+              <w:jc w:val="center"/>
+              <w:rPr>
+                <w:rFonts w:ascii="Times New Roman" w:hAnsi="Times New Roman" w:cs="Times New Roman"/>
+                <w:sz w:val="28"/>
+                <w:szCs w:val="28"/>
+              </w:rPr>
+            </w:pPr>
+            <w:r>
+              <w:rPr>
+                <w:rFonts w:ascii="Times New Roman" w:hAnsi="Times New Roman" w:cs="Times New Roman"/>
+              </w:rPr>
+              <w:t>M3F1</w:t>
             </w:r>
           </w:p>
         </w:tc>
@@ -9548,22 +9716,28 @@
               <w:bottom w:val="single" w:sz="4" w:space="0" w:color="000000"/>
               <w:right w:val="single" w:sz="4" w:space="0" w:color="000000"/>
             </w:tcBorders>
-            <w:tcMar>
-              <w:top w:w="0" w:type="dxa"/>
-              <w:left w:w="108" w:type="dxa"/>
-              <w:bottom w:w="0" w:type="dxa"/>
-              <w:right w:w="108" w:type="dxa"/>
-            </w:tcMar>
-          </w:tcPr>
-          <w:p>
-            <w:pPr>
-              <w:jc w:val="center"/>
-              <w:rPr>
-                <w:rFonts w:ascii="Times New Roman" w:hAnsi="Times New Roman" w:cs="Times New Roman"/>
-                <w:sz w:val="28"/>
-                <w:szCs w:val="28"/>
-              </w:rPr>
-            </w:pPr>
+            <w:shd w:val="clear" w:color="auto" w:fill="92D050"/>
+            <w:tcMar>
+              <w:top w:w="0" w:type="dxa"/>
+              <w:left w:w="108" w:type="dxa"/>
+              <w:bottom w:w="0" w:type="dxa"/>
+              <w:right w:w="108" w:type="dxa"/>
+            </w:tcMar>
+            <w:hideMark/>
+          </w:tcPr>
+          <w:p>
+            <w:pPr>
+              <w:jc w:val="center"/>
+              <w:rPr>
+                <w:rFonts w:ascii="Times New Roman" w:hAnsi="Times New Roman" w:cs="Times New Roman"/>
+              </w:rPr>
+            </w:pPr>
+            <w:r>
+              <w:rPr>
+                <w:rFonts w:ascii="Times New Roman" w:hAnsi="Times New Roman" w:cs="Times New Roman"/>
+              </w:rPr>
+              <w:t>Allow for dragging and dropping images when providing feedback or review</w:t>
+            </w:r>
           </w:p>
         </w:tc>
         <w:tc>
@@ -9575,6 +9749,7 @@
               <w:bottom w:val="single" w:sz="4" w:space="0" w:color="000000"/>
               <w:right w:val="single" w:sz="4" w:space="0" w:color="000000"/>
             </w:tcBorders>
+            <w:shd w:val="clear" w:color="auto" w:fill="92D050"/>
             <w:tcMar>
               <w:top w:w="0" w:type="dxa"/>
               <w:left w:w="108" w:type="dxa"/>
@@ -9698,28 +9873,6 @@
               <w:bottom w:w="0" w:type="dxa"/>
               <w:right w:w="108" w:type="dxa"/>
             </w:tcMar>
-          </w:tcPr>
-          <w:p>
-            <w:pPr>
-              <w:jc w:val="center"/>
-              <w:rPr>
-                <w:rFonts w:ascii="Times New Roman" w:hAnsi="Times New Roman" w:cs="Times New Roman"/>
-                <w:sz w:val="28"/>
-                <w:szCs w:val="28"/>
-              </w:rPr>
-            </w:pPr>
-          </w:p>
-        </w:tc>
-        <w:tc>
-          <w:tcPr>
-            <w:tcW w:w="1507" w:type="dxa"/>
-            <w:tcBorders>
-              <w:top w:val="single" w:sz="4" w:space="0" w:color="000000"/>
-              <w:left w:val="single" w:sz="4" w:space="0" w:color="000000"/>
-              <w:bottom w:val="single" w:sz="4" w:space="0" w:color="000000"/>
-              <w:right w:val="single" w:sz="4" w:space="0" w:color="000000"/>
-            </w:tcBorders>
-            <w:shd w:val="clear" w:color="auto" w:fill="F4B083" w:themeFill="accent2" w:themeFillTint="99"/>
           </w:tcPr>
           <w:p>
             <w:pPr>
@@ -9753,18 +9906,10 @@
               <w:bottom w:w="0" w:type="dxa"/>
               <w:right w:w="108" w:type="dxa"/>
             </w:tcMar>
-            <w:hideMark/>
-          </w:tcPr>
-          <w:p>
-            <w:pPr>
-              <w:jc w:val="center"/>
-              <w:rPr>
-                <w:rFonts w:ascii="Times New Roman" w:hAnsi="Times New Roman" w:cs="Times New Roman"/>
-                <w:sz w:val="28"/>
-                <w:szCs w:val="28"/>
-              </w:rPr>
-            </w:pPr>
-            <w:r>
+          </w:tcPr>
+          <w:p>
+            <w:pPr>
+              <w:jc w:val="center"/>
               <w:rPr>
                 <w:rFonts w:ascii="Times New Roman" w:eastAsia="Times New Roman" w:hAnsi="Times New Roman" w:cs="Times New Roman"/>
                 <w:b/>
@@ -9773,8 +9918,28 @@
                 <w:sz w:val="32"/>
                 <w:szCs w:val="32"/>
               </w:rPr>
-              <w:t>Module 1</w:t>
-            </w:r>
+            </w:pPr>
+            <w:r>
+              <w:rPr>
+                <w:rFonts w:ascii="Times New Roman" w:eastAsia="Times New Roman" w:hAnsi="Times New Roman" w:cs="Times New Roman"/>
+                <w:b/>
+                <w:bCs/>
+                <w:color w:val="000000"/>
+                <w:sz w:val="32"/>
+                <w:szCs w:val="32"/>
+              </w:rPr>
+              <w:t>Module 4</w:t>
+            </w:r>
+          </w:p>
+          <w:p>
+            <w:pPr>
+              <w:jc w:val="center"/>
+              <w:rPr>
+                <w:rFonts w:ascii="Times New Roman" w:eastAsia="Trebuchet MS" w:hAnsi="Times New Roman" w:cs="Times New Roman"/>
+                <w:sz w:val="28"/>
+                <w:szCs w:val="28"/>
+              </w:rPr>
+            </w:pPr>
           </w:p>
         </w:tc>
         <w:tc>
@@ -9806,7 +9971,7 @@
               <w:rPr>
                 <w:rFonts w:ascii="Times New Roman" w:hAnsi="Times New Roman" w:cs="Times New Roman"/>
               </w:rPr>
-              <w:t>Dark Mode and Theme Switcher</w:t>
+              <w:t>Social Media Integration</w:t>
             </w:r>
           </w:p>
         </w:tc>
@@ -9819,7 +9984,7 @@
               <w:bottom w:val="single" w:sz="4" w:space="0" w:color="000000"/>
               <w:right w:val="single" w:sz="4" w:space="0" w:color="000000"/>
             </w:tcBorders>
-            <w:shd w:val="clear" w:color="auto" w:fill="92D050"/>
+            <w:shd w:val="clear" w:color="auto" w:fill="00B0F0"/>
             <w:tcMar>
               <w:top w:w="0" w:type="dxa"/>
               <w:left w:w="108" w:type="dxa"/>
@@ -9943,28 +10108,6 @@
               <w:bottom w:w="0" w:type="dxa"/>
               <w:right w:w="108" w:type="dxa"/>
             </w:tcMar>
-          </w:tcPr>
-          <w:p>
-            <w:pPr>
-              <w:jc w:val="center"/>
-              <w:rPr>
-                <w:rFonts w:ascii="Times New Roman" w:hAnsi="Times New Roman" w:cs="Times New Roman"/>
-                <w:sz w:val="28"/>
-                <w:szCs w:val="28"/>
-              </w:rPr>
-            </w:pPr>
-          </w:p>
-        </w:tc>
-        <w:tc>
-          <w:tcPr>
-            <w:tcW w:w="1507" w:type="dxa"/>
-            <w:tcBorders>
-              <w:top w:val="single" w:sz="4" w:space="0" w:color="000000"/>
-              <w:left w:val="single" w:sz="4" w:space="0" w:color="000000"/>
-              <w:bottom w:val="single" w:sz="4" w:space="0" w:color="000000"/>
-              <w:right w:val="single" w:sz="4" w:space="0" w:color="000000"/>
-            </w:tcBorders>
-            <w:shd w:val="clear" w:color="auto" w:fill="F4B083" w:themeFill="accent2" w:themeFillTint="99"/>
           </w:tcPr>
           <w:p>
             <w:pPr>
@@ -10014,7 +10157,7 @@
               <w:rPr>
                 <w:rFonts w:ascii="Times New Roman" w:hAnsi="Times New Roman" w:cs="Times New Roman"/>
               </w:rPr>
-              <w:t>M1F1</w:t>
+              <w:t>M4F1</w:t>
             </w:r>
           </w:p>
         </w:tc>
@@ -10047,7 +10190,7 @@
               <w:rPr>
                 <w:rFonts w:ascii="Times New Roman" w:hAnsi="Times New Roman" w:cs="Times New Roman"/>
               </w:rPr>
-              <w:t xml:space="preserve"> switch between light and dark mode</w:t>
+              <w:t>Linking the website with social media platforms</w:t>
             </w:r>
           </w:p>
         </w:tc>
@@ -10184,28 +10327,6 @@
               <w:bottom w:w="0" w:type="dxa"/>
               <w:right w:w="108" w:type="dxa"/>
             </w:tcMar>
-          </w:tcPr>
-          <w:p>
-            <w:pPr>
-              <w:jc w:val="center"/>
-              <w:rPr>
-                <w:rFonts w:ascii="Times New Roman" w:hAnsi="Times New Roman" w:cs="Times New Roman"/>
-                <w:sz w:val="28"/>
-                <w:szCs w:val="28"/>
-              </w:rPr>
-            </w:pPr>
-          </w:p>
-        </w:tc>
-        <w:tc>
-          <w:tcPr>
-            <w:tcW w:w="1507" w:type="dxa"/>
-            <w:tcBorders>
-              <w:top w:val="single" w:sz="4" w:space="0" w:color="000000"/>
-              <w:left w:val="single" w:sz="4" w:space="0" w:color="000000"/>
-              <w:bottom w:val="single" w:sz="4" w:space="0" w:color="000000"/>
-              <w:right w:val="single" w:sz="4" w:space="0" w:color="000000"/>
-            </w:tcBorders>
-            <w:shd w:val="clear" w:color="auto" w:fill="F4B083" w:themeFill="accent2" w:themeFillTint="99"/>
           </w:tcPr>
           <w:p>
             <w:pPr>
@@ -10221,7 +10342,220 @@
       </w:tr>
       <w:tr>
         <w:trPr>
-          <w:trHeight w:val="888"/>
+          <w:trHeight w:val="400"/>
+          <w:jc w:val="center"/>
+        </w:trPr>
+        <w:tc>
+          <w:tcPr>
+            <w:tcW w:w="1265" w:type="dxa"/>
+            <w:tcBorders>
+              <w:top w:val="single" w:sz="4" w:space="0" w:color="000000"/>
+              <w:left w:val="single" w:sz="4" w:space="0" w:color="000000"/>
+              <w:bottom w:val="single" w:sz="4" w:space="0" w:color="000000"/>
+              <w:right w:val="single" w:sz="4" w:space="0" w:color="000000"/>
+            </w:tcBorders>
+            <w:shd w:val="clear" w:color="auto" w:fill="C189F7"/>
+            <w:tcMar>
+              <w:top w:w="0" w:type="dxa"/>
+              <w:left w:w="108" w:type="dxa"/>
+              <w:bottom w:w="0" w:type="dxa"/>
+              <w:right w:w="108" w:type="dxa"/>
+            </w:tcMar>
+            <w:hideMark/>
+          </w:tcPr>
+          <w:p>
+            <w:pPr>
+              <w:jc w:val="center"/>
+              <w:rPr>
+                <w:rFonts w:ascii="Times New Roman" w:hAnsi="Times New Roman" w:cs="Times New Roman"/>
+              </w:rPr>
+            </w:pPr>
+            <w:r>
+              <w:rPr>
+                <w:rFonts w:ascii="Times New Roman" w:eastAsia="Times New Roman" w:hAnsi="Times New Roman" w:cs="Times New Roman"/>
+                <w:b/>
+                <w:bCs/>
+                <w:color w:val="000000"/>
+                <w:sz w:val="28"/>
+                <w:szCs w:val="28"/>
+              </w:rPr>
+              <w:t>CAT C</w:t>
+            </w:r>
+          </w:p>
+        </w:tc>
+        <w:tc>
+          <w:tcPr>
+            <w:tcW w:w="2710" w:type="dxa"/>
+            <w:tcBorders>
+              <w:top w:val="single" w:sz="4" w:space="0" w:color="000000"/>
+              <w:left w:val="single" w:sz="4" w:space="0" w:color="000000"/>
+              <w:bottom w:val="single" w:sz="4" w:space="0" w:color="000000"/>
+              <w:right w:val="single" w:sz="4" w:space="0" w:color="000000"/>
+            </w:tcBorders>
+            <w:tcMar>
+              <w:top w:w="0" w:type="dxa"/>
+              <w:left w:w="108" w:type="dxa"/>
+              <w:bottom w:w="0" w:type="dxa"/>
+              <w:right w:w="108" w:type="dxa"/>
+            </w:tcMar>
+          </w:tcPr>
+          <w:p>
+            <w:pPr>
+              <w:jc w:val="center"/>
+              <w:rPr>
+                <w:rFonts w:ascii="Times New Roman" w:hAnsi="Times New Roman" w:cs="Times New Roman"/>
+              </w:rPr>
+            </w:pPr>
+          </w:p>
+        </w:tc>
+        <w:tc>
+          <w:tcPr>
+            <w:tcW w:w="1165" w:type="dxa"/>
+            <w:tcBorders>
+              <w:top w:val="single" w:sz="4" w:space="0" w:color="000000"/>
+              <w:left w:val="single" w:sz="4" w:space="0" w:color="000000"/>
+              <w:bottom w:val="single" w:sz="4" w:space="0" w:color="000000"/>
+              <w:right w:val="single" w:sz="4" w:space="0" w:color="000000"/>
+            </w:tcBorders>
+            <w:tcMar>
+              <w:top w:w="0" w:type="dxa"/>
+              <w:left w:w="108" w:type="dxa"/>
+              <w:bottom w:w="0" w:type="dxa"/>
+              <w:right w:w="108" w:type="dxa"/>
+            </w:tcMar>
+            <w:hideMark/>
+          </w:tcPr>
+          <w:p>
+            <w:pPr>
+              <w:jc w:val="center"/>
+              <w:rPr>
+                <w:rFonts w:ascii="Times New Roman" w:hAnsi="Times New Roman" w:cs="Times New Roman"/>
+              </w:rPr>
+            </w:pPr>
+            <w:r>
+              <w:rPr>
+                <w:rFonts w:ascii="Times New Roman" w:hAnsi="Times New Roman" w:cs="Times New Roman"/>
+              </w:rPr>
+              <w:t>H</w:t>
+            </w:r>
+          </w:p>
+        </w:tc>
+        <w:tc>
+          <w:tcPr>
+            <w:tcW w:w="1678" w:type="dxa"/>
+            <w:tcBorders>
+              <w:top w:val="single" w:sz="4" w:space="0" w:color="000000"/>
+              <w:left w:val="single" w:sz="4" w:space="0" w:color="000000"/>
+              <w:bottom w:val="single" w:sz="4" w:space="0" w:color="000000"/>
+              <w:right w:val="single" w:sz="4" w:space="0" w:color="000000"/>
+            </w:tcBorders>
+            <w:shd w:val="clear" w:color="auto" w:fill="F4B083" w:themeFill="accent2" w:themeFillTint="99"/>
+            <w:tcMar>
+              <w:top w:w="0" w:type="dxa"/>
+              <w:left w:w="108" w:type="dxa"/>
+              <w:bottom w:w="0" w:type="dxa"/>
+              <w:right w:w="108" w:type="dxa"/>
+            </w:tcMar>
+          </w:tcPr>
+          <w:p>
+            <w:pPr>
+              <w:jc w:val="center"/>
+              <w:rPr>
+                <w:rFonts w:ascii="Times New Roman" w:hAnsi="Times New Roman" w:cs="Times New Roman"/>
+                <w:sz w:val="28"/>
+                <w:szCs w:val="28"/>
+              </w:rPr>
+            </w:pPr>
+          </w:p>
+        </w:tc>
+        <w:tc>
+          <w:tcPr>
+            <w:tcW w:w="1686" w:type="dxa"/>
+            <w:tcBorders>
+              <w:top w:val="single" w:sz="4" w:space="0" w:color="000000"/>
+              <w:left w:val="single" w:sz="4" w:space="0" w:color="000000"/>
+              <w:bottom w:val="single" w:sz="4" w:space="0" w:color="000000"/>
+              <w:right w:val="single" w:sz="4" w:space="0" w:color="000000"/>
+            </w:tcBorders>
+            <w:shd w:val="clear" w:color="auto" w:fill="F4B083" w:themeFill="accent2" w:themeFillTint="99"/>
+            <w:tcMar>
+              <w:top w:w="0" w:type="dxa"/>
+              <w:left w:w="108" w:type="dxa"/>
+              <w:bottom w:w="0" w:type="dxa"/>
+              <w:right w:w="108" w:type="dxa"/>
+            </w:tcMar>
+          </w:tcPr>
+          <w:p>
+            <w:pPr>
+              <w:jc w:val="center"/>
+              <w:rPr>
+                <w:rFonts w:ascii="Times New Roman" w:hAnsi="Times New Roman" w:cs="Times New Roman"/>
+                <w:sz w:val="28"/>
+                <w:szCs w:val="28"/>
+              </w:rPr>
+            </w:pPr>
+          </w:p>
+        </w:tc>
+        <w:tc>
+          <w:tcPr>
+            <w:tcW w:w="1413" w:type="dxa"/>
+            <w:tcBorders>
+              <w:top w:val="single" w:sz="4" w:space="0" w:color="000000"/>
+              <w:left w:val="single" w:sz="4" w:space="0" w:color="000000"/>
+              <w:bottom w:val="single" w:sz="4" w:space="0" w:color="000000"/>
+              <w:right w:val="single" w:sz="4" w:space="0" w:color="000000"/>
+            </w:tcBorders>
+            <w:shd w:val="clear" w:color="auto" w:fill="F4B083" w:themeFill="accent2" w:themeFillTint="99"/>
+            <w:tcMar>
+              <w:top w:w="0" w:type="dxa"/>
+              <w:left w:w="108" w:type="dxa"/>
+              <w:bottom w:w="0" w:type="dxa"/>
+              <w:right w:w="108" w:type="dxa"/>
+            </w:tcMar>
+          </w:tcPr>
+          <w:p>
+            <w:pPr>
+              <w:jc w:val="center"/>
+              <w:rPr>
+                <w:rFonts w:ascii="Times New Roman" w:hAnsi="Times New Roman" w:cs="Times New Roman"/>
+                <w:sz w:val="28"/>
+                <w:szCs w:val="28"/>
+              </w:rPr>
+            </w:pPr>
+          </w:p>
+        </w:tc>
+        <w:tc>
+          <w:tcPr>
+            <w:tcW w:w="1507" w:type="dxa"/>
+            <w:tcBorders>
+              <w:top w:val="single" w:sz="4" w:space="0" w:color="000000"/>
+              <w:left w:val="single" w:sz="4" w:space="0" w:color="000000"/>
+              <w:bottom w:val="single" w:sz="4" w:space="0" w:color="000000"/>
+              <w:right w:val="single" w:sz="4" w:space="0" w:color="000000"/>
+            </w:tcBorders>
+            <w:shd w:val="clear" w:color="auto" w:fill="F4B083" w:themeFill="accent2" w:themeFillTint="99"/>
+            <w:tcMar>
+              <w:top w:w="0" w:type="dxa"/>
+              <w:left w:w="108" w:type="dxa"/>
+              <w:bottom w:w="0" w:type="dxa"/>
+              <w:right w:w="108" w:type="dxa"/>
+            </w:tcMar>
+          </w:tcPr>
+          <w:p>
+            <w:pPr>
+              <w:jc w:val="center"/>
+              <w:rPr>
+                <w:rFonts w:ascii="Times New Roman" w:hAnsi="Times New Roman" w:cs="Times New Roman"/>
+                <w:sz w:val="28"/>
+                <w:szCs w:val="28"/>
+              </w:rPr>
+            </w:pPr>
+          </w:p>
+        </w:tc>
+      </w:tr>
+      <w:tr>
+        <w:trPr>
+          <w:trHeight w:val="400"/>
           <w:jc w:val="center"/>
         </w:trPr>
         <w:tc>
@@ -10261,14 +10595,17 @@
                 <w:sz w:val="32"/>
                 <w:szCs w:val="32"/>
               </w:rPr>
-              <w:t>Module 2</w:t>
-            </w:r>
-          </w:p>
-          <w:p>
-            <w:pPr>
-              <w:jc w:val="center"/>
-              <w:rPr>
-                <w:rFonts w:ascii="Times New Roman" w:hAnsi="Times New Roman" w:cs="Times New Roman"/>
+              <w:t>Module 1</w:t>
+            </w:r>
+          </w:p>
+          <w:p>
+            <w:pPr>
+              <w:jc w:val="center"/>
+              <w:rPr>
+                <w:rFonts w:ascii="Times New Roman" w:eastAsia="Times New Roman" w:hAnsi="Times New Roman" w:cs="Times New Roman"/>
+                <w:b/>
+                <w:bCs/>
+                <w:color w:val="000000"/>
                 <w:sz w:val="28"/>
                 <w:szCs w:val="28"/>
               </w:rPr>
@@ -10297,15 +10634,14 @@
             <w:pPr>
               <w:jc w:val="center"/>
               <w:rPr>
-                <w:rFonts w:ascii="Times New Roman" w:hAnsi="Times New Roman" w:cs="Times New Roman"/>
-              </w:rPr>
-            </w:pPr>
-            <w:r>
-              <w:rPr>
-                <w:rFonts w:ascii="Times New Roman" w:hAnsi="Times New Roman" w:cs="Times New Roman"/>
-              </w:rPr>
-              <w:lastRenderedPageBreak/>
-              <w:t>Multilingual Support</w:t>
+                <w:rFonts w:ascii="Times New Roman" w:eastAsia="Trebuchet MS" w:hAnsi="Times New Roman" w:cs="Times New Roman"/>
+              </w:rPr>
+            </w:pPr>
+            <w:r>
+              <w:rPr>
+                <w:rFonts w:ascii="Times New Roman" w:hAnsi="Times New Roman" w:cs="Times New Roman"/>
+              </w:rPr>
+              <w:t>Autocomplete and Suggestions</w:t>
             </w:r>
           </w:p>
         </w:tc>
@@ -10442,28 +10778,6 @@
               <w:bottom w:w="0" w:type="dxa"/>
               <w:right w:w="108" w:type="dxa"/>
             </w:tcMar>
-          </w:tcPr>
-          <w:p>
-            <w:pPr>
-              <w:jc w:val="center"/>
-              <w:rPr>
-                <w:rFonts w:ascii="Times New Roman" w:hAnsi="Times New Roman" w:cs="Times New Roman"/>
-                <w:sz w:val="28"/>
-                <w:szCs w:val="28"/>
-              </w:rPr>
-            </w:pPr>
-          </w:p>
-        </w:tc>
-        <w:tc>
-          <w:tcPr>
-            <w:tcW w:w="1507" w:type="dxa"/>
-            <w:tcBorders>
-              <w:top w:val="single" w:sz="4" w:space="0" w:color="000000"/>
-              <w:left w:val="single" w:sz="4" w:space="0" w:color="000000"/>
-              <w:bottom w:val="single" w:sz="4" w:space="0" w:color="000000"/>
-              <w:right w:val="single" w:sz="4" w:space="0" w:color="000000"/>
-            </w:tcBorders>
-            <w:shd w:val="clear" w:color="auto" w:fill="F4B083" w:themeFill="accent2" w:themeFillTint="99"/>
           </w:tcPr>
           <w:p>
             <w:pPr>
@@ -10504,16 +10818,19 @@
             <w:pPr>
               <w:jc w:val="center"/>
               <w:rPr>
-                <w:rFonts w:ascii="Times New Roman" w:hAnsi="Times New Roman" w:cs="Times New Roman"/>
-                <w:sz w:val="28"/>
-                <w:szCs w:val="28"/>
-              </w:rPr>
-            </w:pPr>
-            <w:r>
-              <w:rPr>
-                <w:rFonts w:ascii="Times New Roman" w:hAnsi="Times New Roman" w:cs="Times New Roman"/>
-              </w:rPr>
-              <w:t>M2F1</w:t>
+                <w:rFonts w:ascii="Times New Roman" w:eastAsia="Times New Roman" w:hAnsi="Times New Roman" w:cs="Times New Roman"/>
+                <w:b/>
+                <w:bCs/>
+                <w:color w:val="000000"/>
+                <w:sz w:val="28"/>
+                <w:szCs w:val="28"/>
+              </w:rPr>
+            </w:pPr>
+            <w:r>
+              <w:rPr>
+                <w:rFonts w:ascii="Times New Roman" w:hAnsi="Times New Roman" w:cs="Times New Roman"/>
+              </w:rPr>
+              <w:t>M1F1</w:t>
             </w:r>
           </w:p>
         </w:tc>
@@ -10539,14 +10856,14 @@
             <w:pPr>
               <w:jc w:val="center"/>
               <w:rPr>
-                <w:rFonts w:ascii="Times New Roman" w:hAnsi="Times New Roman" w:cs="Times New Roman"/>
-              </w:rPr>
-            </w:pPr>
-            <w:r>
-              <w:rPr>
-                <w:rFonts w:ascii="Times New Roman" w:hAnsi="Times New Roman" w:cs="Times New Roman"/>
-              </w:rPr>
-              <w:t>The website can be translated into multiple languages</w:t>
+                <w:rFonts w:ascii="Times New Roman" w:eastAsia="Trebuchet MS" w:hAnsi="Times New Roman" w:cs="Times New Roman"/>
+              </w:rPr>
+            </w:pPr>
+            <w:r>
+              <w:rPr>
+                <w:rFonts w:ascii="Times New Roman" w:hAnsi="Times New Roman" w:cs="Times New Roman"/>
+              </w:rPr>
+              <w:t>Enhance the input fields with predictive text and suggestions</w:t>
             </w:r>
           </w:p>
         </w:tc>
@@ -10683,28 +11000,6 @@
               <w:bottom w:w="0" w:type="dxa"/>
               <w:right w:w="108" w:type="dxa"/>
             </w:tcMar>
-          </w:tcPr>
-          <w:p>
-            <w:pPr>
-              <w:jc w:val="center"/>
-              <w:rPr>
-                <w:rFonts w:ascii="Times New Roman" w:hAnsi="Times New Roman" w:cs="Times New Roman"/>
-                <w:sz w:val="28"/>
-                <w:szCs w:val="28"/>
-              </w:rPr>
-            </w:pPr>
-          </w:p>
-        </w:tc>
-        <w:tc>
-          <w:tcPr>
-            <w:tcW w:w="1507" w:type="dxa"/>
-            <w:tcBorders>
-              <w:top w:val="single" w:sz="4" w:space="0" w:color="000000"/>
-              <w:left w:val="single" w:sz="4" w:space="0" w:color="000000"/>
-              <w:bottom w:val="single" w:sz="4" w:space="0" w:color="000000"/>
-              <w:right w:val="single" w:sz="4" w:space="0" w:color="000000"/>
-            </w:tcBorders>
-            <w:shd w:val="clear" w:color="auto" w:fill="F4B083" w:themeFill="accent2" w:themeFillTint="99"/>
           </w:tcPr>
           <w:p>
             <w:pPr>
@@ -10760,16 +11055,19 @@
                 <w:sz w:val="32"/>
                 <w:szCs w:val="32"/>
               </w:rPr>
-              <w:t>Module 3</w:t>
-            </w:r>
-          </w:p>
-          <w:p>
-            <w:pPr>
-              <w:jc w:val="center"/>
-              <w:rPr>
-                <w:rFonts w:ascii="Times New Roman" w:hAnsi="Times New Roman" w:cs="Times New Roman"/>
-                <w:sz w:val="28"/>
-                <w:szCs w:val="28"/>
+              <w:t>Module 2</w:t>
+            </w:r>
+          </w:p>
+          <w:p>
+            <w:pPr>
+              <w:jc w:val="center"/>
+              <w:rPr>
+                <w:rFonts w:ascii="Times New Roman" w:eastAsia="Times New Roman" w:hAnsi="Times New Roman" w:cs="Times New Roman"/>
+                <w:b/>
+                <w:bCs/>
+                <w:color w:val="000000"/>
+                <w:sz w:val="32"/>
+                <w:szCs w:val="32"/>
               </w:rPr>
             </w:pPr>
           </w:p>
@@ -10796,21 +11094,14 @@
             <w:pPr>
               <w:jc w:val="center"/>
               <w:rPr>
-                <w:rFonts w:ascii="Times New Roman" w:hAnsi="Times New Roman" w:cs="Times New Roman"/>
-              </w:rPr>
-            </w:pPr>
-            <w:r>
-              <w:rPr>
-                <w:rFonts w:ascii="Times New Roman" w:hAnsi="Times New Roman" w:cs="Times New Roman"/>
-              </w:rPr>
-              <w:t xml:space="preserve">File Drag-and-Drop </w:t>
-            </w:r>
-            <w:r>
-              <w:rPr>
-                <w:rFonts w:ascii="Times New Roman" w:hAnsi="Times New Roman" w:cs="Times New Roman"/>
-                <w:shd w:val="clear" w:color="auto" w:fill="FFFF00"/>
-              </w:rPr>
-              <w:t>Upload</w:t>
+                <w:rFonts w:ascii="Times New Roman" w:eastAsia="Trebuchet MS" w:hAnsi="Times New Roman" w:cs="Times New Roman"/>
+              </w:rPr>
+            </w:pPr>
+            <w:r>
+              <w:rPr>
+                <w:rFonts w:ascii="Times New Roman" w:hAnsi="Times New Roman" w:cs="Times New Roman"/>
+              </w:rPr>
+              <w:t>AI Chatbot for Assistance</w:t>
             </w:r>
           </w:p>
         </w:tc>
@@ -10947,28 +11238,6 @@
               <w:bottom w:w="0" w:type="dxa"/>
               <w:right w:w="108" w:type="dxa"/>
             </w:tcMar>
-          </w:tcPr>
-          <w:p>
-            <w:pPr>
-              <w:jc w:val="center"/>
-              <w:rPr>
-                <w:rFonts w:ascii="Times New Roman" w:hAnsi="Times New Roman" w:cs="Times New Roman"/>
-                <w:sz w:val="28"/>
-                <w:szCs w:val="28"/>
-              </w:rPr>
-            </w:pPr>
-          </w:p>
-        </w:tc>
-        <w:tc>
-          <w:tcPr>
-            <w:tcW w:w="1507" w:type="dxa"/>
-            <w:tcBorders>
-              <w:top w:val="single" w:sz="4" w:space="0" w:color="000000"/>
-              <w:left w:val="single" w:sz="4" w:space="0" w:color="000000"/>
-              <w:bottom w:val="single" w:sz="4" w:space="0" w:color="000000"/>
-              <w:right w:val="single" w:sz="4" w:space="0" w:color="000000"/>
-            </w:tcBorders>
-            <w:shd w:val="clear" w:color="auto" w:fill="F4B083" w:themeFill="accent2" w:themeFillTint="99"/>
           </w:tcPr>
           <w:p>
             <w:pPr>
@@ -11009,274 +11278,21 @@
             <w:pPr>
               <w:jc w:val="center"/>
               <w:rPr>
-                <w:rFonts w:ascii="Times New Roman" w:hAnsi="Times New Roman" w:cs="Times New Roman"/>
-                <w:sz w:val="28"/>
-                <w:szCs w:val="28"/>
-              </w:rPr>
-            </w:pPr>
-            <w:r>
-              <w:rPr>
-                <w:rFonts w:ascii="Times New Roman" w:hAnsi="Times New Roman" w:cs="Times New Roman"/>
-              </w:rPr>
-              <w:t>M3F1</w:t>
-            </w:r>
-          </w:p>
-        </w:tc>
-        <w:tc>
-          <w:tcPr>
-            <w:tcW w:w="2710" w:type="dxa"/>
-            <w:tcBorders>
-              <w:top w:val="single" w:sz="4" w:space="0" w:color="000000"/>
-              <w:left w:val="single" w:sz="4" w:space="0" w:color="000000"/>
-              <w:bottom w:val="single" w:sz="4" w:space="0" w:color="000000"/>
-              <w:right w:val="single" w:sz="4" w:space="0" w:color="000000"/>
-            </w:tcBorders>
-            <w:shd w:val="clear" w:color="auto" w:fill="92D050"/>
-            <w:tcMar>
-              <w:top w:w="0" w:type="dxa"/>
-              <w:left w:w="108" w:type="dxa"/>
-              <w:bottom w:w="0" w:type="dxa"/>
-              <w:right w:w="108" w:type="dxa"/>
-            </w:tcMar>
-            <w:hideMark/>
-          </w:tcPr>
-          <w:p>
-            <w:pPr>
-              <w:jc w:val="center"/>
-              <w:rPr>
-                <w:rFonts w:ascii="Times New Roman" w:hAnsi="Times New Roman" w:cs="Times New Roman"/>
-              </w:rPr>
-            </w:pPr>
-            <w:r>
-              <w:rPr>
-                <w:rFonts w:ascii="Times New Roman" w:hAnsi="Times New Roman" w:cs="Times New Roman"/>
-              </w:rPr>
-              <w:t>Allow for dragging and dropping images when providing feedback or review</w:t>
-            </w:r>
-          </w:p>
-        </w:tc>
-        <w:tc>
-          <w:tcPr>
-            <w:tcW w:w="1165" w:type="dxa"/>
-            <w:tcBorders>
-              <w:top w:val="single" w:sz="4" w:space="0" w:color="000000"/>
-              <w:left w:val="single" w:sz="4" w:space="0" w:color="000000"/>
-              <w:bottom w:val="single" w:sz="4" w:space="0" w:color="000000"/>
-              <w:right w:val="single" w:sz="4" w:space="0" w:color="000000"/>
-            </w:tcBorders>
-            <w:shd w:val="clear" w:color="auto" w:fill="92D050"/>
-            <w:tcMar>
-              <w:top w:w="0" w:type="dxa"/>
-              <w:left w:w="108" w:type="dxa"/>
-              <w:bottom w:w="0" w:type="dxa"/>
-              <w:right w:w="108" w:type="dxa"/>
-            </w:tcMar>
-            <w:hideMark/>
-          </w:tcPr>
-          <w:p>
-            <w:pPr>
-              <w:jc w:val="center"/>
-              <w:rPr>
-                <w:rFonts w:ascii="Times New Roman" w:hAnsi="Times New Roman" w:cs="Times New Roman"/>
-              </w:rPr>
-            </w:pPr>
-            <w:r>
-              <w:rPr>
-                <w:rFonts w:ascii="Times New Roman" w:hAnsi="Times New Roman" w:cs="Times New Roman"/>
-              </w:rPr>
-              <w:t>H</w:t>
-            </w:r>
-          </w:p>
-        </w:tc>
-        <w:tc>
-          <w:tcPr>
-            <w:tcW w:w="1678" w:type="dxa"/>
-            <w:tcBorders>
-              <w:top w:val="single" w:sz="4" w:space="0" w:color="000000"/>
-              <w:left w:val="single" w:sz="4" w:space="0" w:color="000000"/>
-              <w:bottom w:val="single" w:sz="4" w:space="0" w:color="000000"/>
-              <w:right w:val="single" w:sz="4" w:space="0" w:color="000000"/>
-            </w:tcBorders>
-            <w:shd w:val="clear" w:color="auto" w:fill="F4B083" w:themeFill="accent2" w:themeFillTint="99"/>
-            <w:tcMar>
-              <w:top w:w="0" w:type="dxa"/>
-              <w:left w:w="108" w:type="dxa"/>
-              <w:bottom w:w="0" w:type="dxa"/>
-              <w:right w:w="108" w:type="dxa"/>
-            </w:tcMar>
-          </w:tcPr>
-          <w:p>
-            <w:pPr>
-              <w:jc w:val="center"/>
-              <w:rPr>
-                <w:rFonts w:ascii="Times New Roman" w:hAnsi="Times New Roman" w:cs="Times New Roman"/>
-                <w:sz w:val="28"/>
-                <w:szCs w:val="28"/>
-              </w:rPr>
-            </w:pPr>
-          </w:p>
-        </w:tc>
-        <w:tc>
-          <w:tcPr>
-            <w:tcW w:w="1686" w:type="dxa"/>
-            <w:tcBorders>
-              <w:top w:val="single" w:sz="4" w:space="0" w:color="000000"/>
-              <w:left w:val="single" w:sz="4" w:space="0" w:color="000000"/>
-              <w:bottom w:val="single" w:sz="4" w:space="0" w:color="000000"/>
-              <w:right w:val="single" w:sz="4" w:space="0" w:color="000000"/>
-            </w:tcBorders>
-            <w:shd w:val="clear" w:color="auto" w:fill="F4B083" w:themeFill="accent2" w:themeFillTint="99"/>
-            <w:tcMar>
-              <w:top w:w="0" w:type="dxa"/>
-              <w:left w:w="108" w:type="dxa"/>
-              <w:bottom w:w="0" w:type="dxa"/>
-              <w:right w:w="108" w:type="dxa"/>
-            </w:tcMar>
-          </w:tcPr>
-          <w:p>
-            <w:pPr>
-              <w:jc w:val="center"/>
-              <w:rPr>
-                <w:rFonts w:ascii="Times New Roman" w:hAnsi="Times New Roman" w:cs="Times New Roman"/>
-                <w:sz w:val="28"/>
-                <w:szCs w:val="28"/>
-              </w:rPr>
-            </w:pPr>
-          </w:p>
-        </w:tc>
-        <w:tc>
-          <w:tcPr>
-            <w:tcW w:w="1413" w:type="dxa"/>
-            <w:tcBorders>
-              <w:top w:val="single" w:sz="4" w:space="0" w:color="000000"/>
-              <w:left w:val="single" w:sz="4" w:space="0" w:color="000000"/>
-              <w:bottom w:val="single" w:sz="4" w:space="0" w:color="000000"/>
-              <w:right w:val="single" w:sz="4" w:space="0" w:color="000000"/>
-            </w:tcBorders>
-            <w:shd w:val="clear" w:color="auto" w:fill="F4B083" w:themeFill="accent2" w:themeFillTint="99"/>
-            <w:tcMar>
-              <w:top w:w="0" w:type="dxa"/>
-              <w:left w:w="108" w:type="dxa"/>
-              <w:bottom w:w="0" w:type="dxa"/>
-              <w:right w:w="108" w:type="dxa"/>
-            </w:tcMar>
-          </w:tcPr>
-          <w:p>
-            <w:pPr>
-              <w:jc w:val="center"/>
-              <w:rPr>
-                <w:rFonts w:ascii="Times New Roman" w:hAnsi="Times New Roman" w:cs="Times New Roman"/>
-                <w:sz w:val="28"/>
-                <w:szCs w:val="28"/>
-              </w:rPr>
-            </w:pPr>
-          </w:p>
-        </w:tc>
-        <w:tc>
-          <w:tcPr>
-            <w:tcW w:w="1507" w:type="dxa"/>
-            <w:tcBorders>
-              <w:top w:val="single" w:sz="4" w:space="0" w:color="000000"/>
-              <w:left w:val="single" w:sz="4" w:space="0" w:color="000000"/>
-              <w:bottom w:val="single" w:sz="4" w:space="0" w:color="000000"/>
-              <w:right w:val="single" w:sz="4" w:space="0" w:color="000000"/>
-            </w:tcBorders>
-            <w:shd w:val="clear" w:color="auto" w:fill="F4B083" w:themeFill="accent2" w:themeFillTint="99"/>
-            <w:tcMar>
-              <w:top w:w="0" w:type="dxa"/>
-              <w:left w:w="108" w:type="dxa"/>
-              <w:bottom w:w="0" w:type="dxa"/>
-              <w:right w:w="108" w:type="dxa"/>
-            </w:tcMar>
-          </w:tcPr>
-          <w:p>
-            <w:pPr>
-              <w:jc w:val="center"/>
-              <w:rPr>
-                <w:rFonts w:ascii="Times New Roman" w:hAnsi="Times New Roman" w:cs="Times New Roman"/>
-                <w:sz w:val="28"/>
-                <w:szCs w:val="28"/>
-              </w:rPr>
-            </w:pPr>
-          </w:p>
-        </w:tc>
-        <w:tc>
-          <w:tcPr>
-            <w:tcW w:w="1507" w:type="dxa"/>
-            <w:tcBorders>
-              <w:top w:val="single" w:sz="4" w:space="0" w:color="000000"/>
-              <w:left w:val="single" w:sz="4" w:space="0" w:color="000000"/>
-              <w:bottom w:val="single" w:sz="4" w:space="0" w:color="000000"/>
-              <w:right w:val="single" w:sz="4" w:space="0" w:color="000000"/>
-            </w:tcBorders>
-            <w:shd w:val="clear" w:color="auto" w:fill="F4B083" w:themeFill="accent2" w:themeFillTint="99"/>
-          </w:tcPr>
-          <w:p>
-            <w:pPr>
-              <w:jc w:val="center"/>
-              <w:rPr>
-                <w:rFonts w:ascii="Times New Roman" w:hAnsi="Times New Roman" w:cs="Times New Roman"/>
-                <w:sz w:val="28"/>
-                <w:szCs w:val="28"/>
-              </w:rPr>
-            </w:pPr>
-          </w:p>
-        </w:tc>
-      </w:tr>
-      <w:tr>
-        <w:trPr>
-          <w:trHeight w:val="400"/>
-          <w:jc w:val="center"/>
-        </w:trPr>
-        <w:tc>
-          <w:tcPr>
-            <w:tcW w:w="1265" w:type="dxa"/>
-            <w:tcBorders>
-              <w:top w:val="single" w:sz="4" w:space="0" w:color="000000"/>
-              <w:left w:val="single" w:sz="4" w:space="0" w:color="000000"/>
-              <w:bottom w:val="single" w:sz="4" w:space="0" w:color="000000"/>
-              <w:right w:val="single" w:sz="4" w:space="0" w:color="000000"/>
-            </w:tcBorders>
-            <w:tcMar>
-              <w:top w:w="0" w:type="dxa"/>
-              <w:left w:w="108" w:type="dxa"/>
-              <w:bottom w:w="0" w:type="dxa"/>
-              <w:right w:w="108" w:type="dxa"/>
-            </w:tcMar>
-          </w:tcPr>
-          <w:p>
-            <w:pPr>
-              <w:jc w:val="center"/>
-              <w:rPr>
                 <w:rFonts w:ascii="Times New Roman" w:eastAsia="Times New Roman" w:hAnsi="Times New Roman" w:cs="Times New Roman"/>
                 <w:b/>
                 <w:bCs/>
                 <w:color w:val="000000"/>
-                <w:sz w:val="32"/>
-                <w:szCs w:val="32"/>
-              </w:rPr>
-            </w:pPr>
-            <w:r>
-              <w:rPr>
-                <w:rFonts w:ascii="Times New Roman" w:eastAsia="Times New Roman" w:hAnsi="Times New Roman" w:cs="Times New Roman"/>
-                <w:b/>
-                <w:bCs/>
-                <w:color w:val="000000"/>
-                <w:sz w:val="32"/>
-                <w:szCs w:val="32"/>
-              </w:rPr>
-              <w:t>Module 4</w:t>
-            </w:r>
-          </w:p>
-          <w:p>
-            <w:pPr>
-              <w:jc w:val="center"/>
-              <w:rPr>
-                <w:rFonts w:ascii="Times New Roman" w:hAnsi="Times New Roman" w:cs="Times New Roman"/>
-                <w:sz w:val="28"/>
-                <w:szCs w:val="28"/>
-              </w:rPr>
-            </w:pPr>
+                <w:sz w:val="28"/>
+                <w:szCs w:val="28"/>
+              </w:rPr>
+            </w:pPr>
+            <w:r>
+              <w:rPr>
+                <w:rFonts w:ascii="Times New Roman" w:hAnsi="Times New Roman" w:cs="Times New Roman"/>
+              </w:rPr>
+              <w:lastRenderedPageBreak/>
+              <w:t>M2F1</w:t>
+            </w:r>
           </w:p>
         </w:tc>
         <w:tc>
@@ -11288,27 +11304,27 @@
               <w:bottom w:val="single" w:sz="4" w:space="0" w:color="000000"/>
               <w:right w:val="single" w:sz="4" w:space="0" w:color="000000"/>
             </w:tcBorders>
-            <w:shd w:val="clear" w:color="auto" w:fill="FFFF00"/>
-            <w:tcMar>
-              <w:top w:w="0" w:type="dxa"/>
-              <w:left w:w="108" w:type="dxa"/>
-              <w:bottom w:w="0" w:type="dxa"/>
-              <w:right w:w="108" w:type="dxa"/>
-            </w:tcMar>
-            <w:hideMark/>
-          </w:tcPr>
-          <w:p>
-            <w:pPr>
-              <w:jc w:val="center"/>
-              <w:rPr>
-                <w:rFonts w:ascii="Times New Roman" w:hAnsi="Times New Roman" w:cs="Times New Roman"/>
-              </w:rPr>
-            </w:pPr>
-            <w:r>
-              <w:rPr>
-                <w:rFonts w:ascii="Times New Roman" w:hAnsi="Times New Roman" w:cs="Times New Roman"/>
-              </w:rPr>
-              <w:t>Social Media Integration</w:t>
+            <w:shd w:val="clear" w:color="auto" w:fill="92D050"/>
+            <w:tcMar>
+              <w:top w:w="0" w:type="dxa"/>
+              <w:left w:w="108" w:type="dxa"/>
+              <w:bottom w:w="0" w:type="dxa"/>
+              <w:right w:w="108" w:type="dxa"/>
+            </w:tcMar>
+            <w:hideMark/>
+          </w:tcPr>
+          <w:p>
+            <w:pPr>
+              <w:jc w:val="center"/>
+              <w:rPr>
+                <w:rFonts w:ascii="Times New Roman" w:eastAsia="Trebuchet MS" w:hAnsi="Times New Roman" w:cs="Times New Roman"/>
+              </w:rPr>
+            </w:pPr>
+            <w:r>
+              <w:rPr>
+                <w:rFonts w:ascii="Times New Roman" w:hAnsi="Times New Roman" w:cs="Times New Roman"/>
+              </w:rPr>
+              <w:t>Provide real-time help assistancewith an AI-powered chatbot.</w:t>
             </w:r>
           </w:p>
         </w:tc>
@@ -11321,7 +11337,7 @@
               <w:bottom w:val="single" w:sz="4" w:space="0" w:color="000000"/>
               <w:right w:val="single" w:sz="4" w:space="0" w:color="000000"/>
             </w:tcBorders>
-            <w:shd w:val="clear" w:color="auto" w:fill="00B0F0"/>
+            <w:shd w:val="clear" w:color="auto" w:fill="92D050"/>
             <w:tcMar>
               <w:top w:w="0" w:type="dxa"/>
               <w:left w:w="108" w:type="dxa"/>
@@ -11445,1514 +11461,6 @@
               <w:bottom w:w="0" w:type="dxa"/>
               <w:right w:w="108" w:type="dxa"/>
             </w:tcMar>
-          </w:tcPr>
-          <w:p>
-            <w:pPr>
-              <w:jc w:val="center"/>
-              <w:rPr>
-                <w:rFonts w:ascii="Times New Roman" w:hAnsi="Times New Roman" w:cs="Times New Roman"/>
-                <w:sz w:val="28"/>
-                <w:szCs w:val="28"/>
-              </w:rPr>
-            </w:pPr>
-          </w:p>
-        </w:tc>
-        <w:tc>
-          <w:tcPr>
-            <w:tcW w:w="1507" w:type="dxa"/>
-            <w:tcBorders>
-              <w:top w:val="single" w:sz="4" w:space="0" w:color="000000"/>
-              <w:left w:val="single" w:sz="4" w:space="0" w:color="000000"/>
-              <w:bottom w:val="single" w:sz="4" w:space="0" w:color="000000"/>
-              <w:right w:val="single" w:sz="4" w:space="0" w:color="000000"/>
-            </w:tcBorders>
-            <w:shd w:val="clear" w:color="auto" w:fill="F4B083" w:themeFill="accent2" w:themeFillTint="99"/>
-          </w:tcPr>
-          <w:p>
-            <w:pPr>
-              <w:jc w:val="center"/>
-              <w:rPr>
-                <w:rFonts w:ascii="Times New Roman" w:hAnsi="Times New Roman" w:cs="Times New Roman"/>
-                <w:sz w:val="28"/>
-                <w:szCs w:val="28"/>
-              </w:rPr>
-            </w:pPr>
-          </w:p>
-        </w:tc>
-      </w:tr>
-      <w:tr>
-        <w:trPr>
-          <w:trHeight w:val="400"/>
-          <w:jc w:val="center"/>
-        </w:trPr>
-        <w:tc>
-          <w:tcPr>
-            <w:tcW w:w="1265" w:type="dxa"/>
-            <w:tcBorders>
-              <w:top w:val="single" w:sz="4" w:space="0" w:color="000000"/>
-              <w:left w:val="single" w:sz="4" w:space="0" w:color="000000"/>
-              <w:bottom w:val="single" w:sz="4" w:space="0" w:color="000000"/>
-              <w:right w:val="single" w:sz="4" w:space="0" w:color="000000"/>
-            </w:tcBorders>
-            <w:shd w:val="clear" w:color="auto" w:fill="92D050"/>
-            <w:tcMar>
-              <w:top w:w="0" w:type="dxa"/>
-              <w:left w:w="108" w:type="dxa"/>
-              <w:bottom w:w="0" w:type="dxa"/>
-              <w:right w:w="108" w:type="dxa"/>
-            </w:tcMar>
-            <w:hideMark/>
-          </w:tcPr>
-          <w:p>
-            <w:pPr>
-              <w:jc w:val="center"/>
-              <w:rPr>
-                <w:rFonts w:ascii="Times New Roman" w:hAnsi="Times New Roman" w:cs="Times New Roman"/>
-                <w:sz w:val="28"/>
-                <w:szCs w:val="28"/>
-              </w:rPr>
-            </w:pPr>
-            <w:r>
-              <w:rPr>
-                <w:rFonts w:ascii="Times New Roman" w:hAnsi="Times New Roman" w:cs="Times New Roman"/>
-              </w:rPr>
-              <w:t>M4F1</w:t>
-            </w:r>
-          </w:p>
-        </w:tc>
-        <w:tc>
-          <w:tcPr>
-            <w:tcW w:w="2710" w:type="dxa"/>
-            <w:tcBorders>
-              <w:top w:val="single" w:sz="4" w:space="0" w:color="000000"/>
-              <w:left w:val="single" w:sz="4" w:space="0" w:color="000000"/>
-              <w:bottom w:val="single" w:sz="4" w:space="0" w:color="000000"/>
-              <w:right w:val="single" w:sz="4" w:space="0" w:color="000000"/>
-            </w:tcBorders>
-            <w:shd w:val="clear" w:color="auto" w:fill="92D050"/>
-            <w:tcMar>
-              <w:top w:w="0" w:type="dxa"/>
-              <w:left w:w="108" w:type="dxa"/>
-              <w:bottom w:w="0" w:type="dxa"/>
-              <w:right w:w="108" w:type="dxa"/>
-            </w:tcMar>
-            <w:hideMark/>
-          </w:tcPr>
-          <w:p>
-            <w:pPr>
-              <w:jc w:val="center"/>
-              <w:rPr>
-                <w:rFonts w:ascii="Times New Roman" w:hAnsi="Times New Roman" w:cs="Times New Roman"/>
-              </w:rPr>
-            </w:pPr>
-            <w:r>
-              <w:rPr>
-                <w:rFonts w:ascii="Times New Roman" w:hAnsi="Times New Roman" w:cs="Times New Roman"/>
-              </w:rPr>
-              <w:t>Linking the website with social media platforms</w:t>
-            </w:r>
-          </w:p>
-        </w:tc>
-        <w:tc>
-          <w:tcPr>
-            <w:tcW w:w="1165" w:type="dxa"/>
-            <w:tcBorders>
-              <w:top w:val="single" w:sz="4" w:space="0" w:color="000000"/>
-              <w:left w:val="single" w:sz="4" w:space="0" w:color="000000"/>
-              <w:bottom w:val="single" w:sz="4" w:space="0" w:color="000000"/>
-              <w:right w:val="single" w:sz="4" w:space="0" w:color="000000"/>
-            </w:tcBorders>
-            <w:shd w:val="clear" w:color="auto" w:fill="92D050"/>
-            <w:tcMar>
-              <w:top w:w="0" w:type="dxa"/>
-              <w:left w:w="108" w:type="dxa"/>
-              <w:bottom w:w="0" w:type="dxa"/>
-              <w:right w:w="108" w:type="dxa"/>
-            </w:tcMar>
-            <w:hideMark/>
-          </w:tcPr>
-          <w:p>
-            <w:pPr>
-              <w:jc w:val="center"/>
-              <w:rPr>
-                <w:rFonts w:ascii="Times New Roman" w:hAnsi="Times New Roman" w:cs="Times New Roman"/>
-              </w:rPr>
-            </w:pPr>
-            <w:r>
-              <w:rPr>
-                <w:rFonts w:ascii="Times New Roman" w:hAnsi="Times New Roman" w:cs="Times New Roman"/>
-              </w:rPr>
-              <w:t>H</w:t>
-            </w:r>
-          </w:p>
-        </w:tc>
-        <w:tc>
-          <w:tcPr>
-            <w:tcW w:w="1678" w:type="dxa"/>
-            <w:tcBorders>
-              <w:top w:val="single" w:sz="4" w:space="0" w:color="000000"/>
-              <w:left w:val="single" w:sz="4" w:space="0" w:color="000000"/>
-              <w:bottom w:val="single" w:sz="4" w:space="0" w:color="000000"/>
-              <w:right w:val="single" w:sz="4" w:space="0" w:color="000000"/>
-            </w:tcBorders>
-            <w:shd w:val="clear" w:color="auto" w:fill="F4B083" w:themeFill="accent2" w:themeFillTint="99"/>
-            <w:tcMar>
-              <w:top w:w="0" w:type="dxa"/>
-              <w:left w:w="108" w:type="dxa"/>
-              <w:bottom w:w="0" w:type="dxa"/>
-              <w:right w:w="108" w:type="dxa"/>
-            </w:tcMar>
-          </w:tcPr>
-          <w:p>
-            <w:pPr>
-              <w:jc w:val="center"/>
-              <w:rPr>
-                <w:rFonts w:ascii="Times New Roman" w:hAnsi="Times New Roman" w:cs="Times New Roman"/>
-                <w:sz w:val="28"/>
-                <w:szCs w:val="28"/>
-              </w:rPr>
-            </w:pPr>
-          </w:p>
-        </w:tc>
-        <w:tc>
-          <w:tcPr>
-            <w:tcW w:w="1686" w:type="dxa"/>
-            <w:tcBorders>
-              <w:top w:val="single" w:sz="4" w:space="0" w:color="000000"/>
-              <w:left w:val="single" w:sz="4" w:space="0" w:color="000000"/>
-              <w:bottom w:val="single" w:sz="4" w:space="0" w:color="000000"/>
-              <w:right w:val="single" w:sz="4" w:space="0" w:color="000000"/>
-            </w:tcBorders>
-            <w:shd w:val="clear" w:color="auto" w:fill="F4B083" w:themeFill="accent2" w:themeFillTint="99"/>
-            <w:tcMar>
-              <w:top w:w="0" w:type="dxa"/>
-              <w:left w:w="108" w:type="dxa"/>
-              <w:bottom w:w="0" w:type="dxa"/>
-              <w:right w:w="108" w:type="dxa"/>
-            </w:tcMar>
-          </w:tcPr>
-          <w:p>
-            <w:pPr>
-              <w:jc w:val="center"/>
-              <w:rPr>
-                <w:rFonts w:ascii="Times New Roman" w:hAnsi="Times New Roman" w:cs="Times New Roman"/>
-                <w:sz w:val="28"/>
-                <w:szCs w:val="28"/>
-              </w:rPr>
-            </w:pPr>
-          </w:p>
-        </w:tc>
-        <w:tc>
-          <w:tcPr>
-            <w:tcW w:w="1413" w:type="dxa"/>
-            <w:tcBorders>
-              <w:top w:val="single" w:sz="4" w:space="0" w:color="000000"/>
-              <w:left w:val="single" w:sz="4" w:space="0" w:color="000000"/>
-              <w:bottom w:val="single" w:sz="4" w:space="0" w:color="000000"/>
-              <w:right w:val="single" w:sz="4" w:space="0" w:color="000000"/>
-            </w:tcBorders>
-            <w:shd w:val="clear" w:color="auto" w:fill="F4B083" w:themeFill="accent2" w:themeFillTint="99"/>
-            <w:tcMar>
-              <w:top w:w="0" w:type="dxa"/>
-              <w:left w:w="108" w:type="dxa"/>
-              <w:bottom w:w="0" w:type="dxa"/>
-              <w:right w:w="108" w:type="dxa"/>
-            </w:tcMar>
-          </w:tcPr>
-          <w:p>
-            <w:pPr>
-              <w:jc w:val="center"/>
-              <w:rPr>
-                <w:rFonts w:ascii="Times New Roman" w:hAnsi="Times New Roman" w:cs="Times New Roman"/>
-                <w:sz w:val="28"/>
-                <w:szCs w:val="28"/>
-              </w:rPr>
-            </w:pPr>
-          </w:p>
-        </w:tc>
-        <w:tc>
-          <w:tcPr>
-            <w:tcW w:w="1507" w:type="dxa"/>
-            <w:tcBorders>
-              <w:top w:val="single" w:sz="4" w:space="0" w:color="000000"/>
-              <w:left w:val="single" w:sz="4" w:space="0" w:color="000000"/>
-              <w:bottom w:val="single" w:sz="4" w:space="0" w:color="000000"/>
-              <w:right w:val="single" w:sz="4" w:space="0" w:color="000000"/>
-            </w:tcBorders>
-            <w:shd w:val="clear" w:color="auto" w:fill="F4B083" w:themeFill="accent2" w:themeFillTint="99"/>
-            <w:tcMar>
-              <w:top w:w="0" w:type="dxa"/>
-              <w:left w:w="108" w:type="dxa"/>
-              <w:bottom w:w="0" w:type="dxa"/>
-              <w:right w:w="108" w:type="dxa"/>
-            </w:tcMar>
-          </w:tcPr>
-          <w:p>
-            <w:pPr>
-              <w:jc w:val="center"/>
-              <w:rPr>
-                <w:rFonts w:ascii="Times New Roman" w:hAnsi="Times New Roman" w:cs="Times New Roman"/>
-                <w:sz w:val="28"/>
-                <w:szCs w:val="28"/>
-              </w:rPr>
-            </w:pPr>
-          </w:p>
-        </w:tc>
-        <w:tc>
-          <w:tcPr>
-            <w:tcW w:w="1507" w:type="dxa"/>
-            <w:tcBorders>
-              <w:top w:val="single" w:sz="4" w:space="0" w:color="000000"/>
-              <w:left w:val="single" w:sz="4" w:space="0" w:color="000000"/>
-              <w:bottom w:val="single" w:sz="4" w:space="0" w:color="000000"/>
-              <w:right w:val="single" w:sz="4" w:space="0" w:color="000000"/>
-            </w:tcBorders>
-            <w:shd w:val="clear" w:color="auto" w:fill="F4B083" w:themeFill="accent2" w:themeFillTint="99"/>
-          </w:tcPr>
-          <w:p>
-            <w:pPr>
-              <w:jc w:val="center"/>
-              <w:rPr>
-                <w:rFonts w:ascii="Times New Roman" w:hAnsi="Times New Roman" w:cs="Times New Roman"/>
-                <w:sz w:val="28"/>
-                <w:szCs w:val="28"/>
-              </w:rPr>
-            </w:pPr>
-          </w:p>
-        </w:tc>
-      </w:tr>
-      <w:tr>
-        <w:trPr>
-          <w:trHeight w:val="400"/>
-          <w:jc w:val="center"/>
-        </w:trPr>
-        <w:tc>
-          <w:tcPr>
-            <w:tcW w:w="1265" w:type="dxa"/>
-            <w:tcBorders>
-              <w:top w:val="single" w:sz="4" w:space="0" w:color="000000"/>
-              <w:left w:val="single" w:sz="4" w:space="0" w:color="000000"/>
-              <w:bottom w:val="single" w:sz="4" w:space="0" w:color="000000"/>
-              <w:right w:val="single" w:sz="4" w:space="0" w:color="000000"/>
-            </w:tcBorders>
-            <w:shd w:val="clear" w:color="auto" w:fill="C189F7"/>
-            <w:tcMar>
-              <w:top w:w="0" w:type="dxa"/>
-              <w:left w:w="108" w:type="dxa"/>
-              <w:bottom w:w="0" w:type="dxa"/>
-              <w:right w:w="108" w:type="dxa"/>
-            </w:tcMar>
-            <w:hideMark/>
-          </w:tcPr>
-          <w:p>
-            <w:pPr>
-              <w:jc w:val="center"/>
-              <w:rPr>
-                <w:rFonts w:ascii="Times New Roman" w:hAnsi="Times New Roman" w:cs="Times New Roman"/>
-              </w:rPr>
-            </w:pPr>
-            <w:r>
-              <w:rPr>
-                <w:rFonts w:ascii="Times New Roman" w:eastAsia="Times New Roman" w:hAnsi="Times New Roman" w:cs="Times New Roman"/>
-                <w:b/>
-                <w:bCs/>
-                <w:color w:val="000000"/>
-                <w:sz w:val="28"/>
-                <w:szCs w:val="28"/>
-              </w:rPr>
-              <w:t>CAT C</w:t>
-            </w:r>
-          </w:p>
-        </w:tc>
-        <w:tc>
-          <w:tcPr>
-            <w:tcW w:w="2710" w:type="dxa"/>
-            <w:tcBorders>
-              <w:top w:val="single" w:sz="4" w:space="0" w:color="000000"/>
-              <w:left w:val="single" w:sz="4" w:space="0" w:color="000000"/>
-              <w:bottom w:val="single" w:sz="4" w:space="0" w:color="000000"/>
-              <w:right w:val="single" w:sz="4" w:space="0" w:color="000000"/>
-            </w:tcBorders>
-            <w:tcMar>
-              <w:top w:w="0" w:type="dxa"/>
-              <w:left w:w="108" w:type="dxa"/>
-              <w:bottom w:w="0" w:type="dxa"/>
-              <w:right w:w="108" w:type="dxa"/>
-            </w:tcMar>
-          </w:tcPr>
-          <w:p>
-            <w:pPr>
-              <w:jc w:val="center"/>
-              <w:rPr>
-                <w:rFonts w:ascii="Times New Roman" w:hAnsi="Times New Roman" w:cs="Times New Roman"/>
-              </w:rPr>
-            </w:pPr>
-          </w:p>
-        </w:tc>
-        <w:tc>
-          <w:tcPr>
-            <w:tcW w:w="1165" w:type="dxa"/>
-            <w:tcBorders>
-              <w:top w:val="single" w:sz="4" w:space="0" w:color="000000"/>
-              <w:left w:val="single" w:sz="4" w:space="0" w:color="000000"/>
-              <w:bottom w:val="single" w:sz="4" w:space="0" w:color="000000"/>
-              <w:right w:val="single" w:sz="4" w:space="0" w:color="000000"/>
-            </w:tcBorders>
-            <w:tcMar>
-              <w:top w:w="0" w:type="dxa"/>
-              <w:left w:w="108" w:type="dxa"/>
-              <w:bottom w:w="0" w:type="dxa"/>
-              <w:right w:w="108" w:type="dxa"/>
-            </w:tcMar>
-            <w:hideMark/>
-          </w:tcPr>
-          <w:p>
-            <w:pPr>
-              <w:jc w:val="center"/>
-              <w:rPr>
-                <w:rFonts w:ascii="Times New Roman" w:hAnsi="Times New Roman" w:cs="Times New Roman"/>
-              </w:rPr>
-            </w:pPr>
-            <w:r>
-              <w:rPr>
-                <w:rFonts w:ascii="Times New Roman" w:hAnsi="Times New Roman" w:cs="Times New Roman"/>
-              </w:rPr>
-              <w:t>H</w:t>
-            </w:r>
-          </w:p>
-        </w:tc>
-        <w:tc>
-          <w:tcPr>
-            <w:tcW w:w="1678" w:type="dxa"/>
-            <w:tcBorders>
-              <w:top w:val="single" w:sz="4" w:space="0" w:color="000000"/>
-              <w:left w:val="single" w:sz="4" w:space="0" w:color="000000"/>
-              <w:bottom w:val="single" w:sz="4" w:space="0" w:color="000000"/>
-              <w:right w:val="single" w:sz="4" w:space="0" w:color="000000"/>
-            </w:tcBorders>
-            <w:shd w:val="clear" w:color="auto" w:fill="F4B083" w:themeFill="accent2" w:themeFillTint="99"/>
-            <w:tcMar>
-              <w:top w:w="0" w:type="dxa"/>
-              <w:left w:w="108" w:type="dxa"/>
-              <w:bottom w:w="0" w:type="dxa"/>
-              <w:right w:w="108" w:type="dxa"/>
-            </w:tcMar>
-          </w:tcPr>
-          <w:p>
-            <w:pPr>
-              <w:jc w:val="center"/>
-              <w:rPr>
-                <w:rFonts w:ascii="Times New Roman" w:hAnsi="Times New Roman" w:cs="Times New Roman"/>
-                <w:sz w:val="28"/>
-                <w:szCs w:val="28"/>
-              </w:rPr>
-            </w:pPr>
-          </w:p>
-        </w:tc>
-        <w:tc>
-          <w:tcPr>
-            <w:tcW w:w="1686" w:type="dxa"/>
-            <w:tcBorders>
-              <w:top w:val="single" w:sz="4" w:space="0" w:color="000000"/>
-              <w:left w:val="single" w:sz="4" w:space="0" w:color="000000"/>
-              <w:bottom w:val="single" w:sz="4" w:space="0" w:color="000000"/>
-              <w:right w:val="single" w:sz="4" w:space="0" w:color="000000"/>
-            </w:tcBorders>
-            <w:shd w:val="clear" w:color="auto" w:fill="F4B083" w:themeFill="accent2" w:themeFillTint="99"/>
-            <w:tcMar>
-              <w:top w:w="0" w:type="dxa"/>
-              <w:left w:w="108" w:type="dxa"/>
-              <w:bottom w:w="0" w:type="dxa"/>
-              <w:right w:w="108" w:type="dxa"/>
-            </w:tcMar>
-          </w:tcPr>
-          <w:p>
-            <w:pPr>
-              <w:jc w:val="center"/>
-              <w:rPr>
-                <w:rFonts w:ascii="Times New Roman" w:hAnsi="Times New Roman" w:cs="Times New Roman"/>
-                <w:sz w:val="28"/>
-                <w:szCs w:val="28"/>
-              </w:rPr>
-            </w:pPr>
-          </w:p>
-        </w:tc>
-        <w:tc>
-          <w:tcPr>
-            <w:tcW w:w="1413" w:type="dxa"/>
-            <w:tcBorders>
-              <w:top w:val="single" w:sz="4" w:space="0" w:color="000000"/>
-              <w:left w:val="single" w:sz="4" w:space="0" w:color="000000"/>
-              <w:bottom w:val="single" w:sz="4" w:space="0" w:color="000000"/>
-              <w:right w:val="single" w:sz="4" w:space="0" w:color="000000"/>
-            </w:tcBorders>
-            <w:shd w:val="clear" w:color="auto" w:fill="F4B083" w:themeFill="accent2" w:themeFillTint="99"/>
-            <w:tcMar>
-              <w:top w:w="0" w:type="dxa"/>
-              <w:left w:w="108" w:type="dxa"/>
-              <w:bottom w:w="0" w:type="dxa"/>
-              <w:right w:w="108" w:type="dxa"/>
-            </w:tcMar>
-          </w:tcPr>
-          <w:p>
-            <w:pPr>
-              <w:jc w:val="center"/>
-              <w:rPr>
-                <w:rFonts w:ascii="Times New Roman" w:hAnsi="Times New Roman" w:cs="Times New Roman"/>
-                <w:sz w:val="28"/>
-                <w:szCs w:val="28"/>
-              </w:rPr>
-            </w:pPr>
-          </w:p>
-        </w:tc>
-        <w:tc>
-          <w:tcPr>
-            <w:tcW w:w="1507" w:type="dxa"/>
-            <w:tcBorders>
-              <w:top w:val="single" w:sz="4" w:space="0" w:color="000000"/>
-              <w:left w:val="single" w:sz="4" w:space="0" w:color="000000"/>
-              <w:bottom w:val="single" w:sz="4" w:space="0" w:color="000000"/>
-              <w:right w:val="single" w:sz="4" w:space="0" w:color="000000"/>
-            </w:tcBorders>
-            <w:shd w:val="clear" w:color="auto" w:fill="F4B083" w:themeFill="accent2" w:themeFillTint="99"/>
-            <w:tcMar>
-              <w:top w:w="0" w:type="dxa"/>
-              <w:left w:w="108" w:type="dxa"/>
-              <w:bottom w:w="0" w:type="dxa"/>
-              <w:right w:w="108" w:type="dxa"/>
-            </w:tcMar>
-          </w:tcPr>
-          <w:p>
-            <w:pPr>
-              <w:jc w:val="center"/>
-              <w:rPr>
-                <w:rFonts w:ascii="Times New Roman" w:hAnsi="Times New Roman" w:cs="Times New Roman"/>
-                <w:sz w:val="28"/>
-                <w:szCs w:val="28"/>
-              </w:rPr>
-            </w:pPr>
-          </w:p>
-        </w:tc>
-        <w:tc>
-          <w:tcPr>
-            <w:tcW w:w="1507" w:type="dxa"/>
-            <w:tcBorders>
-              <w:top w:val="single" w:sz="4" w:space="0" w:color="000000"/>
-              <w:left w:val="single" w:sz="4" w:space="0" w:color="000000"/>
-              <w:bottom w:val="single" w:sz="4" w:space="0" w:color="000000"/>
-              <w:right w:val="single" w:sz="4" w:space="0" w:color="000000"/>
-            </w:tcBorders>
-            <w:shd w:val="clear" w:color="auto" w:fill="F4B083" w:themeFill="accent2" w:themeFillTint="99"/>
-          </w:tcPr>
-          <w:p>
-            <w:pPr>
-              <w:jc w:val="center"/>
-              <w:rPr>
-                <w:rFonts w:ascii="Times New Roman" w:hAnsi="Times New Roman" w:cs="Times New Roman"/>
-                <w:sz w:val="28"/>
-                <w:szCs w:val="28"/>
-              </w:rPr>
-            </w:pPr>
-          </w:p>
-        </w:tc>
-      </w:tr>
-      <w:tr>
-        <w:trPr>
-          <w:trHeight w:val="400"/>
-          <w:jc w:val="center"/>
-        </w:trPr>
-        <w:tc>
-          <w:tcPr>
-            <w:tcW w:w="1265" w:type="dxa"/>
-            <w:tcBorders>
-              <w:top w:val="single" w:sz="4" w:space="0" w:color="000000"/>
-              <w:left w:val="single" w:sz="4" w:space="0" w:color="000000"/>
-              <w:bottom w:val="single" w:sz="4" w:space="0" w:color="000000"/>
-              <w:right w:val="single" w:sz="4" w:space="0" w:color="000000"/>
-            </w:tcBorders>
-            <w:tcMar>
-              <w:top w:w="0" w:type="dxa"/>
-              <w:left w:w="108" w:type="dxa"/>
-              <w:bottom w:w="0" w:type="dxa"/>
-              <w:right w:w="108" w:type="dxa"/>
-            </w:tcMar>
-          </w:tcPr>
-          <w:p>
-            <w:pPr>
-              <w:jc w:val="center"/>
-              <w:rPr>
-                <w:rFonts w:ascii="Times New Roman" w:eastAsia="Times New Roman" w:hAnsi="Times New Roman" w:cs="Times New Roman"/>
-                <w:b/>
-                <w:bCs/>
-                <w:color w:val="000000"/>
-                <w:sz w:val="32"/>
-                <w:szCs w:val="32"/>
-              </w:rPr>
-            </w:pPr>
-            <w:r>
-              <w:rPr>
-                <w:rFonts w:ascii="Times New Roman" w:eastAsia="Times New Roman" w:hAnsi="Times New Roman" w:cs="Times New Roman"/>
-                <w:b/>
-                <w:bCs/>
-                <w:color w:val="000000"/>
-                <w:sz w:val="32"/>
-                <w:szCs w:val="32"/>
-              </w:rPr>
-              <w:t>Module 1</w:t>
-            </w:r>
-          </w:p>
-          <w:p>
-            <w:pPr>
-              <w:jc w:val="center"/>
-              <w:rPr>
-                <w:rFonts w:ascii="Times New Roman" w:eastAsia="Times New Roman" w:hAnsi="Times New Roman" w:cs="Times New Roman"/>
-                <w:b/>
-                <w:bCs/>
-                <w:color w:val="000000"/>
-                <w:sz w:val="28"/>
-                <w:szCs w:val="28"/>
-              </w:rPr>
-            </w:pPr>
-          </w:p>
-        </w:tc>
-        <w:tc>
-          <w:tcPr>
-            <w:tcW w:w="2710" w:type="dxa"/>
-            <w:tcBorders>
-              <w:top w:val="single" w:sz="4" w:space="0" w:color="000000"/>
-              <w:left w:val="single" w:sz="4" w:space="0" w:color="000000"/>
-              <w:bottom w:val="single" w:sz="4" w:space="0" w:color="000000"/>
-              <w:right w:val="single" w:sz="4" w:space="0" w:color="000000"/>
-            </w:tcBorders>
-            <w:shd w:val="clear" w:color="auto" w:fill="FFFF00"/>
-            <w:tcMar>
-              <w:top w:w="0" w:type="dxa"/>
-              <w:left w:w="108" w:type="dxa"/>
-              <w:bottom w:w="0" w:type="dxa"/>
-              <w:right w:w="108" w:type="dxa"/>
-            </w:tcMar>
-            <w:hideMark/>
-          </w:tcPr>
-          <w:p>
-            <w:pPr>
-              <w:jc w:val="center"/>
-              <w:rPr>
-                <w:rFonts w:ascii="Times New Roman" w:hAnsi="Times New Roman" w:cs="Times New Roman"/>
-              </w:rPr>
-            </w:pPr>
-            <w:r>
-              <w:rPr>
-                <w:rFonts w:ascii="Times New Roman" w:hAnsi="Times New Roman" w:cs="Times New Roman"/>
-              </w:rPr>
-              <w:t>Autocomplete and Suggestions</w:t>
-            </w:r>
-          </w:p>
-        </w:tc>
-        <w:tc>
-          <w:tcPr>
-            <w:tcW w:w="1165" w:type="dxa"/>
-            <w:tcBorders>
-              <w:top w:val="single" w:sz="4" w:space="0" w:color="000000"/>
-              <w:left w:val="single" w:sz="4" w:space="0" w:color="000000"/>
-              <w:bottom w:val="single" w:sz="4" w:space="0" w:color="000000"/>
-              <w:right w:val="single" w:sz="4" w:space="0" w:color="000000"/>
-            </w:tcBorders>
-            <w:shd w:val="clear" w:color="auto" w:fill="00B0F0"/>
-            <w:tcMar>
-              <w:top w:w="0" w:type="dxa"/>
-              <w:left w:w="108" w:type="dxa"/>
-              <w:bottom w:w="0" w:type="dxa"/>
-              <w:right w:w="108" w:type="dxa"/>
-            </w:tcMar>
-            <w:hideMark/>
-          </w:tcPr>
-          <w:p>
-            <w:pPr>
-              <w:jc w:val="center"/>
-              <w:rPr>
-                <w:rFonts w:ascii="Times New Roman" w:hAnsi="Times New Roman" w:cs="Times New Roman"/>
-              </w:rPr>
-            </w:pPr>
-            <w:r>
-              <w:rPr>
-                <w:rFonts w:ascii="Times New Roman" w:hAnsi="Times New Roman" w:cs="Times New Roman"/>
-              </w:rPr>
-              <w:t>H</w:t>
-            </w:r>
-          </w:p>
-        </w:tc>
-        <w:tc>
-          <w:tcPr>
-            <w:tcW w:w="1678" w:type="dxa"/>
-            <w:tcBorders>
-              <w:top w:val="single" w:sz="4" w:space="0" w:color="000000"/>
-              <w:left w:val="single" w:sz="4" w:space="0" w:color="000000"/>
-              <w:bottom w:val="single" w:sz="4" w:space="0" w:color="000000"/>
-              <w:right w:val="single" w:sz="4" w:space="0" w:color="000000"/>
-            </w:tcBorders>
-            <w:shd w:val="clear" w:color="auto" w:fill="F4B083" w:themeFill="accent2" w:themeFillTint="99"/>
-            <w:tcMar>
-              <w:top w:w="0" w:type="dxa"/>
-              <w:left w:w="108" w:type="dxa"/>
-              <w:bottom w:w="0" w:type="dxa"/>
-              <w:right w:w="108" w:type="dxa"/>
-            </w:tcMar>
-          </w:tcPr>
-          <w:p>
-            <w:pPr>
-              <w:jc w:val="center"/>
-              <w:rPr>
-                <w:rFonts w:ascii="Times New Roman" w:hAnsi="Times New Roman" w:cs="Times New Roman"/>
-                <w:sz w:val="28"/>
-                <w:szCs w:val="28"/>
-              </w:rPr>
-            </w:pPr>
-          </w:p>
-        </w:tc>
-        <w:tc>
-          <w:tcPr>
-            <w:tcW w:w="1686" w:type="dxa"/>
-            <w:tcBorders>
-              <w:top w:val="single" w:sz="4" w:space="0" w:color="000000"/>
-              <w:left w:val="single" w:sz="4" w:space="0" w:color="000000"/>
-              <w:bottom w:val="single" w:sz="4" w:space="0" w:color="000000"/>
-              <w:right w:val="single" w:sz="4" w:space="0" w:color="000000"/>
-            </w:tcBorders>
-            <w:shd w:val="clear" w:color="auto" w:fill="F4B083" w:themeFill="accent2" w:themeFillTint="99"/>
-            <w:tcMar>
-              <w:top w:w="0" w:type="dxa"/>
-              <w:left w:w="108" w:type="dxa"/>
-              <w:bottom w:w="0" w:type="dxa"/>
-              <w:right w:w="108" w:type="dxa"/>
-            </w:tcMar>
-          </w:tcPr>
-          <w:p>
-            <w:pPr>
-              <w:jc w:val="center"/>
-              <w:rPr>
-                <w:rFonts w:ascii="Times New Roman" w:hAnsi="Times New Roman" w:cs="Times New Roman"/>
-                <w:sz w:val="28"/>
-                <w:szCs w:val="28"/>
-              </w:rPr>
-            </w:pPr>
-          </w:p>
-        </w:tc>
-        <w:tc>
-          <w:tcPr>
-            <w:tcW w:w="1413" w:type="dxa"/>
-            <w:tcBorders>
-              <w:top w:val="single" w:sz="4" w:space="0" w:color="000000"/>
-              <w:left w:val="single" w:sz="4" w:space="0" w:color="000000"/>
-              <w:bottom w:val="single" w:sz="4" w:space="0" w:color="000000"/>
-              <w:right w:val="single" w:sz="4" w:space="0" w:color="000000"/>
-            </w:tcBorders>
-            <w:shd w:val="clear" w:color="auto" w:fill="F4B083" w:themeFill="accent2" w:themeFillTint="99"/>
-            <w:tcMar>
-              <w:top w:w="0" w:type="dxa"/>
-              <w:left w:w="108" w:type="dxa"/>
-              <w:bottom w:w="0" w:type="dxa"/>
-              <w:right w:w="108" w:type="dxa"/>
-            </w:tcMar>
-          </w:tcPr>
-          <w:p>
-            <w:pPr>
-              <w:jc w:val="center"/>
-              <w:rPr>
-                <w:rFonts w:ascii="Times New Roman" w:hAnsi="Times New Roman" w:cs="Times New Roman"/>
-                <w:sz w:val="28"/>
-                <w:szCs w:val="28"/>
-              </w:rPr>
-            </w:pPr>
-          </w:p>
-        </w:tc>
-        <w:tc>
-          <w:tcPr>
-            <w:tcW w:w="1507" w:type="dxa"/>
-            <w:tcBorders>
-              <w:top w:val="single" w:sz="4" w:space="0" w:color="000000"/>
-              <w:left w:val="single" w:sz="4" w:space="0" w:color="000000"/>
-              <w:bottom w:val="single" w:sz="4" w:space="0" w:color="000000"/>
-              <w:right w:val="single" w:sz="4" w:space="0" w:color="000000"/>
-            </w:tcBorders>
-            <w:shd w:val="clear" w:color="auto" w:fill="F4B083" w:themeFill="accent2" w:themeFillTint="99"/>
-            <w:tcMar>
-              <w:top w:w="0" w:type="dxa"/>
-              <w:left w:w="108" w:type="dxa"/>
-              <w:bottom w:w="0" w:type="dxa"/>
-              <w:right w:w="108" w:type="dxa"/>
-            </w:tcMar>
-          </w:tcPr>
-          <w:p>
-            <w:pPr>
-              <w:jc w:val="center"/>
-              <w:rPr>
-                <w:rFonts w:ascii="Times New Roman" w:hAnsi="Times New Roman" w:cs="Times New Roman"/>
-                <w:sz w:val="28"/>
-                <w:szCs w:val="28"/>
-              </w:rPr>
-            </w:pPr>
-          </w:p>
-        </w:tc>
-        <w:tc>
-          <w:tcPr>
-            <w:tcW w:w="1507" w:type="dxa"/>
-            <w:tcBorders>
-              <w:top w:val="single" w:sz="4" w:space="0" w:color="000000"/>
-              <w:left w:val="single" w:sz="4" w:space="0" w:color="000000"/>
-              <w:bottom w:val="single" w:sz="4" w:space="0" w:color="000000"/>
-              <w:right w:val="single" w:sz="4" w:space="0" w:color="000000"/>
-            </w:tcBorders>
-            <w:shd w:val="clear" w:color="auto" w:fill="F4B083" w:themeFill="accent2" w:themeFillTint="99"/>
-          </w:tcPr>
-          <w:p>
-            <w:pPr>
-              <w:jc w:val="center"/>
-              <w:rPr>
-                <w:rFonts w:ascii="Times New Roman" w:hAnsi="Times New Roman" w:cs="Times New Roman"/>
-                <w:sz w:val="28"/>
-                <w:szCs w:val="28"/>
-              </w:rPr>
-            </w:pPr>
-          </w:p>
-        </w:tc>
-      </w:tr>
-      <w:tr>
-        <w:trPr>
-          <w:trHeight w:val="400"/>
-          <w:jc w:val="center"/>
-        </w:trPr>
-        <w:tc>
-          <w:tcPr>
-            <w:tcW w:w="1265" w:type="dxa"/>
-            <w:tcBorders>
-              <w:top w:val="single" w:sz="4" w:space="0" w:color="000000"/>
-              <w:left w:val="single" w:sz="4" w:space="0" w:color="000000"/>
-              <w:bottom w:val="single" w:sz="4" w:space="0" w:color="000000"/>
-              <w:right w:val="single" w:sz="4" w:space="0" w:color="000000"/>
-            </w:tcBorders>
-            <w:shd w:val="clear" w:color="auto" w:fill="92D050"/>
-            <w:tcMar>
-              <w:top w:w="0" w:type="dxa"/>
-              <w:left w:w="108" w:type="dxa"/>
-              <w:bottom w:w="0" w:type="dxa"/>
-              <w:right w:w="108" w:type="dxa"/>
-            </w:tcMar>
-            <w:hideMark/>
-          </w:tcPr>
-          <w:p>
-            <w:pPr>
-              <w:jc w:val="center"/>
-              <w:rPr>
-                <w:rFonts w:ascii="Times New Roman" w:eastAsia="Times New Roman" w:hAnsi="Times New Roman" w:cs="Times New Roman"/>
-                <w:b/>
-                <w:bCs/>
-                <w:color w:val="000000"/>
-                <w:sz w:val="28"/>
-                <w:szCs w:val="28"/>
-              </w:rPr>
-            </w:pPr>
-            <w:r>
-              <w:rPr>
-                <w:rFonts w:ascii="Times New Roman" w:hAnsi="Times New Roman" w:cs="Times New Roman"/>
-              </w:rPr>
-              <w:lastRenderedPageBreak/>
-              <w:t>M1F1</w:t>
-            </w:r>
-          </w:p>
-        </w:tc>
-        <w:tc>
-          <w:tcPr>
-            <w:tcW w:w="2710" w:type="dxa"/>
-            <w:tcBorders>
-              <w:top w:val="single" w:sz="4" w:space="0" w:color="000000"/>
-              <w:left w:val="single" w:sz="4" w:space="0" w:color="000000"/>
-              <w:bottom w:val="single" w:sz="4" w:space="0" w:color="000000"/>
-              <w:right w:val="single" w:sz="4" w:space="0" w:color="000000"/>
-            </w:tcBorders>
-            <w:shd w:val="clear" w:color="auto" w:fill="92D050"/>
-            <w:tcMar>
-              <w:top w:w="0" w:type="dxa"/>
-              <w:left w:w="108" w:type="dxa"/>
-              <w:bottom w:w="0" w:type="dxa"/>
-              <w:right w:w="108" w:type="dxa"/>
-            </w:tcMar>
-            <w:hideMark/>
-          </w:tcPr>
-          <w:p>
-            <w:pPr>
-              <w:jc w:val="center"/>
-              <w:rPr>
-                <w:rFonts w:ascii="Times New Roman" w:hAnsi="Times New Roman" w:cs="Times New Roman"/>
-              </w:rPr>
-            </w:pPr>
-            <w:r>
-              <w:rPr>
-                <w:rFonts w:ascii="Times New Roman" w:hAnsi="Times New Roman" w:cs="Times New Roman"/>
-              </w:rPr>
-              <w:t>Enhance the input fields with predictive text and suggestions</w:t>
-            </w:r>
-          </w:p>
-        </w:tc>
-        <w:tc>
-          <w:tcPr>
-            <w:tcW w:w="1165" w:type="dxa"/>
-            <w:tcBorders>
-              <w:top w:val="single" w:sz="4" w:space="0" w:color="000000"/>
-              <w:left w:val="single" w:sz="4" w:space="0" w:color="000000"/>
-              <w:bottom w:val="single" w:sz="4" w:space="0" w:color="000000"/>
-              <w:right w:val="single" w:sz="4" w:space="0" w:color="000000"/>
-            </w:tcBorders>
-            <w:shd w:val="clear" w:color="auto" w:fill="92D050"/>
-            <w:tcMar>
-              <w:top w:w="0" w:type="dxa"/>
-              <w:left w:w="108" w:type="dxa"/>
-              <w:bottom w:w="0" w:type="dxa"/>
-              <w:right w:w="108" w:type="dxa"/>
-            </w:tcMar>
-            <w:hideMark/>
-          </w:tcPr>
-          <w:p>
-            <w:pPr>
-              <w:jc w:val="center"/>
-              <w:rPr>
-                <w:rFonts w:ascii="Times New Roman" w:hAnsi="Times New Roman" w:cs="Times New Roman"/>
-              </w:rPr>
-            </w:pPr>
-            <w:r>
-              <w:rPr>
-                <w:rFonts w:ascii="Times New Roman" w:hAnsi="Times New Roman" w:cs="Times New Roman"/>
-              </w:rPr>
-              <w:t>H</w:t>
-            </w:r>
-          </w:p>
-        </w:tc>
-        <w:tc>
-          <w:tcPr>
-            <w:tcW w:w="1678" w:type="dxa"/>
-            <w:tcBorders>
-              <w:top w:val="single" w:sz="4" w:space="0" w:color="000000"/>
-              <w:left w:val="single" w:sz="4" w:space="0" w:color="000000"/>
-              <w:bottom w:val="single" w:sz="4" w:space="0" w:color="000000"/>
-              <w:right w:val="single" w:sz="4" w:space="0" w:color="000000"/>
-            </w:tcBorders>
-            <w:shd w:val="clear" w:color="auto" w:fill="F4B083" w:themeFill="accent2" w:themeFillTint="99"/>
-            <w:tcMar>
-              <w:top w:w="0" w:type="dxa"/>
-              <w:left w:w="108" w:type="dxa"/>
-              <w:bottom w:w="0" w:type="dxa"/>
-              <w:right w:w="108" w:type="dxa"/>
-            </w:tcMar>
-          </w:tcPr>
-          <w:p>
-            <w:pPr>
-              <w:jc w:val="center"/>
-              <w:rPr>
-                <w:rFonts w:ascii="Times New Roman" w:hAnsi="Times New Roman" w:cs="Times New Roman"/>
-                <w:sz w:val="28"/>
-                <w:szCs w:val="28"/>
-              </w:rPr>
-            </w:pPr>
-          </w:p>
-        </w:tc>
-        <w:tc>
-          <w:tcPr>
-            <w:tcW w:w="1686" w:type="dxa"/>
-            <w:tcBorders>
-              <w:top w:val="single" w:sz="4" w:space="0" w:color="000000"/>
-              <w:left w:val="single" w:sz="4" w:space="0" w:color="000000"/>
-              <w:bottom w:val="single" w:sz="4" w:space="0" w:color="000000"/>
-              <w:right w:val="single" w:sz="4" w:space="0" w:color="000000"/>
-            </w:tcBorders>
-            <w:shd w:val="clear" w:color="auto" w:fill="F4B083" w:themeFill="accent2" w:themeFillTint="99"/>
-            <w:tcMar>
-              <w:top w:w="0" w:type="dxa"/>
-              <w:left w:w="108" w:type="dxa"/>
-              <w:bottom w:w="0" w:type="dxa"/>
-              <w:right w:w="108" w:type="dxa"/>
-            </w:tcMar>
-          </w:tcPr>
-          <w:p>
-            <w:pPr>
-              <w:jc w:val="center"/>
-              <w:rPr>
-                <w:rFonts w:ascii="Times New Roman" w:hAnsi="Times New Roman" w:cs="Times New Roman"/>
-                <w:sz w:val="28"/>
-                <w:szCs w:val="28"/>
-              </w:rPr>
-            </w:pPr>
-          </w:p>
-        </w:tc>
-        <w:tc>
-          <w:tcPr>
-            <w:tcW w:w="1413" w:type="dxa"/>
-            <w:tcBorders>
-              <w:top w:val="single" w:sz="4" w:space="0" w:color="000000"/>
-              <w:left w:val="single" w:sz="4" w:space="0" w:color="000000"/>
-              <w:bottom w:val="single" w:sz="4" w:space="0" w:color="000000"/>
-              <w:right w:val="single" w:sz="4" w:space="0" w:color="000000"/>
-            </w:tcBorders>
-            <w:shd w:val="clear" w:color="auto" w:fill="F4B083" w:themeFill="accent2" w:themeFillTint="99"/>
-            <w:tcMar>
-              <w:top w:w="0" w:type="dxa"/>
-              <w:left w:w="108" w:type="dxa"/>
-              <w:bottom w:w="0" w:type="dxa"/>
-              <w:right w:w="108" w:type="dxa"/>
-            </w:tcMar>
-          </w:tcPr>
-          <w:p>
-            <w:pPr>
-              <w:jc w:val="center"/>
-              <w:rPr>
-                <w:rFonts w:ascii="Times New Roman" w:hAnsi="Times New Roman" w:cs="Times New Roman"/>
-                <w:sz w:val="28"/>
-                <w:szCs w:val="28"/>
-              </w:rPr>
-            </w:pPr>
-          </w:p>
-        </w:tc>
-        <w:tc>
-          <w:tcPr>
-            <w:tcW w:w="1507" w:type="dxa"/>
-            <w:tcBorders>
-              <w:top w:val="single" w:sz="4" w:space="0" w:color="000000"/>
-              <w:left w:val="single" w:sz="4" w:space="0" w:color="000000"/>
-              <w:bottom w:val="single" w:sz="4" w:space="0" w:color="000000"/>
-              <w:right w:val="single" w:sz="4" w:space="0" w:color="000000"/>
-            </w:tcBorders>
-            <w:shd w:val="clear" w:color="auto" w:fill="F4B083" w:themeFill="accent2" w:themeFillTint="99"/>
-            <w:tcMar>
-              <w:top w:w="0" w:type="dxa"/>
-              <w:left w:w="108" w:type="dxa"/>
-              <w:bottom w:w="0" w:type="dxa"/>
-              <w:right w:w="108" w:type="dxa"/>
-            </w:tcMar>
-          </w:tcPr>
-          <w:p>
-            <w:pPr>
-              <w:jc w:val="center"/>
-              <w:rPr>
-                <w:rFonts w:ascii="Times New Roman" w:hAnsi="Times New Roman" w:cs="Times New Roman"/>
-                <w:sz w:val="28"/>
-                <w:szCs w:val="28"/>
-              </w:rPr>
-            </w:pPr>
-          </w:p>
-        </w:tc>
-        <w:tc>
-          <w:tcPr>
-            <w:tcW w:w="1507" w:type="dxa"/>
-            <w:tcBorders>
-              <w:top w:val="single" w:sz="4" w:space="0" w:color="000000"/>
-              <w:left w:val="single" w:sz="4" w:space="0" w:color="000000"/>
-              <w:bottom w:val="single" w:sz="4" w:space="0" w:color="000000"/>
-              <w:right w:val="single" w:sz="4" w:space="0" w:color="000000"/>
-            </w:tcBorders>
-            <w:shd w:val="clear" w:color="auto" w:fill="F4B083" w:themeFill="accent2" w:themeFillTint="99"/>
-          </w:tcPr>
-          <w:p>
-            <w:pPr>
-              <w:jc w:val="center"/>
-              <w:rPr>
-                <w:rFonts w:ascii="Times New Roman" w:hAnsi="Times New Roman" w:cs="Times New Roman"/>
-                <w:sz w:val="28"/>
-                <w:szCs w:val="28"/>
-              </w:rPr>
-            </w:pPr>
-          </w:p>
-        </w:tc>
-      </w:tr>
-      <w:tr>
-        <w:trPr>
-          <w:trHeight w:val="400"/>
-          <w:jc w:val="center"/>
-        </w:trPr>
-        <w:tc>
-          <w:tcPr>
-            <w:tcW w:w="1265" w:type="dxa"/>
-            <w:tcBorders>
-              <w:top w:val="single" w:sz="4" w:space="0" w:color="000000"/>
-              <w:left w:val="single" w:sz="4" w:space="0" w:color="000000"/>
-              <w:bottom w:val="single" w:sz="4" w:space="0" w:color="000000"/>
-              <w:right w:val="single" w:sz="4" w:space="0" w:color="000000"/>
-            </w:tcBorders>
-            <w:tcMar>
-              <w:top w:w="0" w:type="dxa"/>
-              <w:left w:w="108" w:type="dxa"/>
-              <w:bottom w:w="0" w:type="dxa"/>
-              <w:right w:w="108" w:type="dxa"/>
-            </w:tcMar>
-          </w:tcPr>
-          <w:p>
-            <w:pPr>
-              <w:jc w:val="center"/>
-              <w:rPr>
-                <w:rFonts w:ascii="Times New Roman" w:eastAsia="Times New Roman" w:hAnsi="Times New Roman" w:cs="Times New Roman"/>
-                <w:b/>
-                <w:bCs/>
-                <w:color w:val="000000"/>
-                <w:sz w:val="32"/>
-                <w:szCs w:val="32"/>
-              </w:rPr>
-            </w:pPr>
-            <w:r>
-              <w:rPr>
-                <w:rFonts w:ascii="Times New Roman" w:eastAsia="Times New Roman" w:hAnsi="Times New Roman" w:cs="Times New Roman"/>
-                <w:b/>
-                <w:bCs/>
-                <w:color w:val="000000"/>
-                <w:sz w:val="32"/>
-                <w:szCs w:val="32"/>
-              </w:rPr>
-              <w:t>Module 2</w:t>
-            </w:r>
-          </w:p>
-          <w:p>
-            <w:pPr>
-              <w:jc w:val="center"/>
-              <w:rPr>
-                <w:rFonts w:ascii="Times New Roman" w:eastAsia="Times New Roman" w:hAnsi="Times New Roman" w:cs="Times New Roman"/>
-                <w:b/>
-                <w:bCs/>
-                <w:color w:val="000000"/>
-                <w:sz w:val="32"/>
-                <w:szCs w:val="32"/>
-              </w:rPr>
-            </w:pPr>
-          </w:p>
-        </w:tc>
-        <w:tc>
-          <w:tcPr>
-            <w:tcW w:w="2710" w:type="dxa"/>
-            <w:tcBorders>
-              <w:top w:val="single" w:sz="4" w:space="0" w:color="000000"/>
-              <w:left w:val="single" w:sz="4" w:space="0" w:color="000000"/>
-              <w:bottom w:val="single" w:sz="4" w:space="0" w:color="000000"/>
-              <w:right w:val="single" w:sz="4" w:space="0" w:color="000000"/>
-            </w:tcBorders>
-            <w:shd w:val="clear" w:color="auto" w:fill="FFFF00"/>
-            <w:tcMar>
-              <w:top w:w="0" w:type="dxa"/>
-              <w:left w:w="108" w:type="dxa"/>
-              <w:bottom w:w="0" w:type="dxa"/>
-              <w:right w:w="108" w:type="dxa"/>
-            </w:tcMar>
-            <w:hideMark/>
-          </w:tcPr>
-          <w:p>
-            <w:pPr>
-              <w:jc w:val="center"/>
-              <w:rPr>
-                <w:rFonts w:ascii="Times New Roman" w:hAnsi="Times New Roman" w:cs="Times New Roman"/>
-              </w:rPr>
-            </w:pPr>
-            <w:r>
-              <w:rPr>
-                <w:rFonts w:ascii="Times New Roman" w:hAnsi="Times New Roman" w:cs="Times New Roman"/>
-              </w:rPr>
-              <w:t>AI Chatbot for Assistance</w:t>
-            </w:r>
-          </w:p>
-        </w:tc>
-        <w:tc>
-          <w:tcPr>
-            <w:tcW w:w="1165" w:type="dxa"/>
-            <w:tcBorders>
-              <w:top w:val="single" w:sz="4" w:space="0" w:color="000000"/>
-              <w:left w:val="single" w:sz="4" w:space="0" w:color="000000"/>
-              <w:bottom w:val="single" w:sz="4" w:space="0" w:color="000000"/>
-              <w:right w:val="single" w:sz="4" w:space="0" w:color="000000"/>
-            </w:tcBorders>
-            <w:shd w:val="clear" w:color="auto" w:fill="00B0F0"/>
-            <w:tcMar>
-              <w:top w:w="0" w:type="dxa"/>
-              <w:left w:w="108" w:type="dxa"/>
-              <w:bottom w:w="0" w:type="dxa"/>
-              <w:right w:w="108" w:type="dxa"/>
-            </w:tcMar>
-            <w:hideMark/>
-          </w:tcPr>
-          <w:p>
-            <w:pPr>
-              <w:jc w:val="center"/>
-              <w:rPr>
-                <w:rFonts w:ascii="Times New Roman" w:hAnsi="Times New Roman" w:cs="Times New Roman"/>
-              </w:rPr>
-            </w:pPr>
-            <w:r>
-              <w:rPr>
-                <w:rFonts w:ascii="Times New Roman" w:hAnsi="Times New Roman" w:cs="Times New Roman"/>
-              </w:rPr>
-              <w:t>H</w:t>
-            </w:r>
-          </w:p>
-        </w:tc>
-        <w:tc>
-          <w:tcPr>
-            <w:tcW w:w="1678" w:type="dxa"/>
-            <w:tcBorders>
-              <w:top w:val="single" w:sz="4" w:space="0" w:color="000000"/>
-              <w:left w:val="single" w:sz="4" w:space="0" w:color="000000"/>
-              <w:bottom w:val="single" w:sz="4" w:space="0" w:color="000000"/>
-              <w:right w:val="single" w:sz="4" w:space="0" w:color="000000"/>
-            </w:tcBorders>
-            <w:shd w:val="clear" w:color="auto" w:fill="F4B083" w:themeFill="accent2" w:themeFillTint="99"/>
-            <w:tcMar>
-              <w:top w:w="0" w:type="dxa"/>
-              <w:left w:w="108" w:type="dxa"/>
-              <w:bottom w:w="0" w:type="dxa"/>
-              <w:right w:w="108" w:type="dxa"/>
-            </w:tcMar>
-          </w:tcPr>
-          <w:p>
-            <w:pPr>
-              <w:jc w:val="center"/>
-              <w:rPr>
-                <w:rFonts w:ascii="Times New Roman" w:hAnsi="Times New Roman" w:cs="Times New Roman"/>
-                <w:sz w:val="28"/>
-                <w:szCs w:val="28"/>
-              </w:rPr>
-            </w:pPr>
-          </w:p>
-        </w:tc>
-        <w:tc>
-          <w:tcPr>
-            <w:tcW w:w="1686" w:type="dxa"/>
-            <w:tcBorders>
-              <w:top w:val="single" w:sz="4" w:space="0" w:color="000000"/>
-              <w:left w:val="single" w:sz="4" w:space="0" w:color="000000"/>
-              <w:bottom w:val="single" w:sz="4" w:space="0" w:color="000000"/>
-              <w:right w:val="single" w:sz="4" w:space="0" w:color="000000"/>
-            </w:tcBorders>
-            <w:shd w:val="clear" w:color="auto" w:fill="F4B083" w:themeFill="accent2" w:themeFillTint="99"/>
-            <w:tcMar>
-              <w:top w:w="0" w:type="dxa"/>
-              <w:left w:w="108" w:type="dxa"/>
-              <w:bottom w:w="0" w:type="dxa"/>
-              <w:right w:w="108" w:type="dxa"/>
-            </w:tcMar>
-          </w:tcPr>
-          <w:p>
-            <w:pPr>
-              <w:jc w:val="center"/>
-              <w:rPr>
-                <w:rFonts w:ascii="Times New Roman" w:hAnsi="Times New Roman" w:cs="Times New Roman"/>
-                <w:sz w:val="28"/>
-                <w:szCs w:val="28"/>
-              </w:rPr>
-            </w:pPr>
-          </w:p>
-        </w:tc>
-        <w:tc>
-          <w:tcPr>
-            <w:tcW w:w="1413" w:type="dxa"/>
-            <w:tcBorders>
-              <w:top w:val="single" w:sz="4" w:space="0" w:color="000000"/>
-              <w:left w:val="single" w:sz="4" w:space="0" w:color="000000"/>
-              <w:bottom w:val="single" w:sz="4" w:space="0" w:color="000000"/>
-              <w:right w:val="single" w:sz="4" w:space="0" w:color="000000"/>
-            </w:tcBorders>
-            <w:shd w:val="clear" w:color="auto" w:fill="F4B083" w:themeFill="accent2" w:themeFillTint="99"/>
-            <w:tcMar>
-              <w:top w:w="0" w:type="dxa"/>
-              <w:left w:w="108" w:type="dxa"/>
-              <w:bottom w:w="0" w:type="dxa"/>
-              <w:right w:w="108" w:type="dxa"/>
-            </w:tcMar>
-          </w:tcPr>
-          <w:p>
-            <w:pPr>
-              <w:jc w:val="center"/>
-              <w:rPr>
-                <w:rFonts w:ascii="Times New Roman" w:hAnsi="Times New Roman" w:cs="Times New Roman"/>
-                <w:sz w:val="28"/>
-                <w:szCs w:val="28"/>
-              </w:rPr>
-            </w:pPr>
-          </w:p>
-        </w:tc>
-        <w:tc>
-          <w:tcPr>
-            <w:tcW w:w="1507" w:type="dxa"/>
-            <w:tcBorders>
-              <w:top w:val="single" w:sz="4" w:space="0" w:color="000000"/>
-              <w:left w:val="single" w:sz="4" w:space="0" w:color="000000"/>
-              <w:bottom w:val="single" w:sz="4" w:space="0" w:color="000000"/>
-              <w:right w:val="single" w:sz="4" w:space="0" w:color="000000"/>
-            </w:tcBorders>
-            <w:shd w:val="clear" w:color="auto" w:fill="F4B083" w:themeFill="accent2" w:themeFillTint="99"/>
-            <w:tcMar>
-              <w:top w:w="0" w:type="dxa"/>
-              <w:left w:w="108" w:type="dxa"/>
-              <w:bottom w:w="0" w:type="dxa"/>
-              <w:right w:w="108" w:type="dxa"/>
-            </w:tcMar>
-          </w:tcPr>
-          <w:p>
-            <w:pPr>
-              <w:jc w:val="center"/>
-              <w:rPr>
-                <w:rFonts w:ascii="Times New Roman" w:hAnsi="Times New Roman" w:cs="Times New Roman"/>
-                <w:sz w:val="28"/>
-                <w:szCs w:val="28"/>
-              </w:rPr>
-            </w:pPr>
-          </w:p>
-        </w:tc>
-        <w:tc>
-          <w:tcPr>
-            <w:tcW w:w="1507" w:type="dxa"/>
-            <w:tcBorders>
-              <w:top w:val="single" w:sz="4" w:space="0" w:color="000000"/>
-              <w:left w:val="single" w:sz="4" w:space="0" w:color="000000"/>
-              <w:bottom w:val="single" w:sz="4" w:space="0" w:color="000000"/>
-              <w:right w:val="single" w:sz="4" w:space="0" w:color="000000"/>
-            </w:tcBorders>
-            <w:shd w:val="clear" w:color="auto" w:fill="F4B083" w:themeFill="accent2" w:themeFillTint="99"/>
-          </w:tcPr>
-          <w:p>
-            <w:pPr>
-              <w:jc w:val="center"/>
-              <w:rPr>
-                <w:rFonts w:ascii="Times New Roman" w:hAnsi="Times New Roman" w:cs="Times New Roman"/>
-                <w:sz w:val="28"/>
-                <w:szCs w:val="28"/>
-              </w:rPr>
-            </w:pPr>
-          </w:p>
-        </w:tc>
-      </w:tr>
-      <w:tr>
-        <w:trPr>
-          <w:trHeight w:val="400"/>
-          <w:jc w:val="center"/>
-        </w:trPr>
-        <w:tc>
-          <w:tcPr>
-            <w:tcW w:w="1265" w:type="dxa"/>
-            <w:tcBorders>
-              <w:top w:val="single" w:sz="4" w:space="0" w:color="000000"/>
-              <w:left w:val="single" w:sz="4" w:space="0" w:color="000000"/>
-              <w:bottom w:val="single" w:sz="4" w:space="0" w:color="000000"/>
-              <w:right w:val="single" w:sz="4" w:space="0" w:color="000000"/>
-            </w:tcBorders>
-            <w:shd w:val="clear" w:color="auto" w:fill="92D050"/>
-            <w:tcMar>
-              <w:top w:w="0" w:type="dxa"/>
-              <w:left w:w="108" w:type="dxa"/>
-              <w:bottom w:w="0" w:type="dxa"/>
-              <w:right w:w="108" w:type="dxa"/>
-            </w:tcMar>
-            <w:hideMark/>
-          </w:tcPr>
-          <w:p>
-            <w:pPr>
-              <w:jc w:val="center"/>
-              <w:rPr>
-                <w:rFonts w:ascii="Times New Roman" w:eastAsia="Times New Roman" w:hAnsi="Times New Roman" w:cs="Times New Roman"/>
-                <w:b/>
-                <w:bCs/>
-                <w:color w:val="000000"/>
-                <w:sz w:val="28"/>
-                <w:szCs w:val="28"/>
-              </w:rPr>
-            </w:pPr>
-            <w:r>
-              <w:rPr>
-                <w:rFonts w:ascii="Times New Roman" w:hAnsi="Times New Roman" w:cs="Times New Roman"/>
-              </w:rPr>
-              <w:t>M2F1</w:t>
-            </w:r>
-          </w:p>
-        </w:tc>
-        <w:tc>
-          <w:tcPr>
-            <w:tcW w:w="2710" w:type="dxa"/>
-            <w:tcBorders>
-              <w:top w:val="single" w:sz="4" w:space="0" w:color="000000"/>
-              <w:left w:val="single" w:sz="4" w:space="0" w:color="000000"/>
-              <w:bottom w:val="single" w:sz="4" w:space="0" w:color="000000"/>
-              <w:right w:val="single" w:sz="4" w:space="0" w:color="000000"/>
-            </w:tcBorders>
-            <w:shd w:val="clear" w:color="auto" w:fill="92D050"/>
-            <w:tcMar>
-              <w:top w:w="0" w:type="dxa"/>
-              <w:left w:w="108" w:type="dxa"/>
-              <w:bottom w:w="0" w:type="dxa"/>
-              <w:right w:w="108" w:type="dxa"/>
-            </w:tcMar>
-            <w:hideMark/>
-          </w:tcPr>
-          <w:p>
-            <w:pPr>
-              <w:jc w:val="center"/>
-              <w:rPr>
-                <w:rFonts w:ascii="Times New Roman" w:hAnsi="Times New Roman" w:cs="Times New Roman"/>
-              </w:rPr>
-            </w:pPr>
-            <w:r>
-              <w:rPr>
-                <w:rFonts w:ascii="Times New Roman" w:hAnsi="Times New Roman" w:cs="Times New Roman"/>
-              </w:rPr>
-              <w:t xml:space="preserve">ai chatbot to answer FAQ   </w:t>
-            </w:r>
-          </w:p>
-        </w:tc>
-        <w:tc>
-          <w:tcPr>
-            <w:tcW w:w="1165" w:type="dxa"/>
-            <w:tcBorders>
-              <w:top w:val="single" w:sz="4" w:space="0" w:color="000000"/>
-              <w:left w:val="single" w:sz="4" w:space="0" w:color="000000"/>
-              <w:bottom w:val="single" w:sz="4" w:space="0" w:color="000000"/>
-              <w:right w:val="single" w:sz="4" w:space="0" w:color="000000"/>
-            </w:tcBorders>
-            <w:shd w:val="clear" w:color="auto" w:fill="92D050"/>
-            <w:tcMar>
-              <w:top w:w="0" w:type="dxa"/>
-              <w:left w:w="108" w:type="dxa"/>
-              <w:bottom w:w="0" w:type="dxa"/>
-              <w:right w:w="108" w:type="dxa"/>
-            </w:tcMar>
-            <w:hideMark/>
-          </w:tcPr>
-          <w:p>
-            <w:pPr>
-              <w:jc w:val="center"/>
-              <w:rPr>
-                <w:rFonts w:ascii="Times New Roman" w:hAnsi="Times New Roman" w:cs="Times New Roman"/>
-              </w:rPr>
-            </w:pPr>
-            <w:r>
-              <w:rPr>
-                <w:rFonts w:ascii="Times New Roman" w:hAnsi="Times New Roman" w:cs="Times New Roman"/>
-              </w:rPr>
-              <w:t>H</w:t>
-            </w:r>
-          </w:p>
-        </w:tc>
-        <w:tc>
-          <w:tcPr>
-            <w:tcW w:w="1678" w:type="dxa"/>
-            <w:tcBorders>
-              <w:top w:val="single" w:sz="4" w:space="0" w:color="000000"/>
-              <w:left w:val="single" w:sz="4" w:space="0" w:color="000000"/>
-              <w:bottom w:val="single" w:sz="4" w:space="0" w:color="000000"/>
-              <w:right w:val="single" w:sz="4" w:space="0" w:color="000000"/>
-            </w:tcBorders>
-            <w:shd w:val="clear" w:color="auto" w:fill="F4B083" w:themeFill="accent2" w:themeFillTint="99"/>
-            <w:tcMar>
-              <w:top w:w="0" w:type="dxa"/>
-              <w:left w:w="108" w:type="dxa"/>
-              <w:bottom w:w="0" w:type="dxa"/>
-              <w:right w:w="108" w:type="dxa"/>
-            </w:tcMar>
-          </w:tcPr>
-          <w:p>
-            <w:pPr>
-              <w:jc w:val="center"/>
-              <w:rPr>
-                <w:rFonts w:ascii="Times New Roman" w:hAnsi="Times New Roman" w:cs="Times New Roman"/>
-                <w:sz w:val="28"/>
-                <w:szCs w:val="28"/>
-              </w:rPr>
-            </w:pPr>
-          </w:p>
-        </w:tc>
-        <w:tc>
-          <w:tcPr>
-            <w:tcW w:w="1686" w:type="dxa"/>
-            <w:tcBorders>
-              <w:top w:val="single" w:sz="4" w:space="0" w:color="000000"/>
-              <w:left w:val="single" w:sz="4" w:space="0" w:color="000000"/>
-              <w:bottom w:val="single" w:sz="4" w:space="0" w:color="000000"/>
-              <w:right w:val="single" w:sz="4" w:space="0" w:color="000000"/>
-            </w:tcBorders>
-            <w:shd w:val="clear" w:color="auto" w:fill="F4B083" w:themeFill="accent2" w:themeFillTint="99"/>
-            <w:tcMar>
-              <w:top w:w="0" w:type="dxa"/>
-              <w:left w:w="108" w:type="dxa"/>
-              <w:bottom w:w="0" w:type="dxa"/>
-              <w:right w:w="108" w:type="dxa"/>
-            </w:tcMar>
-          </w:tcPr>
-          <w:p>
-            <w:pPr>
-              <w:jc w:val="center"/>
-              <w:rPr>
-                <w:rFonts w:ascii="Times New Roman" w:hAnsi="Times New Roman" w:cs="Times New Roman"/>
-                <w:sz w:val="28"/>
-                <w:szCs w:val="28"/>
-              </w:rPr>
-            </w:pPr>
-          </w:p>
-        </w:tc>
-        <w:tc>
-          <w:tcPr>
-            <w:tcW w:w="1413" w:type="dxa"/>
-            <w:tcBorders>
-              <w:top w:val="single" w:sz="4" w:space="0" w:color="000000"/>
-              <w:left w:val="single" w:sz="4" w:space="0" w:color="000000"/>
-              <w:bottom w:val="single" w:sz="4" w:space="0" w:color="000000"/>
-              <w:right w:val="single" w:sz="4" w:space="0" w:color="000000"/>
-            </w:tcBorders>
-            <w:shd w:val="clear" w:color="auto" w:fill="F4B083" w:themeFill="accent2" w:themeFillTint="99"/>
-            <w:tcMar>
-              <w:top w:w="0" w:type="dxa"/>
-              <w:left w:w="108" w:type="dxa"/>
-              <w:bottom w:w="0" w:type="dxa"/>
-              <w:right w:w="108" w:type="dxa"/>
-            </w:tcMar>
-          </w:tcPr>
-          <w:p>
-            <w:pPr>
-              <w:jc w:val="center"/>
-              <w:rPr>
-                <w:rFonts w:ascii="Times New Roman" w:hAnsi="Times New Roman" w:cs="Times New Roman"/>
-                <w:sz w:val="28"/>
-                <w:szCs w:val="28"/>
-              </w:rPr>
-            </w:pPr>
-          </w:p>
-        </w:tc>
-        <w:tc>
-          <w:tcPr>
-            <w:tcW w:w="1507" w:type="dxa"/>
-            <w:tcBorders>
-              <w:top w:val="single" w:sz="4" w:space="0" w:color="000000"/>
-              <w:left w:val="single" w:sz="4" w:space="0" w:color="000000"/>
-              <w:bottom w:val="single" w:sz="4" w:space="0" w:color="000000"/>
-              <w:right w:val="single" w:sz="4" w:space="0" w:color="000000"/>
-            </w:tcBorders>
-            <w:shd w:val="clear" w:color="auto" w:fill="F4B083" w:themeFill="accent2" w:themeFillTint="99"/>
-            <w:tcMar>
-              <w:top w:w="0" w:type="dxa"/>
-              <w:left w:w="108" w:type="dxa"/>
-              <w:bottom w:w="0" w:type="dxa"/>
-              <w:right w:w="108" w:type="dxa"/>
-            </w:tcMar>
-          </w:tcPr>
-          <w:p>
-            <w:pPr>
-              <w:keepNext/>
-              <w:jc w:val="center"/>
-              <w:rPr>
-                <w:rFonts w:ascii="Times New Roman" w:hAnsi="Times New Roman" w:cs="Times New Roman"/>
-                <w:sz w:val="28"/>
-                <w:szCs w:val="28"/>
-              </w:rPr>
-            </w:pPr>
-          </w:p>
-        </w:tc>
-        <w:tc>
-          <w:tcPr>
-            <w:tcW w:w="1507" w:type="dxa"/>
-            <w:tcBorders>
-              <w:top w:val="single" w:sz="4" w:space="0" w:color="000000"/>
-              <w:left w:val="single" w:sz="4" w:space="0" w:color="000000"/>
-              <w:bottom w:val="single" w:sz="4" w:space="0" w:color="000000"/>
-              <w:right w:val="single" w:sz="4" w:space="0" w:color="000000"/>
-            </w:tcBorders>
-            <w:shd w:val="clear" w:color="auto" w:fill="F4B083" w:themeFill="accent2" w:themeFillTint="99"/>
           </w:tcPr>
           <w:p>
             <w:pPr>
